--- a/docs/Ответы на вопросы МТП.docx
+++ b/docs/Ответы на вопросы МТП.docx
@@ -5318,21 +5318,16 @@
               <w:contextualSpacing/>
               <w:jc w:val="center"/>
               <w:rPr>
-                <w:rFonts w:ascii="Calibri" w:hAnsi="Calibri" w:eastAsia="Calibri" w:cs=""/>
-                <w:b w:val="false"/>
-                <w:b w:val="false"/>
-                <w:bCs w:val="false"/>
-                <w:kern w:val="2"/>
-                <w:sz w:val="22"/>
-                <w:szCs w:val="22"/>
-                <w:lang w:val="ru-RU" w:eastAsia="en-US" w:bidi="ar-SA"/>
-              </w:rPr>
-            </w:pPr>
-            <w:r>
-              <w:rPr>
-                <w:rFonts w:eastAsia="Calibri" w:cs=""/>
-                <w:b w:val="false"/>
-                <w:bCs w:val="false"/>
+                <w:b/>
+                <w:b/>
+                <w:bCs/>
+              </w:rPr>
+            </w:pPr>
+            <w:r>
+              <w:rPr>
+                <w:rFonts w:eastAsia="Calibri" w:cs=""/>
+                <w:b/>
+                <w:bCs/>
                 <w:kern w:val="2"/>
                 <w:sz w:val="22"/>
                 <w:szCs w:val="22"/>
@@ -8998,19 +8993,14 @@
               <w:contextualSpacing/>
               <w:jc w:val="center"/>
               <w:rPr>
-                <w:rFonts w:eastAsia="Calibri" w:cs=""/>
-                <w:b w:val="false"/>
-                <w:b w:val="false"/>
-                <w:bCs w:val="false"/>
-                <w:kern w:val="2"/>
-                <w:lang w:eastAsia="en-US" w:bidi="ar-SA"/>
+                <w:lang w:val="en-US"/>
               </w:rPr>
             </w:pPr>
             <w:r>
               <w:rPr>
                 <w:rFonts w:eastAsia="Calibri" w:cs="" w:ascii="Ubuntu Mono" w:hAnsi="Ubuntu Mono"/>
-                <w:b w:val="false"/>
-                <w:bCs w:val="false"/>
+                <w:b/>
+                <w:bCs/>
                 <w:color w:val="111827"/>
                 <w:kern w:val="2"/>
                 <w:sz w:val="18"/>
@@ -9022,8 +9012,8 @@
             <w:r>
               <w:rPr>
                 <w:rFonts w:eastAsia="Calibri" w:cs="" w:ascii="Ubuntu Mono" w:hAnsi="Ubuntu Mono"/>
-                <w:b w:val="false"/>
-                <w:bCs w:val="false"/>
+                <w:b/>
+                <w:bCs/>
                 <w:color w:val="111827"/>
                 <w:kern w:val="2"/>
                 <w:sz w:val="18"/>
@@ -9049,9 +9039,6 @@
               <w:jc w:val="center"/>
               <w:rPr>
                 <w:rFonts w:eastAsia="Calibri" w:cs=""/>
-                <w:b w:val="false"/>
-                <w:b w:val="false"/>
-                <w:bCs w:val="false"/>
                 <w:kern w:val="2"/>
                 <w:lang w:val="ru-RU" w:eastAsia="en-US" w:bidi="ar-SA"/>
               </w:rPr>
@@ -9059,8 +9046,8 @@
             <w:r>
               <w:rPr>
                 <w:rFonts w:eastAsia="Calibri" w:cs="" w:ascii="Ubuntu Mono" w:hAnsi="Ubuntu Mono"/>
-                <w:b w:val="false"/>
-                <w:bCs w:val="false"/>
+                <w:b/>
+                <w:bCs/>
                 <w:color w:val="111827"/>
                 <w:kern w:val="2"/>
                 <w:sz w:val="18"/>
@@ -9122,9 +9109,6 @@
               <w:jc w:val="center"/>
               <w:rPr>
                 <w:rFonts w:eastAsia="Calibri" w:cs=""/>
-                <w:b w:val="false"/>
-                <w:b w:val="false"/>
-                <w:bCs w:val="false"/>
                 <w:kern w:val="2"/>
                 <w:lang w:val="ru-RU" w:eastAsia="en-US" w:bidi="ar-SA"/>
               </w:rPr>
@@ -9132,8 +9116,8 @@
             <w:r>
               <w:rPr>
                 <w:rFonts w:eastAsia="Calibri" w:cs="" w:ascii="Ubuntu Mono" w:hAnsi="Ubuntu Mono"/>
-                <w:b w:val="false"/>
-                <w:bCs w:val="false"/>
+                <w:b/>
+                <w:bCs/>
                 <w:color w:val="111827"/>
                 <w:kern w:val="2"/>
                 <w:sz w:val="18"/>
@@ -9180,8 +9164,8 @@
             <w:r>
               <w:rPr>
                 <w:rFonts w:eastAsia="Calibri" w:cs="" w:ascii="Ubuntu Mono" w:hAnsi="Ubuntu Mono"/>
-                <w:b w:val="false"/>
-                <w:bCs w:val="false"/>
+                <w:b/>
+                <w:bCs/>
                 <w:color w:val="111827"/>
                 <w:kern w:val="2"/>
                 <w:sz w:val="18"/>
@@ -9189,19 +9173,6 @@
                 <w:lang w:val="ru-RU" w:eastAsia="en-US" w:bidi="ar-SA"/>
               </w:rPr>
               <w:t>sizeof(person</w:t>
-            </w:r>
-            <w:r>
-              <w:rPr>
-                <w:rFonts w:eastAsia="Calibri" w:cs="" w:ascii="Ubuntu Mono" w:hAnsi="Ubuntu Mono"/>
-                <w:b w:val="false"/>
-                <w:bCs w:val="false"/>
-                <w:color w:val="111827"/>
-                <w:kern w:val="2"/>
-                <w:sz w:val="18"/>
-                <w:szCs w:val="18"/>
-                <w:lang w:val="ru-RU" w:eastAsia="en-US" w:bidi="ar-SA"/>
-              </w:rPr>
-              <w:t>)</w:t>
             </w:r>
           </w:p>
         </w:tc>
@@ -10541,7 +10512,7 @@
           <w:sz w:val="28"/>
           <w:szCs w:val="28"/>
         </w:rPr>
-        <w:t xml:space="preserve"> и типа данных «смесь языка С.</w:t>
+        <w:t xml:space="preserve"> и типа данных «смесь» языка С.</w:t>
       </w:r>
     </w:p>
     <w:tbl>
@@ -13777,7 +13748,89 @@
           <w:sz w:val="28"/>
           <w:szCs w:val="28"/>
         </w:rPr>
-        <w:t xml:space="preserve">» определяет как 16-битное число, которой может принимать значения от -32768 до 32767 в стандарте </w:t>
+        <w:t>» определяет как 16-битное число, которой может принимать значения от -</w:t>
+      </w:r>
+      <w:r>
+        <w:rPr>
+          <w:rFonts w:cs="Times New Roman" w:ascii="Times New Roman" w:hAnsi="Times New Roman"/>
+          <w:b/>
+          <w:bCs/>
+          <w:sz w:val="28"/>
+          <w:szCs w:val="28"/>
+        </w:rPr>
+        <w:t>(2</w:t>
+      </w:r>
+      <w:r>
+        <w:rPr>
+          <w:rFonts w:cs="Times New Roman" w:ascii="Times New Roman" w:hAnsi="Times New Roman"/>
+          <w:b/>
+          <w:bCs/>
+          <w:sz w:val="28"/>
+          <w:szCs w:val="28"/>
+          <w:vertAlign w:val="superscript"/>
+        </w:rPr>
+        <w:t>15</w:t>
+      </w:r>
+      <w:r>
+        <w:rPr>
+          <w:rFonts w:cs="Times New Roman" w:ascii="Times New Roman" w:hAnsi="Times New Roman"/>
+          <w:b/>
+          <w:bCs/>
+          <w:sz w:val="28"/>
+          <w:szCs w:val="28"/>
+        </w:rPr>
+        <w:t>)</w:t>
+      </w:r>
+      <w:r>
+        <w:rPr>
+          <w:rFonts w:cs="Times New Roman" w:ascii="Times New Roman" w:hAnsi="Times New Roman"/>
+          <w:b/>
+          <w:bCs/>
+          <w:sz w:val="28"/>
+          <w:szCs w:val="28"/>
+        </w:rPr>
+        <w:t xml:space="preserve"> до </w:t>
+      </w:r>
+      <w:r>
+        <w:rPr>
+          <w:rFonts w:cs="Times New Roman" w:ascii="Times New Roman" w:hAnsi="Times New Roman"/>
+          <w:b/>
+          <w:bCs/>
+          <w:sz w:val="28"/>
+          <w:szCs w:val="28"/>
+        </w:rPr>
+        <w:t>2</w:t>
+      </w:r>
+      <w:r>
+        <w:rPr>
+          <w:rFonts w:cs="Times New Roman" w:ascii="Times New Roman" w:hAnsi="Times New Roman"/>
+          <w:b/>
+          <w:bCs/>
+          <w:sz w:val="28"/>
+          <w:szCs w:val="28"/>
+          <w:vertAlign w:val="superscript"/>
+        </w:rPr>
+        <w:t>15</w:t>
+      </w:r>
+      <w:r>
+        <w:rPr>
+          <w:rFonts w:cs="Times New Roman" w:ascii="Times New Roman" w:hAnsi="Times New Roman"/>
+          <w:b/>
+          <w:bCs/>
+          <w:sz w:val="28"/>
+          <w:szCs w:val="28"/>
+        </w:rPr>
+        <w:t>-1</w:t>
+      </w:r>
+      <w:r>
+        <w:rPr>
+          <w:rFonts w:cs="Times New Roman" w:ascii="Times New Roman" w:hAnsi="Times New Roman"/>
+          <w:b/>
+          <w:bCs/>
+          <w:sz w:val="28"/>
+          <w:szCs w:val="28"/>
+        </w:rPr>
+        <w:t xml:space="preserve"> в стандарте </w:t>
       </w:r>
       <w:r>
         <w:rPr>
@@ -13819,7 +13872,95 @@
           <w:sz w:val="28"/>
           <w:szCs w:val="28"/>
         </w:rPr>
-        <w:t xml:space="preserve">, или от -2,147,483,648 до 2,147,463,647 в стандарте </w:t>
+        <w:t>, или от -</w:t>
+      </w:r>
+      <w:r>
+        <w:rPr>
+          <w:rFonts w:cs="Times New Roman" w:ascii="Times New Roman" w:hAnsi="Times New Roman"/>
+          <w:b/>
+          <w:bCs/>
+          <w:sz w:val="28"/>
+          <w:szCs w:val="28"/>
+        </w:rPr>
+        <w:t>(</w:t>
+      </w:r>
+      <w:r>
+        <w:rPr>
+          <w:rFonts w:cs="Times New Roman" w:ascii="Times New Roman" w:hAnsi="Times New Roman"/>
+          <w:b/>
+          <w:bCs/>
+          <w:sz w:val="28"/>
+          <w:szCs w:val="28"/>
+        </w:rPr>
+        <w:t>2</w:t>
+      </w:r>
+      <w:r>
+        <w:rPr>
+          <w:rFonts w:cs="Times New Roman" w:ascii="Times New Roman" w:hAnsi="Times New Roman"/>
+          <w:b/>
+          <w:bCs/>
+          <w:sz w:val="28"/>
+          <w:szCs w:val="28"/>
+          <w:vertAlign w:val="superscript"/>
+        </w:rPr>
+        <w:t>31</w:t>
+      </w:r>
+      <w:r>
+        <w:rPr>
+          <w:rFonts w:cs="Times New Roman" w:ascii="Times New Roman" w:hAnsi="Times New Roman"/>
+          <w:b/>
+          <w:bCs/>
+          <w:position w:val="0"/>
+          <w:sz w:val="28"/>
+          <w:sz w:val="28"/>
+          <w:szCs w:val="28"/>
+          <w:vertAlign w:val="baseline"/>
+        </w:rPr>
+        <w:t>)</w:t>
+      </w:r>
+      <w:r>
+        <w:rPr>
+          <w:rFonts w:cs="Times New Roman" w:ascii="Times New Roman" w:hAnsi="Times New Roman"/>
+          <w:b/>
+          <w:bCs/>
+          <w:sz w:val="28"/>
+          <w:szCs w:val="28"/>
+        </w:rPr>
+        <w:t xml:space="preserve"> до 2</w:t>
+      </w:r>
+      <w:r>
+        <w:rPr>
+          <w:rFonts w:cs="Times New Roman" w:ascii="Times New Roman" w:hAnsi="Times New Roman"/>
+          <w:b/>
+          <w:bCs/>
+          <w:sz w:val="28"/>
+          <w:szCs w:val="28"/>
+          <w:vertAlign w:val="superscript"/>
+        </w:rPr>
+        <w:t>31</w:t>
+      </w:r>
+      <w:r>
+        <w:rPr>
+          <w:rFonts w:cs="Times New Roman" w:ascii="Times New Roman" w:hAnsi="Times New Roman"/>
+          <w:b/>
+          <w:bCs/>
+          <w:position w:val="0"/>
+          <w:sz w:val="28"/>
+          <w:sz w:val="28"/>
+          <w:szCs w:val="28"/>
+          <w:vertAlign w:val="baseline"/>
+        </w:rPr>
+        <w:t>-1</w:t>
+      </w:r>
+      <w:r>
+        <w:rPr>
+          <w:rFonts w:cs="Times New Roman" w:ascii="Times New Roman" w:hAnsi="Times New Roman"/>
+          <w:b/>
+          <w:bCs/>
+          <w:sz w:val="28"/>
+          <w:szCs w:val="28"/>
+        </w:rPr>
+        <w:t xml:space="preserve"> в стандарте </w:t>
       </w:r>
       <w:r>
         <w:rPr>
@@ -14011,7 +14152,302 @@
           <w:sz w:val="28"/>
           <w:szCs w:val="28"/>
         </w:rPr>
-        <w:t xml:space="preserve"> обычно составляет от -32768 до 32767 для 16-битных систем, от -2,147,483,658 до 2,147,483,647 для 32-битных систем, и от -2^63 до 2^63 – 1. В языке С для операция ввода/вывода используются функции </w:t>
+        <w:t xml:space="preserve"> обычно составляет от -</w:t>
+      </w:r>
+      <w:r>
+        <w:rPr>
+          <w:rFonts w:cs="Times New Roman" w:ascii="Times New Roman" w:hAnsi="Times New Roman"/>
+          <w:b/>
+          <w:bCs/>
+          <w:sz w:val="28"/>
+          <w:szCs w:val="28"/>
+        </w:rPr>
+        <w:t>(2</w:t>
+      </w:r>
+      <w:r>
+        <w:rPr>
+          <w:rFonts w:cs="Times New Roman" w:ascii="Times New Roman" w:hAnsi="Times New Roman"/>
+          <w:b/>
+          <w:bCs/>
+          <w:sz w:val="28"/>
+          <w:szCs w:val="28"/>
+          <w:vertAlign w:val="superscript"/>
+        </w:rPr>
+        <w:t>15</w:t>
+      </w:r>
+      <w:r>
+        <w:rPr>
+          <w:rFonts w:cs="Times New Roman" w:ascii="Times New Roman" w:hAnsi="Times New Roman"/>
+          <w:b/>
+          <w:bCs/>
+          <w:sz w:val="28"/>
+          <w:szCs w:val="28"/>
+        </w:rPr>
+        <w:t>)</w:t>
+      </w:r>
+      <w:r>
+        <w:rPr>
+          <w:rFonts w:cs="Times New Roman" w:ascii="Times New Roman" w:hAnsi="Times New Roman"/>
+          <w:b/>
+          <w:bCs/>
+          <w:sz w:val="28"/>
+          <w:szCs w:val="28"/>
+        </w:rPr>
+        <w:t xml:space="preserve"> до </w:t>
+      </w:r>
+      <w:r>
+        <w:rPr>
+          <w:rFonts w:cs="Times New Roman" w:ascii="Times New Roman" w:hAnsi="Times New Roman"/>
+          <w:b/>
+          <w:bCs/>
+          <w:sz w:val="28"/>
+          <w:szCs w:val="28"/>
+        </w:rPr>
+        <w:t>2</w:t>
+      </w:r>
+      <w:r>
+        <w:rPr>
+          <w:rFonts w:cs="Times New Roman" w:ascii="Times New Roman" w:hAnsi="Times New Roman"/>
+          <w:b/>
+          <w:bCs/>
+          <w:sz w:val="28"/>
+          <w:szCs w:val="28"/>
+          <w:vertAlign w:val="superscript"/>
+        </w:rPr>
+        <w:t>15</w:t>
+      </w:r>
+      <w:r>
+        <w:rPr>
+          <w:rFonts w:cs="Times New Roman" w:ascii="Times New Roman" w:hAnsi="Times New Roman"/>
+          <w:b/>
+          <w:bCs/>
+          <w:sz w:val="28"/>
+          <w:szCs w:val="28"/>
+        </w:rPr>
+        <w:t xml:space="preserve">-1 </w:t>
+      </w:r>
+      <w:r>
+        <w:rPr>
+          <w:rFonts w:cs="Times New Roman" w:ascii="Times New Roman" w:hAnsi="Times New Roman"/>
+          <w:b/>
+          <w:bCs/>
+          <w:sz w:val="28"/>
+          <w:szCs w:val="28"/>
+        </w:rPr>
+        <w:t>для 16-битных систем, от -</w:t>
+      </w:r>
+      <w:r>
+        <w:rPr>
+          <w:rFonts w:cs="Times New Roman" w:ascii="Times New Roman" w:hAnsi="Times New Roman"/>
+          <w:b/>
+          <w:bCs/>
+          <w:sz w:val="28"/>
+          <w:szCs w:val="28"/>
+        </w:rPr>
+        <w:t>(</w:t>
+      </w:r>
+      <w:r>
+        <w:rPr>
+          <w:rFonts w:cs="Times New Roman" w:ascii="Times New Roman" w:hAnsi="Times New Roman"/>
+          <w:b/>
+          <w:bCs/>
+          <w:sz w:val="28"/>
+          <w:szCs w:val="28"/>
+        </w:rPr>
+        <w:t>2</w:t>
+      </w:r>
+      <w:r>
+        <w:rPr>
+          <w:rFonts w:cs="Times New Roman" w:ascii="Times New Roman" w:hAnsi="Times New Roman"/>
+          <w:b/>
+          <w:bCs/>
+          <w:sz w:val="28"/>
+          <w:szCs w:val="28"/>
+          <w:vertAlign w:val="superscript"/>
+        </w:rPr>
+        <w:t>31</w:t>
+      </w:r>
+      <w:r>
+        <w:rPr>
+          <w:rFonts w:cs="Times New Roman" w:ascii="Times New Roman" w:hAnsi="Times New Roman"/>
+          <w:b/>
+          <w:bCs/>
+          <w:position w:val="0"/>
+          <w:sz w:val="28"/>
+          <w:sz w:val="28"/>
+          <w:szCs w:val="28"/>
+          <w:vertAlign w:val="baseline"/>
+        </w:rPr>
+        <w:t>)</w:t>
+      </w:r>
+      <w:r>
+        <w:rPr>
+          <w:rFonts w:cs="Times New Roman" w:ascii="Times New Roman" w:hAnsi="Times New Roman"/>
+          <w:b/>
+          <w:bCs/>
+          <w:sz w:val="28"/>
+          <w:szCs w:val="28"/>
+        </w:rPr>
+        <w:t xml:space="preserve"> до 2</w:t>
+      </w:r>
+      <w:r>
+        <w:rPr>
+          <w:rFonts w:cs="Times New Roman" w:ascii="Times New Roman" w:hAnsi="Times New Roman"/>
+          <w:b/>
+          <w:bCs/>
+          <w:sz w:val="28"/>
+          <w:szCs w:val="28"/>
+          <w:vertAlign w:val="superscript"/>
+        </w:rPr>
+        <w:t>31</w:t>
+      </w:r>
+      <w:r>
+        <w:rPr>
+          <w:rFonts w:cs="Times New Roman" w:ascii="Times New Roman" w:hAnsi="Times New Roman"/>
+          <w:b/>
+          <w:bCs/>
+          <w:position w:val="0"/>
+          <w:sz w:val="28"/>
+          <w:sz w:val="28"/>
+          <w:szCs w:val="28"/>
+          <w:vertAlign w:val="baseline"/>
+        </w:rPr>
+        <w:t>-1</w:t>
+      </w:r>
+      <w:r>
+        <w:rPr>
+          <w:rFonts w:cs="Times New Roman" w:ascii="Times New Roman" w:hAnsi="Times New Roman"/>
+          <w:b/>
+          <w:bCs/>
+          <w:sz w:val="28"/>
+          <w:szCs w:val="28"/>
+        </w:rPr>
+        <w:t xml:space="preserve"> для 32-битных систем, и от -</w:t>
+      </w:r>
+      <w:r>
+        <w:rPr>
+          <w:rFonts w:cs="Times New Roman" w:ascii="Times New Roman" w:hAnsi="Times New Roman"/>
+          <w:b/>
+          <w:bCs/>
+          <w:sz w:val="28"/>
+          <w:szCs w:val="28"/>
+        </w:rPr>
+        <w:t>(</w:t>
+      </w:r>
+      <w:r>
+        <w:rPr>
+          <w:rFonts w:cs="Times New Roman" w:ascii="Times New Roman" w:hAnsi="Times New Roman"/>
+          <w:b/>
+          <w:bCs/>
+          <w:sz w:val="28"/>
+          <w:szCs w:val="28"/>
+        </w:rPr>
+        <w:t>2</w:t>
+      </w:r>
+      <w:r>
+        <w:rPr>
+          <w:rFonts w:cs="Times New Roman" w:ascii="Times New Roman" w:hAnsi="Times New Roman"/>
+          <w:b/>
+          <w:bCs/>
+          <w:sz w:val="28"/>
+          <w:szCs w:val="28"/>
+          <w:vertAlign w:val="superscript"/>
+        </w:rPr>
+        <w:t>63</w:t>
+      </w:r>
+      <w:r>
+        <w:rPr>
+          <w:rFonts w:cs="Times New Roman" w:ascii="Times New Roman" w:hAnsi="Times New Roman"/>
+          <w:b/>
+          <w:bCs/>
+          <w:position w:val="0"/>
+          <w:sz w:val="28"/>
+          <w:sz w:val="28"/>
+          <w:szCs w:val="28"/>
+          <w:vertAlign w:val="baseline"/>
+        </w:rPr>
+        <w:t>)</w:t>
+      </w:r>
+      <w:r>
+        <w:rPr>
+          <w:rFonts w:cs="Times New Roman" w:ascii="Times New Roman" w:hAnsi="Times New Roman"/>
+          <w:b/>
+          <w:bCs/>
+          <w:sz w:val="28"/>
+          <w:szCs w:val="28"/>
+        </w:rPr>
+        <w:t xml:space="preserve"> до </w:t>
+      </w:r>
+      <w:r>
+        <w:rPr>
+          <w:rFonts w:cs="Times New Roman" w:ascii="Times New Roman" w:hAnsi="Times New Roman"/>
+          <w:b/>
+          <w:bCs/>
+          <w:strike w:val="false"/>
+          <w:dstrike w:val="false"/>
+          <w:position w:val="0"/>
+          <w:sz w:val="28"/>
+          <w:sz w:val="28"/>
+          <w:szCs w:val="28"/>
+          <w:vertAlign w:val="baseline"/>
+        </w:rPr>
+        <w:t>2</w:t>
+      </w:r>
+      <w:r>
+        <w:rPr>
+          <w:rFonts w:cs="Times New Roman" w:ascii="Times New Roman" w:hAnsi="Times New Roman"/>
+          <w:b/>
+          <w:bCs/>
+          <w:strike w:val="false"/>
+          <w:dstrike w:val="false"/>
+          <w:sz w:val="28"/>
+          <w:szCs w:val="28"/>
+          <w:vertAlign w:val="superscript"/>
+        </w:rPr>
+        <w:t>63</w:t>
+      </w:r>
+      <w:r>
+        <w:rPr>
+          <w:rFonts w:cs="Times New Roman" w:ascii="Times New Roman" w:hAnsi="Times New Roman"/>
+          <w:b/>
+          <w:bCs/>
+          <w:position w:val="0"/>
+          <w:sz w:val="28"/>
+          <w:sz w:val="28"/>
+          <w:szCs w:val="28"/>
+          <w:vertAlign w:val="baseline"/>
+        </w:rPr>
+        <w:t>-1</w:t>
+      </w:r>
+      <w:r>
+        <w:rPr>
+          <w:rFonts w:cs="Times New Roman" w:ascii="Times New Roman" w:hAnsi="Times New Roman"/>
+          <w:b/>
+          <w:bCs/>
+          <w:sz w:val="28"/>
+          <w:szCs w:val="28"/>
+        </w:rPr>
+        <w:t>. В языке С для операци</w:t>
+      </w:r>
+      <w:r>
+        <w:rPr>
+          <w:rFonts w:cs="Times New Roman" w:ascii="Times New Roman" w:hAnsi="Times New Roman"/>
+          <w:b/>
+          <w:bCs/>
+          <w:sz w:val="28"/>
+          <w:szCs w:val="28"/>
+        </w:rPr>
+        <w:t>и</w:t>
+      </w:r>
+      <w:r>
+        <w:rPr>
+          <w:rFonts w:cs="Times New Roman" w:ascii="Times New Roman" w:hAnsi="Times New Roman"/>
+          <w:b/>
+          <w:bCs/>
+          <w:sz w:val="28"/>
+          <w:szCs w:val="28"/>
+        </w:rPr>
+        <w:t xml:space="preserve"> ввода/вывода используются функции </w:t>
       </w:r>
       <w:r>
         <w:rPr>
@@ -14022,7 +14458,29 @@
           <w:szCs w:val="28"/>
           <w:lang w:val="en-US"/>
         </w:rPr>
-        <w:t>scnaf</w:t>
+        <w:t>sca</w:t>
+      </w:r>
+      <w:r>
+        <w:rPr>
+          <w:rFonts w:cs="Times New Roman" w:ascii="Times New Roman" w:hAnsi="Times New Roman"/>
+          <w:b/>
+          <w:bCs/>
+          <w:sz w:val="28"/>
+          <w:szCs w:val="28"/>
+          <w:lang w:val="en-US"/>
+        </w:rPr>
+        <w:t>n</w:t>
+      </w:r>
+      <w:r>
+        <w:rPr>
+          <w:rFonts w:cs="Times New Roman" w:ascii="Times New Roman" w:hAnsi="Times New Roman"/>
+          <w:b/>
+          <w:bCs/>
+          <w:sz w:val="28"/>
+          <w:szCs w:val="28"/>
+          <w:lang w:val="en-US"/>
+        </w:rPr>
+        <w:t>f</w:t>
       </w:r>
       <w:r>
         <w:rPr>
@@ -15902,17 +16360,59 @@
           <w:szCs w:val="28"/>
           <w:lang w:val="en-US"/>
         </w:rPr>
-        <w:t>scnaf</w:t>
-      </w:r>
-      <w:r>
-        <w:rPr>
-          <w:rFonts w:cs="Times New Roman" w:ascii="Times New Roman" w:hAnsi="Times New Roman"/>
-          <w:b/>
-          <w:bCs/>
-          <w:sz w:val="28"/>
-          <w:szCs w:val="28"/>
-        </w:rPr>
-        <w:t>”.  В языке C данные типа перечисление также хранятся в памяти как целочисленные значения, который соответствуют порядковым номерам перечисленных элементов. Однако, в отличие от Pascal, в C нет гарантии, что каждый элемент будет иметь уникальное целое значение, поэтому в программах на C часто используются константные выражения для инициализации элементов перечисления соответствующими значениями.</w:t>
+        <w:t>sca</w:t>
+      </w:r>
+      <w:r>
+        <w:rPr>
+          <w:rFonts w:cs="Times New Roman" w:ascii="Times New Roman" w:hAnsi="Times New Roman"/>
+          <w:b/>
+          <w:bCs/>
+          <w:sz w:val="28"/>
+          <w:szCs w:val="28"/>
+          <w:lang w:val="en-US"/>
+        </w:rPr>
+        <w:t>n</w:t>
+      </w:r>
+      <w:r>
+        <w:rPr>
+          <w:rFonts w:cs="Times New Roman" w:ascii="Times New Roman" w:hAnsi="Times New Roman"/>
+          <w:b/>
+          <w:bCs/>
+          <w:sz w:val="28"/>
+          <w:szCs w:val="28"/>
+          <w:lang w:val="en-US"/>
+        </w:rPr>
+        <w:t>f</w:t>
+      </w:r>
+      <w:r>
+        <w:rPr>
+          <w:rFonts w:cs="Times New Roman" w:ascii="Times New Roman" w:hAnsi="Times New Roman"/>
+          <w:b/>
+          <w:bCs/>
+          <w:sz w:val="28"/>
+          <w:szCs w:val="28"/>
+        </w:rPr>
+        <w:t>”.  В языке C данные типа перечисление также хранятся в памяти как целочисленные значения, которы</w:t>
+      </w:r>
+      <w:r>
+        <w:rPr>
+          <w:rFonts w:cs="Times New Roman" w:ascii="Times New Roman" w:hAnsi="Times New Roman"/>
+          <w:b/>
+          <w:bCs/>
+          <w:sz w:val="28"/>
+          <w:szCs w:val="28"/>
+        </w:rPr>
+        <w:t>е</w:t>
+      </w:r>
+      <w:r>
+        <w:rPr>
+          <w:rFonts w:cs="Times New Roman" w:ascii="Times New Roman" w:hAnsi="Times New Roman"/>
+          <w:b/>
+          <w:bCs/>
+          <w:sz w:val="28"/>
+          <w:szCs w:val="28"/>
+        </w:rPr>
+        <w:t xml:space="preserve"> соответствуют порядковым номерам перечисленных элементов. Однако, в отличие от Pascal, в C нет гарантии, что каждый элемент будет иметь уникальное целое значение, поэтому в программах на C часто используются константные выражения для инициализации элементов перечисления соответствующими значениями.</w:t>
       </w:r>
     </w:p>
     <w:p>
@@ -16274,7 +16774,41 @@
           <w:szCs w:val="28"/>
           <w:lang w:val="en-US"/>
         </w:rPr>
-        <w:t xml:space="preserve">[0, 2,147,483,647] – </w:t>
+        <w:t>[0, 2</w:t>
+      </w:r>
+      <w:r>
+        <w:rPr>
+          <w:rFonts w:cs="Times New Roman" w:ascii="Times New Roman" w:hAnsi="Times New Roman"/>
+          <w:b/>
+          <w:bCs/>
+          <w:sz w:val="28"/>
+          <w:szCs w:val="28"/>
+          <w:vertAlign w:val="superscript"/>
+          <w:lang w:val="en-US"/>
+        </w:rPr>
+        <w:t>63</w:t>
+      </w:r>
+      <w:r>
+        <w:rPr>
+          <w:rFonts w:cs="Times New Roman" w:ascii="Times New Roman" w:hAnsi="Times New Roman"/>
+          <w:b/>
+          <w:bCs/>
+          <w:sz w:val="28"/>
+          <w:szCs w:val="28"/>
+          <w:lang w:val="en-US"/>
+        </w:rPr>
+        <w:t>-1</w:t>
+      </w:r>
+      <w:r>
+        <w:rPr>
+          <w:rFonts w:cs="Times New Roman" w:ascii="Times New Roman" w:hAnsi="Times New Roman"/>
+          <w:b/>
+          <w:bCs/>
+          <w:sz w:val="28"/>
+          <w:szCs w:val="28"/>
+          <w:lang w:val="en-US"/>
+        </w:rPr>
+        <w:t xml:space="preserve">] – </w:t>
       </w:r>
       <w:r>
         <w:rPr>
@@ -17365,17 +17899,7 @@
           <w:szCs w:val="28"/>
           <w:lang w:val="en-US"/>
         </w:rPr>
-        <w:t>scnaf</w:t>
-      </w:r>
-      <w:r>
-        <w:rPr>
-          <w:rFonts w:cs="Times New Roman" w:ascii="Times New Roman" w:hAnsi="Times New Roman"/>
-          <w:b/>
-          <w:bCs/>
-          <w:sz w:val="28"/>
-          <w:szCs w:val="28"/>
-        </w:rPr>
-        <w:t>” для ввода значеинй и функция “</w:t>
+        <w:t>sca</w:t>
       </w:r>
       <w:r>
         <w:rPr>
@@ -17386,7 +17910,81 @@
           <w:szCs w:val="28"/>
           <w:lang w:val="en-US"/>
         </w:rPr>
-        <w:t>prinf</w:t>
+        <w:t>n</w:t>
+      </w:r>
+      <w:r>
+        <w:rPr>
+          <w:rFonts w:cs="Times New Roman" w:ascii="Times New Roman" w:hAnsi="Times New Roman"/>
+          <w:b/>
+          <w:bCs/>
+          <w:sz w:val="28"/>
+          <w:szCs w:val="28"/>
+          <w:lang w:val="en-US"/>
+        </w:rPr>
+        <w:t>f</w:t>
+      </w:r>
+      <w:r>
+        <w:rPr>
+          <w:rFonts w:cs="Times New Roman" w:ascii="Times New Roman" w:hAnsi="Times New Roman"/>
+          <w:b/>
+          <w:bCs/>
+          <w:sz w:val="28"/>
+          <w:szCs w:val="28"/>
+        </w:rPr>
+        <w:t>” для ввода значен</w:t>
+      </w:r>
+      <w:r>
+        <w:rPr>
+          <w:rFonts w:cs="Times New Roman" w:ascii="Times New Roman" w:hAnsi="Times New Roman"/>
+          <w:b/>
+          <w:bCs/>
+          <w:sz w:val="28"/>
+          <w:szCs w:val="28"/>
+        </w:rPr>
+        <w:t>и</w:t>
+      </w:r>
+      <w:r>
+        <w:rPr>
+          <w:rFonts w:cs="Times New Roman" w:ascii="Times New Roman" w:hAnsi="Times New Roman"/>
+          <w:b/>
+          <w:bCs/>
+          <w:sz w:val="28"/>
+          <w:szCs w:val="28"/>
+        </w:rPr>
+        <w:t>й и функция “</w:t>
+      </w:r>
+      <w:r>
+        <w:rPr>
+          <w:rFonts w:cs="Times New Roman" w:ascii="Times New Roman" w:hAnsi="Times New Roman"/>
+          <w:b/>
+          <w:bCs/>
+          <w:sz w:val="28"/>
+          <w:szCs w:val="28"/>
+          <w:lang w:val="en-US"/>
+        </w:rPr>
+        <w:t>prin</w:t>
+      </w:r>
+      <w:r>
+        <w:rPr>
+          <w:rFonts w:cs="Times New Roman" w:ascii="Times New Roman" w:hAnsi="Times New Roman"/>
+          <w:b/>
+          <w:bCs/>
+          <w:sz w:val="28"/>
+          <w:szCs w:val="28"/>
+          <w:lang w:val="en-US"/>
+        </w:rPr>
+        <w:t>t</w:t>
+      </w:r>
+      <w:r>
+        <w:rPr>
+          <w:rFonts w:cs="Times New Roman" w:ascii="Times New Roman" w:hAnsi="Times New Roman"/>
+          <w:b/>
+          <w:bCs/>
+          <w:sz w:val="28"/>
+          <w:szCs w:val="28"/>
+          <w:lang w:val="en-US"/>
+        </w:rPr>
+        <w:t>f</w:t>
       </w:r>
       <w:r>
         <w:rPr>
@@ -17543,7 +18141,27 @@
           <w:sz w:val="28"/>
           <w:szCs w:val="28"/>
         </w:rPr>
-        <w:t>: для типа данных «смесь» используется объединение, которое позволяет хранить различные типа данных в одной общей области памяти. Доступ к значениям осуществляется по именам полей или путем явного приведения типа.</w:t>
+        <w:t>: для типа данных «смесь» используется объединение, которое позволяет хранить различные тип</w:t>
+      </w:r>
+      <w:r>
+        <w:rPr>
+          <w:rFonts w:cs="Times New Roman" w:ascii="Times New Roman" w:hAnsi="Times New Roman"/>
+          <w:b/>
+          <w:bCs/>
+          <w:sz w:val="28"/>
+          <w:szCs w:val="28"/>
+        </w:rPr>
+        <w:t>ы</w:t>
+      </w:r>
+      <w:r>
+        <w:rPr>
+          <w:rFonts w:cs="Times New Roman" w:ascii="Times New Roman" w:hAnsi="Times New Roman"/>
+          <w:b/>
+          <w:bCs/>
+          <w:sz w:val="28"/>
+          <w:szCs w:val="28"/>
+        </w:rPr>
+        <w:t xml:space="preserve"> данных в одной общей области памяти. Доступ к значениям осуществляется по именам полей или путем явного приведения типа.</w:t>
         <w:br/>
         <w:br/>
       </w:r>
@@ -18012,7 +18630,29 @@
           <w:szCs w:val="28"/>
           <w:lang w:val="en-US"/>
         </w:rPr>
-        <w:t>flose</w:t>
+        <w:t>f</w:t>
+      </w:r>
+      <w:r>
+        <w:rPr>
+          <w:rFonts w:cs="Times New Roman" w:ascii="Times New Roman" w:hAnsi="Times New Roman"/>
+          <w:b/>
+          <w:bCs/>
+          <w:sz w:val="28"/>
+          <w:szCs w:val="28"/>
+          <w:lang w:val="en-US"/>
+        </w:rPr>
+        <w:t>c</w:t>
+      </w:r>
+      <w:r>
+        <w:rPr>
+          <w:rFonts w:cs="Times New Roman" w:ascii="Times New Roman" w:hAnsi="Times New Roman"/>
+          <w:b/>
+          <w:bCs/>
+          <w:sz w:val="28"/>
+          <w:szCs w:val="28"/>
+          <w:lang w:val="en-US"/>
+        </w:rPr>
+        <w:t>lose</w:t>
       </w:r>
       <w:r>
         <w:rPr>
@@ -18073,7 +18713,17 @@
           <w:sz w:val="28"/>
           <w:szCs w:val="28"/>
         </w:rPr>
-        <w:t>: для представления значений в памяти в С также используются переменны, указатели, массивы и структуры данных, которые могут быть записаны в файл с помощью функций для ввода, вывода.</w:t>
+        <w:t>: для представления значений в памяти в С также используются переменные</w:t>
+      </w:r>
+      <w:r>
+        <w:rPr>
+          <w:rFonts w:cs="Times New Roman" w:ascii="Times New Roman" w:hAnsi="Times New Roman"/>
+          <w:b/>
+          <w:bCs/>
+          <w:sz w:val="28"/>
+          <w:szCs w:val="28"/>
+        </w:rPr>
+        <w:t>, указатели, массивы и структуры данных, которые могут быть записаны в файл с помощью функций для ввода, вывода.</w:t>
       </w:r>
     </w:p>
     <w:p>

--- a/docs/Ответы на вопросы МТП.docx
+++ b/docs/Ответы на вопросы МТП.docx
@@ -88,21 +88,22 @@
         <w:tblLook w:val="04a0" w:noHBand="0" w:noVBand="1" w:firstColumn="1" w:lastRow="0" w:lastColumn="0" w:firstRow="1"/>
       </w:tblPr>
       <w:tblGrid>
-        <w:gridCol w:w="2692"/>
+        <w:gridCol w:w="2691"/>
         <w:gridCol w:w="2977"/>
-        <w:gridCol w:w="3397"/>
+        <w:gridCol w:w="3398"/>
       </w:tblGrid>
       <w:tr>
         <w:trPr/>
         <w:tc>
           <w:tcPr>
-            <w:tcW w:w="2692" w:type="dxa"/>
-            <w:tcBorders/>
-          </w:tcPr>
-          <w:p>
-            <w:pPr>
-              <w:pStyle w:val="ListParagraph"/>
-              <w:widowControl/>
+            <w:tcW w:w="2691" w:type="dxa"/>
+            <w:tcBorders/>
+          </w:tcPr>
+          <w:p>
+            <w:pPr>
+              <w:pStyle w:val="ListParagraph"/>
+              <w:widowControl w:val="false"/>
+              <w:suppressAutoHyphens w:val="true"/>
               <w:spacing w:lineRule="auto" w:line="240" w:before="0" w:after="0"/>
               <w:ind w:left="0" w:hanging="0"/>
               <w:contextualSpacing/>
@@ -135,7 +136,8 @@
           <w:p>
             <w:pPr>
               <w:pStyle w:val="ListParagraph"/>
-              <w:widowControl/>
+              <w:widowControl w:val="false"/>
+              <w:suppressAutoHyphens w:val="true"/>
               <w:spacing w:lineRule="auto" w:line="240" w:before="0" w:after="0"/>
               <w:ind w:left="0" w:hanging="0"/>
               <w:contextualSpacing/>
@@ -158,13 +160,14 @@
         </w:tc>
         <w:tc>
           <w:tcPr>
-            <w:tcW w:w="3397" w:type="dxa"/>
-            <w:tcBorders/>
-          </w:tcPr>
-          <w:p>
-            <w:pPr>
-              <w:pStyle w:val="ListParagraph"/>
-              <w:widowControl/>
+            <w:tcW w:w="3398" w:type="dxa"/>
+            <w:tcBorders/>
+          </w:tcPr>
+          <w:p>
+            <w:pPr>
+              <w:pStyle w:val="ListParagraph"/>
+              <w:widowControl w:val="false"/>
+              <w:suppressAutoHyphens w:val="true"/>
               <w:spacing w:lineRule="auto" w:line="240" w:before="0" w:after="0"/>
               <w:ind w:left="0" w:hanging="0"/>
               <w:contextualSpacing/>
@@ -190,14 +193,15 @@
         <w:trPr/>
         <w:tc>
           <w:tcPr>
-            <w:tcW w:w="2692" w:type="dxa"/>
+            <w:tcW w:w="2691" w:type="dxa"/>
             <w:tcBorders/>
             <w:shd w:color="auto" w:fill="FFC000" w:val="clear"/>
           </w:tcPr>
           <w:p>
             <w:pPr>
               <w:pStyle w:val="ListParagraph"/>
-              <w:widowControl/>
+              <w:widowControl w:val="false"/>
+              <w:suppressAutoHyphens w:val="true"/>
               <w:spacing w:lineRule="auto" w:line="240" w:before="0" w:after="0"/>
               <w:ind w:left="0" w:hanging="0"/>
               <w:contextualSpacing/>
@@ -230,7 +234,8 @@
           <w:p>
             <w:pPr>
               <w:pStyle w:val="ListParagraph"/>
-              <w:widowControl/>
+              <w:widowControl w:val="false"/>
+              <w:suppressAutoHyphens w:val="true"/>
               <w:spacing w:lineRule="auto" w:line="240" w:before="0" w:after="0"/>
               <w:ind w:left="0" w:hanging="0"/>
               <w:contextualSpacing/>
@@ -257,13 +262,14 @@
         </w:tc>
         <w:tc>
           <w:tcPr>
-            <w:tcW w:w="3397" w:type="dxa"/>
-            <w:tcBorders/>
-          </w:tcPr>
-          <w:p>
-            <w:pPr>
-              <w:pStyle w:val="ListParagraph"/>
-              <w:widowControl/>
+            <w:tcW w:w="3398" w:type="dxa"/>
+            <w:tcBorders/>
+          </w:tcPr>
+          <w:p>
+            <w:pPr>
+              <w:pStyle w:val="ListParagraph"/>
+              <w:widowControl w:val="false"/>
+              <w:suppressAutoHyphens w:val="true"/>
               <w:spacing w:lineRule="auto" w:line="240" w:before="0" w:after="0"/>
               <w:ind w:left="0" w:hanging="0"/>
               <w:contextualSpacing/>
@@ -293,14 +299,15 @@
         <w:trPr/>
         <w:tc>
           <w:tcPr>
-            <w:tcW w:w="2692" w:type="dxa"/>
+            <w:tcW w:w="2691" w:type="dxa"/>
             <w:tcBorders/>
             <w:shd w:color="auto" w:fill="FFC000" w:val="clear"/>
           </w:tcPr>
           <w:p>
             <w:pPr>
               <w:pStyle w:val="ListParagraph"/>
-              <w:widowControl/>
+              <w:widowControl w:val="false"/>
+              <w:suppressAutoHyphens w:val="true"/>
               <w:spacing w:lineRule="auto" w:line="240" w:before="0" w:after="0"/>
               <w:ind w:left="0" w:hanging="0"/>
               <w:contextualSpacing/>
@@ -333,7 +340,8 @@
           <w:p>
             <w:pPr>
               <w:pStyle w:val="ListParagraph"/>
-              <w:widowControl/>
+              <w:widowControl w:val="false"/>
+              <w:suppressAutoHyphens w:val="true"/>
               <w:spacing w:lineRule="auto" w:line="240" w:before="0" w:after="0"/>
               <w:ind w:left="0" w:hanging="0"/>
               <w:contextualSpacing/>
@@ -360,13 +368,14 @@
         </w:tc>
         <w:tc>
           <w:tcPr>
-            <w:tcW w:w="3397" w:type="dxa"/>
-            <w:tcBorders/>
-          </w:tcPr>
-          <w:p>
-            <w:pPr>
-              <w:pStyle w:val="ListParagraph"/>
-              <w:widowControl/>
+            <w:tcW w:w="3398" w:type="dxa"/>
+            <w:tcBorders/>
+          </w:tcPr>
+          <w:p>
+            <w:pPr>
+              <w:pStyle w:val="ListParagraph"/>
+              <w:widowControl w:val="false"/>
+              <w:suppressAutoHyphens w:val="true"/>
               <w:spacing w:lineRule="auto" w:line="240" w:before="0" w:after="0"/>
               <w:ind w:left="0" w:hanging="0"/>
               <w:contextualSpacing/>
@@ -396,14 +405,15 @@
         <w:trPr/>
         <w:tc>
           <w:tcPr>
-            <w:tcW w:w="2692" w:type="dxa"/>
+            <w:tcW w:w="2691" w:type="dxa"/>
             <w:tcBorders/>
             <w:shd w:color="auto" w:fill="FFC000" w:val="clear"/>
           </w:tcPr>
           <w:p>
             <w:pPr>
               <w:pStyle w:val="ListParagraph"/>
-              <w:widowControl/>
+              <w:widowControl w:val="false"/>
+              <w:suppressAutoHyphens w:val="true"/>
               <w:spacing w:lineRule="auto" w:line="240" w:before="0" w:after="0"/>
               <w:ind w:left="0" w:hanging="0"/>
               <w:contextualSpacing/>
@@ -436,7 +446,8 @@
           <w:p>
             <w:pPr>
               <w:pStyle w:val="ListParagraph"/>
-              <w:widowControl/>
+              <w:widowControl w:val="false"/>
+              <w:suppressAutoHyphens w:val="true"/>
               <w:spacing w:lineRule="auto" w:line="240" w:before="0" w:after="0"/>
               <w:ind w:left="0" w:hanging="0"/>
               <w:contextualSpacing/>
@@ -463,13 +474,14 @@
         </w:tc>
         <w:tc>
           <w:tcPr>
-            <w:tcW w:w="3397" w:type="dxa"/>
-            <w:tcBorders/>
-          </w:tcPr>
-          <w:p>
-            <w:pPr>
-              <w:pStyle w:val="ListParagraph"/>
-              <w:widowControl/>
+            <w:tcW w:w="3398" w:type="dxa"/>
+            <w:tcBorders/>
+          </w:tcPr>
+          <w:p>
+            <w:pPr>
+              <w:pStyle w:val="ListParagraph"/>
+              <w:widowControl w:val="false"/>
+              <w:suppressAutoHyphens w:val="true"/>
               <w:spacing w:lineRule="auto" w:line="240" w:before="0" w:after="0"/>
               <w:ind w:left="0" w:hanging="0"/>
               <w:contextualSpacing/>
@@ -499,14 +511,15 @@
         <w:trPr/>
         <w:tc>
           <w:tcPr>
-            <w:tcW w:w="2692" w:type="dxa"/>
+            <w:tcW w:w="2691" w:type="dxa"/>
             <w:tcBorders/>
             <w:shd w:color="auto" w:fill="FFC000" w:val="clear"/>
           </w:tcPr>
           <w:p>
             <w:pPr>
               <w:pStyle w:val="ListParagraph"/>
-              <w:widowControl/>
+              <w:widowControl w:val="false"/>
+              <w:suppressAutoHyphens w:val="true"/>
               <w:spacing w:lineRule="auto" w:line="240" w:before="0" w:after="0"/>
               <w:ind w:left="0" w:hanging="0"/>
               <w:contextualSpacing/>
@@ -539,7 +552,8 @@
           <w:p>
             <w:pPr>
               <w:pStyle w:val="ListParagraph"/>
-              <w:widowControl/>
+              <w:widowControl w:val="false"/>
+              <w:suppressAutoHyphens w:val="true"/>
               <w:spacing w:lineRule="auto" w:line="240" w:before="0" w:after="0"/>
               <w:ind w:left="0" w:hanging="0"/>
               <w:contextualSpacing/>
@@ -566,13 +580,14 @@
         </w:tc>
         <w:tc>
           <w:tcPr>
-            <w:tcW w:w="3397" w:type="dxa"/>
-            <w:tcBorders/>
-          </w:tcPr>
-          <w:p>
-            <w:pPr>
-              <w:pStyle w:val="ListParagraph"/>
-              <w:widowControl/>
+            <w:tcW w:w="3398" w:type="dxa"/>
+            <w:tcBorders/>
+          </w:tcPr>
+          <w:p>
+            <w:pPr>
+              <w:pStyle w:val="ListParagraph"/>
+              <w:widowControl w:val="false"/>
+              <w:suppressAutoHyphens w:val="true"/>
               <w:spacing w:lineRule="auto" w:line="240" w:before="0" w:after="0"/>
               <w:ind w:left="0" w:hanging="0"/>
               <w:contextualSpacing/>
@@ -602,14 +617,15 @@
         <w:trPr/>
         <w:tc>
           <w:tcPr>
-            <w:tcW w:w="2692" w:type="dxa"/>
+            <w:tcW w:w="2691" w:type="dxa"/>
             <w:tcBorders/>
             <w:shd w:color="auto" w:fill="92D050" w:val="clear"/>
           </w:tcPr>
           <w:p>
             <w:pPr>
               <w:pStyle w:val="ListParagraph"/>
-              <w:widowControl/>
+              <w:widowControl w:val="false"/>
+              <w:suppressAutoHyphens w:val="true"/>
               <w:spacing w:lineRule="auto" w:line="240" w:before="0" w:after="0"/>
               <w:ind w:left="0" w:hanging="0"/>
               <w:contextualSpacing/>
@@ -642,7 +658,8 @@
           <w:p>
             <w:pPr>
               <w:pStyle w:val="ListParagraph"/>
-              <w:widowControl/>
+              <w:widowControl w:val="false"/>
+              <w:suppressAutoHyphens w:val="true"/>
               <w:spacing w:lineRule="auto" w:line="240" w:before="0" w:after="0"/>
               <w:ind w:left="0" w:hanging="0"/>
               <w:contextualSpacing/>
@@ -665,13 +682,14 @@
         </w:tc>
         <w:tc>
           <w:tcPr>
-            <w:tcW w:w="3397" w:type="dxa"/>
-            <w:tcBorders/>
-          </w:tcPr>
-          <w:p>
-            <w:pPr>
-              <w:pStyle w:val="ListParagraph"/>
-              <w:widowControl/>
+            <w:tcW w:w="3398" w:type="dxa"/>
+            <w:tcBorders/>
+          </w:tcPr>
+          <w:p>
+            <w:pPr>
+              <w:pStyle w:val="ListParagraph"/>
+              <w:widowControl w:val="false"/>
+              <w:suppressAutoHyphens w:val="true"/>
               <w:spacing w:lineRule="auto" w:line="240" w:before="0" w:after="0"/>
               <w:ind w:left="0" w:hanging="0"/>
               <w:contextualSpacing/>
@@ -697,14 +715,15 @@
         <w:trPr/>
         <w:tc>
           <w:tcPr>
-            <w:tcW w:w="2692" w:type="dxa"/>
+            <w:tcW w:w="2691" w:type="dxa"/>
             <w:tcBorders/>
             <w:shd w:color="auto" w:fill="92D050" w:val="clear"/>
           </w:tcPr>
           <w:p>
             <w:pPr>
               <w:pStyle w:val="ListParagraph"/>
-              <w:widowControl/>
+              <w:widowControl w:val="false"/>
+              <w:suppressAutoHyphens w:val="true"/>
               <w:spacing w:lineRule="auto" w:line="240" w:before="0" w:after="0"/>
               <w:ind w:left="0" w:hanging="0"/>
               <w:contextualSpacing/>
@@ -737,7 +756,8 @@
           <w:p>
             <w:pPr>
               <w:pStyle w:val="ListParagraph"/>
-              <w:widowControl/>
+              <w:widowControl w:val="false"/>
+              <w:suppressAutoHyphens w:val="true"/>
               <w:spacing w:lineRule="auto" w:line="240" w:before="0" w:after="0"/>
               <w:ind w:left="0" w:hanging="0"/>
               <w:contextualSpacing/>
@@ -760,13 +780,14 @@
         </w:tc>
         <w:tc>
           <w:tcPr>
-            <w:tcW w:w="3397" w:type="dxa"/>
-            <w:tcBorders/>
-          </w:tcPr>
-          <w:p>
-            <w:pPr>
-              <w:pStyle w:val="ListParagraph"/>
-              <w:widowControl/>
+            <w:tcW w:w="3398" w:type="dxa"/>
+            <w:tcBorders/>
+          </w:tcPr>
+          <w:p>
+            <w:pPr>
+              <w:pStyle w:val="ListParagraph"/>
+              <w:widowControl w:val="false"/>
+              <w:suppressAutoHyphens w:val="true"/>
               <w:spacing w:lineRule="auto" w:line="240" w:before="0" w:after="0"/>
               <w:ind w:left="0" w:hanging="0"/>
               <w:contextualSpacing/>
@@ -792,14 +813,15 @@
         <w:trPr/>
         <w:tc>
           <w:tcPr>
-            <w:tcW w:w="2692" w:type="dxa"/>
+            <w:tcW w:w="2691" w:type="dxa"/>
             <w:tcBorders/>
             <w:shd w:color="auto" w:fill="92D050" w:val="clear"/>
           </w:tcPr>
           <w:p>
             <w:pPr>
               <w:pStyle w:val="ListParagraph"/>
-              <w:widowControl/>
+              <w:widowControl w:val="false"/>
+              <w:suppressAutoHyphens w:val="true"/>
               <w:spacing w:lineRule="auto" w:line="240" w:before="0" w:after="0"/>
               <w:ind w:left="0" w:hanging="0"/>
               <w:contextualSpacing/>
@@ -832,7 +854,8 @@
           <w:p>
             <w:pPr>
               <w:pStyle w:val="ListParagraph"/>
-              <w:widowControl/>
+              <w:widowControl w:val="false"/>
+              <w:suppressAutoHyphens w:val="true"/>
               <w:spacing w:lineRule="auto" w:line="240" w:before="0" w:after="0"/>
               <w:ind w:left="0" w:hanging="0"/>
               <w:contextualSpacing/>
@@ -855,13 +878,14 @@
         </w:tc>
         <w:tc>
           <w:tcPr>
-            <w:tcW w:w="3397" w:type="dxa"/>
-            <w:tcBorders/>
-          </w:tcPr>
-          <w:p>
-            <w:pPr>
-              <w:pStyle w:val="ListParagraph"/>
-              <w:widowControl/>
+            <w:tcW w:w="3398" w:type="dxa"/>
+            <w:tcBorders/>
+          </w:tcPr>
+          <w:p>
+            <w:pPr>
+              <w:pStyle w:val="ListParagraph"/>
+              <w:widowControl w:val="false"/>
+              <w:suppressAutoHyphens w:val="true"/>
               <w:spacing w:lineRule="auto" w:line="240" w:before="0" w:after="0"/>
               <w:ind w:left="0" w:hanging="0"/>
               <w:contextualSpacing/>
@@ -887,14 +911,15 @@
         <w:trPr/>
         <w:tc>
           <w:tcPr>
-            <w:tcW w:w="2692" w:type="dxa"/>
+            <w:tcW w:w="2691" w:type="dxa"/>
             <w:tcBorders/>
             <w:shd w:color="auto" w:fill="92D050" w:val="clear"/>
           </w:tcPr>
           <w:p>
             <w:pPr>
               <w:pStyle w:val="ListParagraph"/>
-              <w:widowControl/>
+              <w:widowControl w:val="false"/>
+              <w:suppressAutoHyphens w:val="true"/>
               <w:spacing w:lineRule="auto" w:line="240" w:before="0" w:after="0"/>
               <w:ind w:left="0" w:hanging="0"/>
               <w:contextualSpacing/>
@@ -927,7 +952,8 @@
           <w:p>
             <w:pPr>
               <w:pStyle w:val="ListParagraph"/>
-              <w:widowControl/>
+              <w:widowControl w:val="false"/>
+              <w:suppressAutoHyphens w:val="true"/>
               <w:spacing w:lineRule="auto" w:line="240" w:before="0" w:after="0"/>
               <w:ind w:left="0" w:hanging="0"/>
               <w:contextualSpacing/>
@@ -950,13 +976,14 @@
         </w:tc>
         <w:tc>
           <w:tcPr>
-            <w:tcW w:w="3397" w:type="dxa"/>
-            <w:tcBorders/>
-          </w:tcPr>
-          <w:p>
-            <w:pPr>
-              <w:pStyle w:val="ListParagraph"/>
-              <w:widowControl/>
+            <w:tcW w:w="3398" w:type="dxa"/>
+            <w:tcBorders/>
+          </w:tcPr>
+          <w:p>
+            <w:pPr>
+              <w:pStyle w:val="ListParagraph"/>
+              <w:widowControl w:val="false"/>
+              <w:suppressAutoHyphens w:val="true"/>
               <w:spacing w:lineRule="auto" w:line="240" w:before="0" w:after="0"/>
               <w:ind w:left="0" w:hanging="0"/>
               <w:contextualSpacing/>
@@ -982,14 +1009,15 @@
         <w:trPr/>
         <w:tc>
           <w:tcPr>
-            <w:tcW w:w="2692" w:type="dxa"/>
+            <w:tcW w:w="2691" w:type="dxa"/>
             <w:tcBorders/>
             <w:shd w:color="auto" w:fill="92D050" w:val="clear"/>
           </w:tcPr>
           <w:p>
             <w:pPr>
               <w:pStyle w:val="ListParagraph"/>
-              <w:widowControl/>
+              <w:widowControl w:val="false"/>
+              <w:suppressAutoHyphens w:val="true"/>
               <w:spacing w:lineRule="auto" w:line="240" w:before="0" w:after="0"/>
               <w:ind w:left="0" w:hanging="0"/>
               <w:contextualSpacing/>
@@ -1022,7 +1050,8 @@
           <w:p>
             <w:pPr>
               <w:pStyle w:val="ListParagraph"/>
-              <w:widowControl/>
+              <w:widowControl w:val="false"/>
+              <w:suppressAutoHyphens w:val="true"/>
               <w:spacing w:lineRule="auto" w:line="240" w:before="0" w:after="0"/>
               <w:ind w:left="0" w:hanging="0"/>
               <w:contextualSpacing/>
@@ -1045,13 +1074,14 @@
         </w:tc>
         <w:tc>
           <w:tcPr>
-            <w:tcW w:w="3397" w:type="dxa"/>
-            <w:tcBorders/>
-          </w:tcPr>
-          <w:p>
-            <w:pPr>
-              <w:pStyle w:val="ListParagraph"/>
-              <w:widowControl/>
+            <w:tcW w:w="3398" w:type="dxa"/>
+            <w:tcBorders/>
+          </w:tcPr>
+          <w:p>
+            <w:pPr>
+              <w:pStyle w:val="ListParagraph"/>
+              <w:widowControl w:val="false"/>
+              <w:suppressAutoHyphens w:val="true"/>
               <w:spacing w:lineRule="auto" w:line="240" w:before="0" w:after="0"/>
               <w:ind w:left="0" w:hanging="0"/>
               <w:contextualSpacing/>
@@ -1077,14 +1107,15 @@
         <w:trPr/>
         <w:tc>
           <w:tcPr>
-            <w:tcW w:w="2692" w:type="dxa"/>
+            <w:tcW w:w="2691" w:type="dxa"/>
             <w:tcBorders/>
             <w:shd w:color="auto" w:fill="92D050" w:val="clear"/>
           </w:tcPr>
           <w:p>
             <w:pPr>
               <w:pStyle w:val="ListParagraph"/>
-              <w:widowControl/>
+              <w:widowControl w:val="false"/>
+              <w:suppressAutoHyphens w:val="true"/>
               <w:spacing w:lineRule="auto" w:line="240" w:before="0" w:after="0"/>
               <w:ind w:left="0" w:hanging="0"/>
               <w:contextualSpacing/>
@@ -1117,7 +1148,8 @@
           <w:p>
             <w:pPr>
               <w:pStyle w:val="ListParagraph"/>
-              <w:widowControl/>
+              <w:widowControl w:val="false"/>
+              <w:suppressAutoHyphens w:val="true"/>
               <w:spacing w:lineRule="auto" w:line="240" w:before="0" w:after="0"/>
               <w:ind w:left="0" w:hanging="0"/>
               <w:contextualSpacing/>
@@ -1144,13 +1176,14 @@
         </w:tc>
         <w:tc>
           <w:tcPr>
-            <w:tcW w:w="3397" w:type="dxa"/>
-            <w:tcBorders/>
-          </w:tcPr>
-          <w:p>
-            <w:pPr>
-              <w:pStyle w:val="ListParagraph"/>
-              <w:widowControl/>
+            <w:tcW w:w="3398" w:type="dxa"/>
+            <w:tcBorders/>
+          </w:tcPr>
+          <w:p>
+            <w:pPr>
+              <w:pStyle w:val="ListParagraph"/>
+              <w:widowControl w:val="false"/>
+              <w:suppressAutoHyphens w:val="true"/>
               <w:spacing w:lineRule="auto" w:line="240" w:before="0" w:after="0"/>
               <w:ind w:left="0" w:hanging="0"/>
               <w:contextualSpacing/>
@@ -1180,14 +1213,15 @@
         <w:trPr/>
         <w:tc>
           <w:tcPr>
-            <w:tcW w:w="2692" w:type="dxa"/>
+            <w:tcW w:w="2691" w:type="dxa"/>
             <w:tcBorders/>
             <w:shd w:color="auto" w:fill="92D050" w:val="clear"/>
           </w:tcPr>
           <w:p>
             <w:pPr>
               <w:pStyle w:val="ListParagraph"/>
-              <w:widowControl/>
+              <w:widowControl w:val="false"/>
+              <w:suppressAutoHyphens w:val="true"/>
               <w:spacing w:lineRule="auto" w:line="240" w:before="0" w:after="0"/>
               <w:ind w:left="0" w:hanging="0"/>
               <w:contextualSpacing/>
@@ -1220,7 +1254,8 @@
           <w:p>
             <w:pPr>
               <w:pStyle w:val="ListParagraph"/>
-              <w:widowControl/>
+              <w:widowControl w:val="false"/>
+              <w:suppressAutoHyphens w:val="true"/>
               <w:spacing w:lineRule="auto" w:line="240" w:before="0" w:after="0"/>
               <w:ind w:left="0" w:hanging="0"/>
               <w:contextualSpacing/>
@@ -1247,13 +1282,14 @@
         </w:tc>
         <w:tc>
           <w:tcPr>
-            <w:tcW w:w="3397" w:type="dxa"/>
-            <w:tcBorders/>
-          </w:tcPr>
-          <w:p>
-            <w:pPr>
-              <w:pStyle w:val="ListParagraph"/>
-              <w:widowControl/>
+            <w:tcW w:w="3398" w:type="dxa"/>
+            <w:tcBorders/>
+          </w:tcPr>
+          <w:p>
+            <w:pPr>
+              <w:pStyle w:val="ListParagraph"/>
+              <w:widowControl w:val="false"/>
+              <w:suppressAutoHyphens w:val="true"/>
               <w:spacing w:lineRule="auto" w:line="240" w:before="0" w:after="0"/>
               <w:ind w:left="0" w:hanging="0"/>
               <w:contextualSpacing/>
@@ -1283,14 +1319,15 @@
         <w:trPr/>
         <w:tc>
           <w:tcPr>
-            <w:tcW w:w="2692" w:type="dxa"/>
+            <w:tcW w:w="2691" w:type="dxa"/>
             <w:tcBorders/>
             <w:shd w:color="auto" w:fill="8EAADB" w:themeFill="accent1" w:themeFillTint="99" w:val="clear"/>
           </w:tcPr>
           <w:p>
             <w:pPr>
               <w:pStyle w:val="ListParagraph"/>
-              <w:widowControl/>
+              <w:widowControl w:val="false"/>
+              <w:suppressAutoHyphens w:val="true"/>
               <w:spacing w:lineRule="auto" w:line="240" w:before="0" w:after="0"/>
               <w:ind w:left="0" w:hanging="0"/>
               <w:contextualSpacing/>
@@ -1319,7 +1356,8 @@
           <w:p>
             <w:pPr>
               <w:pStyle w:val="ListParagraph"/>
-              <w:widowControl/>
+              <w:widowControl w:val="false"/>
+              <w:suppressAutoHyphens w:val="true"/>
               <w:spacing w:lineRule="auto" w:line="240" w:before="0" w:after="0"/>
               <w:ind w:left="0" w:hanging="0"/>
               <w:contextualSpacing/>
@@ -1346,13 +1384,14 @@
         </w:tc>
         <w:tc>
           <w:tcPr>
-            <w:tcW w:w="3397" w:type="dxa"/>
-            <w:tcBorders/>
-          </w:tcPr>
-          <w:p>
-            <w:pPr>
-              <w:pStyle w:val="ListParagraph"/>
-              <w:widowControl/>
+            <w:tcW w:w="3398" w:type="dxa"/>
+            <w:tcBorders/>
+          </w:tcPr>
+          <w:p>
+            <w:pPr>
+              <w:pStyle w:val="ListParagraph"/>
+              <w:widowControl w:val="false"/>
+              <w:suppressAutoHyphens w:val="true"/>
               <w:spacing w:lineRule="auto" w:line="240" w:before="0" w:after="0"/>
               <w:ind w:left="0" w:hanging="0"/>
               <w:contextualSpacing/>
@@ -1382,14 +1421,15 @@
         <w:trPr/>
         <w:tc>
           <w:tcPr>
-            <w:tcW w:w="2692" w:type="dxa"/>
+            <w:tcW w:w="2691" w:type="dxa"/>
             <w:tcBorders/>
             <w:shd w:color="auto" w:fill="8EAADB" w:themeFill="accent1" w:themeFillTint="99" w:val="clear"/>
           </w:tcPr>
           <w:p>
             <w:pPr>
               <w:pStyle w:val="ListParagraph"/>
-              <w:widowControl/>
+              <w:widowControl w:val="false"/>
+              <w:suppressAutoHyphens w:val="true"/>
               <w:spacing w:lineRule="auto" w:line="240" w:before="0" w:after="0"/>
               <w:ind w:left="0" w:hanging="0"/>
               <w:contextualSpacing/>
@@ -1418,7 +1458,8 @@
           <w:p>
             <w:pPr>
               <w:pStyle w:val="ListParagraph"/>
-              <w:widowControl/>
+              <w:widowControl w:val="false"/>
+              <w:suppressAutoHyphens w:val="true"/>
               <w:spacing w:lineRule="auto" w:line="240" w:before="0" w:after="0"/>
               <w:ind w:left="0" w:hanging="0"/>
               <w:contextualSpacing/>
@@ -1445,13 +1486,14 @@
         </w:tc>
         <w:tc>
           <w:tcPr>
-            <w:tcW w:w="3397" w:type="dxa"/>
-            <w:tcBorders/>
-          </w:tcPr>
-          <w:p>
-            <w:pPr>
-              <w:pStyle w:val="ListParagraph"/>
-              <w:widowControl/>
+            <w:tcW w:w="3398" w:type="dxa"/>
+            <w:tcBorders/>
+          </w:tcPr>
+          <w:p>
+            <w:pPr>
+              <w:pStyle w:val="ListParagraph"/>
+              <w:widowControl w:val="false"/>
+              <w:suppressAutoHyphens w:val="true"/>
               <w:spacing w:lineRule="auto" w:line="240" w:before="0" w:after="0"/>
               <w:ind w:left="0" w:hanging="0"/>
               <w:contextualSpacing/>
@@ -1481,14 +1523,15 @@
         <w:trPr/>
         <w:tc>
           <w:tcPr>
-            <w:tcW w:w="2692" w:type="dxa"/>
+            <w:tcW w:w="2691" w:type="dxa"/>
             <w:tcBorders/>
             <w:shd w:color="auto" w:fill="8EAADB" w:themeFill="accent1" w:themeFillTint="99" w:val="clear"/>
           </w:tcPr>
           <w:p>
             <w:pPr>
               <w:pStyle w:val="ListParagraph"/>
-              <w:widowControl/>
+              <w:widowControl w:val="false"/>
+              <w:suppressAutoHyphens w:val="true"/>
               <w:spacing w:lineRule="auto" w:line="240" w:before="0" w:after="0"/>
               <w:ind w:left="0" w:hanging="0"/>
               <w:contextualSpacing/>
@@ -1521,7 +1564,8 @@
           <w:p>
             <w:pPr>
               <w:pStyle w:val="ListParagraph"/>
-              <w:widowControl/>
+              <w:widowControl w:val="false"/>
+              <w:suppressAutoHyphens w:val="true"/>
               <w:spacing w:lineRule="auto" w:line="240" w:before="0" w:after="0"/>
               <w:ind w:left="0" w:hanging="0"/>
               <w:contextualSpacing/>
@@ -1548,13 +1592,14 @@
         </w:tc>
         <w:tc>
           <w:tcPr>
-            <w:tcW w:w="3397" w:type="dxa"/>
-            <w:tcBorders/>
-          </w:tcPr>
-          <w:p>
-            <w:pPr>
-              <w:pStyle w:val="ListParagraph"/>
-              <w:widowControl/>
+            <w:tcW w:w="3398" w:type="dxa"/>
+            <w:tcBorders/>
+          </w:tcPr>
+          <w:p>
+            <w:pPr>
+              <w:pStyle w:val="ListParagraph"/>
+              <w:widowControl w:val="false"/>
+              <w:suppressAutoHyphens w:val="true"/>
               <w:spacing w:lineRule="auto" w:line="240" w:before="0" w:after="0"/>
               <w:ind w:left="0" w:hanging="0"/>
               <w:contextualSpacing/>
@@ -1584,14 +1629,15 @@
         <w:trPr/>
         <w:tc>
           <w:tcPr>
-            <w:tcW w:w="2692" w:type="dxa"/>
+            <w:tcW w:w="2691" w:type="dxa"/>
             <w:tcBorders/>
             <w:shd w:color="auto" w:fill="8EAADB" w:themeFill="accent1" w:themeFillTint="99" w:val="clear"/>
           </w:tcPr>
           <w:p>
             <w:pPr>
               <w:pStyle w:val="ListParagraph"/>
-              <w:widowControl/>
+              <w:widowControl w:val="false"/>
+              <w:suppressAutoHyphens w:val="true"/>
               <w:spacing w:lineRule="auto" w:line="240" w:before="0" w:after="0"/>
               <w:ind w:left="0" w:hanging="0"/>
               <w:contextualSpacing/>
@@ -1620,7 +1666,8 @@
           <w:p>
             <w:pPr>
               <w:pStyle w:val="ListParagraph"/>
-              <w:widowControl/>
+              <w:widowControl w:val="false"/>
+              <w:suppressAutoHyphens w:val="true"/>
               <w:spacing w:lineRule="auto" w:line="240" w:before="0" w:after="0"/>
               <w:ind w:left="0" w:hanging="0"/>
               <w:contextualSpacing/>
@@ -1647,13 +1694,14 @@
         </w:tc>
         <w:tc>
           <w:tcPr>
-            <w:tcW w:w="3397" w:type="dxa"/>
-            <w:tcBorders/>
-          </w:tcPr>
-          <w:p>
-            <w:pPr>
-              <w:pStyle w:val="ListParagraph"/>
-              <w:widowControl/>
+            <w:tcW w:w="3398" w:type="dxa"/>
+            <w:tcBorders/>
+          </w:tcPr>
+          <w:p>
+            <w:pPr>
+              <w:pStyle w:val="ListParagraph"/>
+              <w:widowControl w:val="false"/>
+              <w:suppressAutoHyphens w:val="true"/>
               <w:spacing w:lineRule="auto" w:line="240" w:before="0" w:after="0"/>
               <w:ind w:left="0" w:hanging="0"/>
               <w:contextualSpacing/>
@@ -1683,14 +1731,15 @@
         <w:trPr/>
         <w:tc>
           <w:tcPr>
-            <w:tcW w:w="2692" w:type="dxa"/>
+            <w:tcW w:w="2691" w:type="dxa"/>
             <w:tcBorders/>
             <w:shd w:color="auto" w:fill="8EAADB" w:themeFill="accent1" w:themeFillTint="99" w:val="clear"/>
           </w:tcPr>
           <w:p>
             <w:pPr>
               <w:pStyle w:val="ListParagraph"/>
-              <w:widowControl/>
+              <w:widowControl w:val="false"/>
+              <w:suppressAutoHyphens w:val="true"/>
               <w:spacing w:lineRule="auto" w:line="240" w:before="0" w:after="0"/>
               <w:ind w:left="0" w:hanging="0"/>
               <w:contextualSpacing/>
@@ -1719,7 +1768,8 @@
           <w:p>
             <w:pPr>
               <w:pStyle w:val="ListParagraph"/>
-              <w:widowControl/>
+              <w:widowControl w:val="false"/>
+              <w:suppressAutoHyphens w:val="true"/>
               <w:spacing w:lineRule="auto" w:line="240" w:before="0" w:after="0"/>
               <w:ind w:left="0" w:hanging="0"/>
               <w:contextualSpacing/>
@@ -1746,13 +1796,14 @@
         </w:tc>
         <w:tc>
           <w:tcPr>
-            <w:tcW w:w="3397" w:type="dxa"/>
-            <w:tcBorders/>
-          </w:tcPr>
-          <w:p>
-            <w:pPr>
-              <w:pStyle w:val="ListParagraph"/>
-              <w:widowControl/>
+            <w:tcW w:w="3398" w:type="dxa"/>
+            <w:tcBorders/>
+          </w:tcPr>
+          <w:p>
+            <w:pPr>
+              <w:pStyle w:val="ListParagraph"/>
+              <w:widowControl w:val="false"/>
+              <w:suppressAutoHyphens w:val="true"/>
               <w:spacing w:lineRule="auto" w:line="240" w:before="0" w:after="0"/>
               <w:ind w:left="0" w:hanging="0"/>
               <w:contextualSpacing/>
@@ -1782,14 +1833,15 @@
         <w:trPr/>
         <w:tc>
           <w:tcPr>
-            <w:tcW w:w="2692" w:type="dxa"/>
+            <w:tcW w:w="2691" w:type="dxa"/>
             <w:tcBorders/>
             <w:shd w:color="auto" w:fill="8EAADB" w:themeFill="accent1" w:themeFillTint="99" w:val="clear"/>
           </w:tcPr>
           <w:p>
             <w:pPr>
               <w:pStyle w:val="ListParagraph"/>
-              <w:widowControl/>
+              <w:widowControl w:val="false"/>
+              <w:suppressAutoHyphens w:val="true"/>
               <w:spacing w:lineRule="auto" w:line="240" w:before="0" w:after="0"/>
               <w:ind w:left="0" w:hanging="0"/>
               <w:contextualSpacing/>
@@ -1818,7 +1870,8 @@
           <w:p>
             <w:pPr>
               <w:pStyle w:val="ListParagraph"/>
-              <w:widowControl/>
+              <w:widowControl w:val="false"/>
+              <w:suppressAutoHyphens w:val="true"/>
               <w:spacing w:lineRule="auto" w:line="240" w:before="0" w:after="0"/>
               <w:ind w:left="0" w:hanging="0"/>
               <w:contextualSpacing/>
@@ -1845,13 +1898,14 @@
         </w:tc>
         <w:tc>
           <w:tcPr>
-            <w:tcW w:w="3397" w:type="dxa"/>
-            <w:tcBorders/>
-          </w:tcPr>
-          <w:p>
-            <w:pPr>
-              <w:pStyle w:val="ListParagraph"/>
-              <w:widowControl/>
+            <w:tcW w:w="3398" w:type="dxa"/>
+            <w:tcBorders/>
+          </w:tcPr>
+          <w:p>
+            <w:pPr>
+              <w:pStyle w:val="ListParagraph"/>
+              <w:widowControl w:val="false"/>
+              <w:suppressAutoHyphens w:val="true"/>
               <w:spacing w:lineRule="auto" w:line="240" w:before="0" w:after="0"/>
               <w:ind w:left="0" w:hanging="0"/>
               <w:contextualSpacing/>
@@ -2457,21 +2511,22 @@
         <w:tblLook w:val="04a0" w:noHBand="0" w:noVBand="1" w:firstColumn="1" w:lastRow="0" w:lastColumn="0" w:firstRow="1"/>
       </w:tblPr>
       <w:tblGrid>
-        <w:gridCol w:w="2692"/>
+        <w:gridCol w:w="2691"/>
         <w:gridCol w:w="2977"/>
-        <w:gridCol w:w="3397"/>
+        <w:gridCol w:w="3398"/>
       </w:tblGrid>
       <w:tr>
         <w:trPr/>
         <w:tc>
           <w:tcPr>
-            <w:tcW w:w="2692" w:type="dxa"/>
-            <w:tcBorders/>
-          </w:tcPr>
-          <w:p>
-            <w:pPr>
-              <w:pStyle w:val="ListParagraph"/>
-              <w:widowControl/>
+            <w:tcW w:w="2691" w:type="dxa"/>
+            <w:tcBorders/>
+          </w:tcPr>
+          <w:p>
+            <w:pPr>
+              <w:pStyle w:val="ListParagraph"/>
+              <w:widowControl w:val="false"/>
+              <w:suppressAutoHyphens w:val="true"/>
               <w:spacing w:lineRule="auto" w:line="240" w:before="0" w:after="0"/>
               <w:ind w:left="0" w:hanging="0"/>
               <w:contextualSpacing/>
@@ -2504,7 +2559,8 @@
           <w:p>
             <w:pPr>
               <w:pStyle w:val="ListParagraph"/>
-              <w:widowControl/>
+              <w:widowControl w:val="false"/>
+              <w:suppressAutoHyphens w:val="true"/>
               <w:spacing w:lineRule="auto" w:line="240" w:before="0" w:after="0"/>
               <w:ind w:left="0" w:hanging="0"/>
               <w:contextualSpacing/>
@@ -2527,13 +2583,14 @@
         </w:tc>
         <w:tc>
           <w:tcPr>
-            <w:tcW w:w="3397" w:type="dxa"/>
-            <w:tcBorders/>
-          </w:tcPr>
-          <w:p>
-            <w:pPr>
-              <w:pStyle w:val="ListParagraph"/>
-              <w:widowControl/>
+            <w:tcW w:w="3398" w:type="dxa"/>
+            <w:tcBorders/>
+          </w:tcPr>
+          <w:p>
+            <w:pPr>
+              <w:pStyle w:val="ListParagraph"/>
+              <w:widowControl w:val="false"/>
+              <w:suppressAutoHyphens w:val="true"/>
               <w:spacing w:lineRule="auto" w:line="240" w:before="0" w:after="0"/>
               <w:ind w:left="0" w:hanging="0"/>
               <w:contextualSpacing/>
@@ -2559,14 +2616,15 @@
         <w:trPr/>
         <w:tc>
           <w:tcPr>
-            <w:tcW w:w="2692" w:type="dxa"/>
+            <w:tcW w:w="2691" w:type="dxa"/>
             <w:tcBorders/>
             <w:shd w:color="auto" w:fill="FFC000" w:val="clear"/>
           </w:tcPr>
           <w:p>
             <w:pPr>
               <w:pStyle w:val="ListParagraph"/>
-              <w:widowControl/>
+              <w:widowControl w:val="false"/>
+              <w:suppressAutoHyphens w:val="true"/>
               <w:spacing w:lineRule="auto" w:line="240" w:before="0" w:after="0"/>
               <w:ind w:left="0" w:hanging="0"/>
               <w:contextualSpacing/>
@@ -2599,7 +2657,8 @@
           <w:p>
             <w:pPr>
               <w:pStyle w:val="ListParagraph"/>
-              <w:widowControl/>
+              <w:widowControl w:val="false"/>
+              <w:suppressAutoHyphens w:val="true"/>
               <w:spacing w:lineRule="auto" w:line="240" w:before="0" w:after="0"/>
               <w:ind w:left="0" w:hanging="0"/>
               <w:contextualSpacing/>
@@ -2626,13 +2685,14 @@
         </w:tc>
         <w:tc>
           <w:tcPr>
-            <w:tcW w:w="3397" w:type="dxa"/>
-            <w:tcBorders/>
-          </w:tcPr>
-          <w:p>
-            <w:pPr>
-              <w:pStyle w:val="ListParagraph"/>
-              <w:widowControl/>
+            <w:tcW w:w="3398" w:type="dxa"/>
+            <w:tcBorders/>
+          </w:tcPr>
+          <w:p>
+            <w:pPr>
+              <w:pStyle w:val="ListParagraph"/>
+              <w:widowControl w:val="false"/>
+              <w:suppressAutoHyphens w:val="true"/>
               <w:spacing w:lineRule="auto" w:line="240" w:before="0" w:after="0"/>
               <w:ind w:left="0" w:hanging="0"/>
               <w:contextualSpacing/>
@@ -2662,14 +2722,15 @@
         <w:trPr/>
         <w:tc>
           <w:tcPr>
-            <w:tcW w:w="2692" w:type="dxa"/>
+            <w:tcW w:w="2691" w:type="dxa"/>
             <w:tcBorders/>
             <w:shd w:color="auto" w:fill="FFC000" w:val="clear"/>
           </w:tcPr>
           <w:p>
             <w:pPr>
               <w:pStyle w:val="ListParagraph"/>
-              <w:widowControl/>
+              <w:widowControl w:val="false"/>
+              <w:suppressAutoHyphens w:val="true"/>
               <w:spacing w:lineRule="auto" w:line="240" w:before="0" w:after="0"/>
               <w:ind w:left="0" w:hanging="0"/>
               <w:contextualSpacing/>
@@ -2702,7 +2763,8 @@
           <w:p>
             <w:pPr>
               <w:pStyle w:val="ListParagraph"/>
-              <w:widowControl/>
+              <w:widowControl w:val="false"/>
+              <w:suppressAutoHyphens w:val="true"/>
               <w:spacing w:lineRule="auto" w:line="240" w:before="0" w:after="0"/>
               <w:ind w:left="0" w:hanging="0"/>
               <w:contextualSpacing/>
@@ -2729,13 +2791,14 @@
         </w:tc>
         <w:tc>
           <w:tcPr>
-            <w:tcW w:w="3397" w:type="dxa"/>
-            <w:tcBorders/>
-          </w:tcPr>
-          <w:p>
-            <w:pPr>
-              <w:pStyle w:val="ListParagraph"/>
-              <w:widowControl/>
+            <w:tcW w:w="3398" w:type="dxa"/>
+            <w:tcBorders/>
+          </w:tcPr>
+          <w:p>
+            <w:pPr>
+              <w:pStyle w:val="ListParagraph"/>
+              <w:widowControl w:val="false"/>
+              <w:suppressAutoHyphens w:val="true"/>
               <w:spacing w:lineRule="auto" w:line="240" w:before="0" w:after="0"/>
               <w:ind w:left="0" w:hanging="0"/>
               <w:contextualSpacing/>
@@ -2765,14 +2828,15 @@
         <w:trPr/>
         <w:tc>
           <w:tcPr>
-            <w:tcW w:w="2692" w:type="dxa"/>
+            <w:tcW w:w="2691" w:type="dxa"/>
             <w:tcBorders/>
             <w:shd w:color="auto" w:fill="FFC000" w:val="clear"/>
           </w:tcPr>
           <w:p>
             <w:pPr>
               <w:pStyle w:val="ListParagraph"/>
-              <w:widowControl/>
+              <w:widowControl w:val="false"/>
+              <w:suppressAutoHyphens w:val="true"/>
               <w:spacing w:lineRule="auto" w:line="240" w:before="0" w:after="0"/>
               <w:ind w:left="0" w:hanging="0"/>
               <w:contextualSpacing/>
@@ -2805,7 +2869,8 @@
           <w:p>
             <w:pPr>
               <w:pStyle w:val="ListParagraph"/>
-              <w:widowControl/>
+              <w:widowControl w:val="false"/>
+              <w:suppressAutoHyphens w:val="true"/>
               <w:spacing w:lineRule="auto" w:line="240" w:before="0" w:after="0"/>
               <w:ind w:left="0" w:hanging="0"/>
               <w:contextualSpacing/>
@@ -2832,13 +2897,14 @@
         </w:tc>
         <w:tc>
           <w:tcPr>
-            <w:tcW w:w="3397" w:type="dxa"/>
-            <w:tcBorders/>
-          </w:tcPr>
-          <w:p>
-            <w:pPr>
-              <w:pStyle w:val="ListParagraph"/>
-              <w:widowControl/>
+            <w:tcW w:w="3398" w:type="dxa"/>
+            <w:tcBorders/>
+          </w:tcPr>
+          <w:p>
+            <w:pPr>
+              <w:pStyle w:val="ListParagraph"/>
+              <w:widowControl w:val="false"/>
+              <w:suppressAutoHyphens w:val="true"/>
               <w:spacing w:lineRule="auto" w:line="240" w:before="0" w:after="0"/>
               <w:ind w:left="0" w:hanging="0"/>
               <w:contextualSpacing/>
@@ -2868,14 +2934,15 @@
         <w:trPr/>
         <w:tc>
           <w:tcPr>
-            <w:tcW w:w="2692" w:type="dxa"/>
+            <w:tcW w:w="2691" w:type="dxa"/>
             <w:tcBorders/>
             <w:shd w:color="auto" w:fill="FFC000" w:val="clear"/>
           </w:tcPr>
           <w:p>
             <w:pPr>
               <w:pStyle w:val="ListParagraph"/>
-              <w:widowControl/>
+              <w:widowControl w:val="false"/>
+              <w:suppressAutoHyphens w:val="true"/>
               <w:spacing w:lineRule="auto" w:line="240" w:before="0" w:after="0"/>
               <w:ind w:left="0" w:hanging="0"/>
               <w:contextualSpacing/>
@@ -2908,7 +2975,8 @@
           <w:p>
             <w:pPr>
               <w:pStyle w:val="ListParagraph"/>
-              <w:widowControl/>
+              <w:widowControl w:val="false"/>
+              <w:suppressAutoHyphens w:val="true"/>
               <w:spacing w:lineRule="auto" w:line="240" w:before="0" w:after="0"/>
               <w:ind w:left="0" w:hanging="0"/>
               <w:contextualSpacing/>
@@ -2935,13 +3003,14 @@
         </w:tc>
         <w:tc>
           <w:tcPr>
-            <w:tcW w:w="3397" w:type="dxa"/>
-            <w:tcBorders/>
-          </w:tcPr>
-          <w:p>
-            <w:pPr>
-              <w:pStyle w:val="ListParagraph"/>
-              <w:widowControl/>
+            <w:tcW w:w="3398" w:type="dxa"/>
+            <w:tcBorders/>
+          </w:tcPr>
+          <w:p>
+            <w:pPr>
+              <w:pStyle w:val="ListParagraph"/>
+              <w:widowControl w:val="false"/>
+              <w:suppressAutoHyphens w:val="true"/>
               <w:spacing w:lineRule="auto" w:line="240" w:before="0" w:after="0"/>
               <w:ind w:left="0" w:hanging="0"/>
               <w:contextualSpacing/>
@@ -2971,14 +3040,15 @@
         <w:trPr/>
         <w:tc>
           <w:tcPr>
-            <w:tcW w:w="2692" w:type="dxa"/>
+            <w:tcW w:w="2691" w:type="dxa"/>
             <w:tcBorders/>
             <w:shd w:color="auto" w:fill="92D050" w:val="clear"/>
           </w:tcPr>
           <w:p>
             <w:pPr>
               <w:pStyle w:val="ListParagraph"/>
-              <w:widowControl/>
+              <w:widowControl w:val="false"/>
+              <w:suppressAutoHyphens w:val="true"/>
               <w:spacing w:lineRule="auto" w:line="240" w:before="0" w:after="0"/>
               <w:ind w:left="0" w:hanging="0"/>
               <w:contextualSpacing/>
@@ -3011,7 +3081,8 @@
           <w:p>
             <w:pPr>
               <w:pStyle w:val="ListParagraph"/>
-              <w:widowControl/>
+              <w:widowControl w:val="false"/>
+              <w:suppressAutoHyphens w:val="true"/>
               <w:spacing w:lineRule="auto" w:line="240" w:before="0" w:after="0"/>
               <w:ind w:left="0" w:hanging="0"/>
               <w:contextualSpacing/>
@@ -3034,13 +3105,14 @@
         </w:tc>
         <w:tc>
           <w:tcPr>
-            <w:tcW w:w="3397" w:type="dxa"/>
-            <w:tcBorders/>
-          </w:tcPr>
-          <w:p>
-            <w:pPr>
-              <w:pStyle w:val="ListParagraph"/>
-              <w:widowControl/>
+            <w:tcW w:w="3398" w:type="dxa"/>
+            <w:tcBorders/>
+          </w:tcPr>
+          <w:p>
+            <w:pPr>
+              <w:pStyle w:val="ListParagraph"/>
+              <w:widowControl w:val="false"/>
+              <w:suppressAutoHyphens w:val="true"/>
               <w:spacing w:lineRule="auto" w:line="240" w:before="0" w:after="0"/>
               <w:ind w:left="0" w:hanging="0"/>
               <w:contextualSpacing/>
@@ -3066,14 +3138,15 @@
         <w:trPr/>
         <w:tc>
           <w:tcPr>
-            <w:tcW w:w="2692" w:type="dxa"/>
+            <w:tcW w:w="2691" w:type="dxa"/>
             <w:tcBorders/>
             <w:shd w:color="auto" w:fill="92D050" w:val="clear"/>
           </w:tcPr>
           <w:p>
             <w:pPr>
               <w:pStyle w:val="ListParagraph"/>
-              <w:widowControl/>
+              <w:widowControl w:val="false"/>
+              <w:suppressAutoHyphens w:val="true"/>
               <w:spacing w:lineRule="auto" w:line="240" w:before="0" w:after="0"/>
               <w:ind w:left="0" w:hanging="0"/>
               <w:contextualSpacing/>
@@ -3106,7 +3179,8 @@
           <w:p>
             <w:pPr>
               <w:pStyle w:val="ListParagraph"/>
-              <w:widowControl/>
+              <w:widowControl w:val="false"/>
+              <w:suppressAutoHyphens w:val="true"/>
               <w:spacing w:lineRule="auto" w:line="240" w:before="0" w:after="0"/>
               <w:ind w:left="0" w:hanging="0"/>
               <w:contextualSpacing/>
@@ -3129,13 +3203,14 @@
         </w:tc>
         <w:tc>
           <w:tcPr>
-            <w:tcW w:w="3397" w:type="dxa"/>
-            <w:tcBorders/>
-          </w:tcPr>
-          <w:p>
-            <w:pPr>
-              <w:pStyle w:val="ListParagraph"/>
-              <w:widowControl/>
+            <w:tcW w:w="3398" w:type="dxa"/>
+            <w:tcBorders/>
+          </w:tcPr>
+          <w:p>
+            <w:pPr>
+              <w:pStyle w:val="ListParagraph"/>
+              <w:widowControl w:val="false"/>
+              <w:suppressAutoHyphens w:val="true"/>
               <w:spacing w:lineRule="auto" w:line="240" w:before="0" w:after="0"/>
               <w:ind w:left="0" w:hanging="0"/>
               <w:contextualSpacing/>
@@ -3161,14 +3236,15 @@
         <w:trPr/>
         <w:tc>
           <w:tcPr>
-            <w:tcW w:w="2692" w:type="dxa"/>
+            <w:tcW w:w="2691" w:type="dxa"/>
             <w:tcBorders/>
             <w:shd w:color="auto" w:fill="92D050" w:val="clear"/>
           </w:tcPr>
           <w:p>
             <w:pPr>
               <w:pStyle w:val="ListParagraph"/>
-              <w:widowControl/>
+              <w:widowControl w:val="false"/>
+              <w:suppressAutoHyphens w:val="true"/>
               <w:spacing w:lineRule="auto" w:line="240" w:before="0" w:after="0"/>
               <w:ind w:left="0" w:hanging="0"/>
               <w:contextualSpacing/>
@@ -3201,7 +3277,8 @@
           <w:p>
             <w:pPr>
               <w:pStyle w:val="ListParagraph"/>
-              <w:widowControl/>
+              <w:widowControl w:val="false"/>
+              <w:suppressAutoHyphens w:val="true"/>
               <w:spacing w:lineRule="auto" w:line="240" w:before="0" w:after="0"/>
               <w:ind w:left="0" w:hanging="0"/>
               <w:contextualSpacing/>
@@ -3224,13 +3301,14 @@
         </w:tc>
         <w:tc>
           <w:tcPr>
-            <w:tcW w:w="3397" w:type="dxa"/>
-            <w:tcBorders/>
-          </w:tcPr>
-          <w:p>
-            <w:pPr>
-              <w:pStyle w:val="ListParagraph"/>
-              <w:widowControl/>
+            <w:tcW w:w="3398" w:type="dxa"/>
+            <w:tcBorders/>
+          </w:tcPr>
+          <w:p>
+            <w:pPr>
+              <w:pStyle w:val="ListParagraph"/>
+              <w:widowControl w:val="false"/>
+              <w:suppressAutoHyphens w:val="true"/>
               <w:spacing w:lineRule="auto" w:line="240" w:before="0" w:after="0"/>
               <w:ind w:left="0" w:hanging="0"/>
               <w:contextualSpacing/>
@@ -3256,14 +3334,15 @@
         <w:trPr/>
         <w:tc>
           <w:tcPr>
-            <w:tcW w:w="2692" w:type="dxa"/>
+            <w:tcW w:w="2691" w:type="dxa"/>
             <w:tcBorders/>
             <w:shd w:color="auto" w:fill="92D050" w:val="clear"/>
           </w:tcPr>
           <w:p>
             <w:pPr>
               <w:pStyle w:val="ListParagraph"/>
-              <w:widowControl/>
+              <w:widowControl w:val="false"/>
+              <w:suppressAutoHyphens w:val="true"/>
               <w:spacing w:lineRule="auto" w:line="240" w:before="0" w:after="0"/>
               <w:ind w:left="0" w:hanging="0"/>
               <w:contextualSpacing/>
@@ -3296,7 +3375,8 @@
           <w:p>
             <w:pPr>
               <w:pStyle w:val="ListParagraph"/>
-              <w:widowControl/>
+              <w:widowControl w:val="false"/>
+              <w:suppressAutoHyphens w:val="true"/>
               <w:spacing w:lineRule="auto" w:line="240" w:before="0" w:after="0"/>
               <w:ind w:left="0" w:hanging="0"/>
               <w:contextualSpacing/>
@@ -3319,13 +3399,14 @@
         </w:tc>
         <w:tc>
           <w:tcPr>
-            <w:tcW w:w="3397" w:type="dxa"/>
-            <w:tcBorders/>
-          </w:tcPr>
-          <w:p>
-            <w:pPr>
-              <w:pStyle w:val="ListParagraph"/>
-              <w:widowControl/>
+            <w:tcW w:w="3398" w:type="dxa"/>
+            <w:tcBorders/>
+          </w:tcPr>
+          <w:p>
+            <w:pPr>
+              <w:pStyle w:val="ListParagraph"/>
+              <w:widowControl w:val="false"/>
+              <w:suppressAutoHyphens w:val="true"/>
               <w:spacing w:lineRule="auto" w:line="240" w:before="0" w:after="0"/>
               <w:ind w:left="0" w:hanging="0"/>
               <w:contextualSpacing/>
@@ -3351,14 +3432,15 @@
         <w:trPr/>
         <w:tc>
           <w:tcPr>
-            <w:tcW w:w="2692" w:type="dxa"/>
+            <w:tcW w:w="2691" w:type="dxa"/>
             <w:tcBorders/>
             <w:shd w:color="auto" w:fill="92D050" w:val="clear"/>
           </w:tcPr>
           <w:p>
             <w:pPr>
               <w:pStyle w:val="ListParagraph"/>
-              <w:widowControl/>
+              <w:widowControl w:val="false"/>
+              <w:suppressAutoHyphens w:val="true"/>
               <w:spacing w:lineRule="auto" w:line="240" w:before="0" w:after="0"/>
               <w:ind w:left="0" w:hanging="0"/>
               <w:contextualSpacing/>
@@ -3391,7 +3473,8 @@
           <w:p>
             <w:pPr>
               <w:pStyle w:val="ListParagraph"/>
-              <w:widowControl/>
+              <w:widowControl w:val="false"/>
+              <w:suppressAutoHyphens w:val="true"/>
               <w:spacing w:lineRule="auto" w:line="240" w:before="0" w:after="0"/>
               <w:ind w:left="0" w:hanging="0"/>
               <w:contextualSpacing/>
@@ -3414,13 +3497,14 @@
         </w:tc>
         <w:tc>
           <w:tcPr>
-            <w:tcW w:w="3397" w:type="dxa"/>
-            <w:tcBorders/>
-          </w:tcPr>
-          <w:p>
-            <w:pPr>
-              <w:pStyle w:val="ListParagraph"/>
-              <w:widowControl/>
+            <w:tcW w:w="3398" w:type="dxa"/>
+            <w:tcBorders/>
+          </w:tcPr>
+          <w:p>
+            <w:pPr>
+              <w:pStyle w:val="ListParagraph"/>
+              <w:widowControl w:val="false"/>
+              <w:suppressAutoHyphens w:val="true"/>
               <w:spacing w:lineRule="auto" w:line="240" w:before="0" w:after="0"/>
               <w:ind w:left="0" w:hanging="0"/>
               <w:contextualSpacing/>
@@ -3446,14 +3530,15 @@
         <w:trPr/>
         <w:tc>
           <w:tcPr>
-            <w:tcW w:w="2692" w:type="dxa"/>
+            <w:tcW w:w="2691" w:type="dxa"/>
             <w:tcBorders/>
             <w:shd w:color="auto" w:fill="92D050" w:val="clear"/>
           </w:tcPr>
           <w:p>
             <w:pPr>
               <w:pStyle w:val="ListParagraph"/>
-              <w:widowControl/>
+              <w:widowControl w:val="false"/>
+              <w:suppressAutoHyphens w:val="true"/>
               <w:spacing w:lineRule="auto" w:line="240" w:before="0" w:after="0"/>
               <w:ind w:left="0" w:hanging="0"/>
               <w:contextualSpacing/>
@@ -3486,7 +3571,8 @@
           <w:p>
             <w:pPr>
               <w:pStyle w:val="ListParagraph"/>
-              <w:widowControl/>
+              <w:widowControl w:val="false"/>
+              <w:suppressAutoHyphens w:val="true"/>
               <w:spacing w:lineRule="auto" w:line="240" w:before="0" w:after="0"/>
               <w:ind w:left="0" w:hanging="0"/>
               <w:contextualSpacing/>
@@ -3509,13 +3595,14 @@
         </w:tc>
         <w:tc>
           <w:tcPr>
-            <w:tcW w:w="3397" w:type="dxa"/>
-            <w:tcBorders/>
-          </w:tcPr>
-          <w:p>
-            <w:pPr>
-              <w:pStyle w:val="ListParagraph"/>
-              <w:widowControl/>
+            <w:tcW w:w="3398" w:type="dxa"/>
+            <w:tcBorders/>
+          </w:tcPr>
+          <w:p>
+            <w:pPr>
+              <w:pStyle w:val="ListParagraph"/>
+              <w:widowControl w:val="false"/>
+              <w:suppressAutoHyphens w:val="true"/>
               <w:spacing w:lineRule="auto" w:line="240" w:before="0" w:after="0"/>
               <w:ind w:left="0" w:hanging="0"/>
               <w:contextualSpacing/>
@@ -3541,14 +3628,15 @@
         <w:trPr/>
         <w:tc>
           <w:tcPr>
-            <w:tcW w:w="2692" w:type="dxa"/>
+            <w:tcW w:w="2691" w:type="dxa"/>
             <w:tcBorders/>
             <w:shd w:color="auto" w:fill="92D050" w:val="clear"/>
           </w:tcPr>
           <w:p>
             <w:pPr>
               <w:pStyle w:val="ListParagraph"/>
-              <w:widowControl/>
+              <w:widowControl w:val="false"/>
+              <w:suppressAutoHyphens w:val="true"/>
               <w:spacing w:lineRule="auto" w:line="240" w:before="0" w:after="0"/>
               <w:ind w:left="0" w:hanging="0"/>
               <w:contextualSpacing/>
@@ -3581,7 +3669,8 @@
           <w:p>
             <w:pPr>
               <w:pStyle w:val="ListParagraph"/>
-              <w:widowControl/>
+              <w:widowControl w:val="false"/>
+              <w:suppressAutoHyphens w:val="true"/>
               <w:spacing w:lineRule="auto" w:line="240" w:before="0" w:after="0"/>
               <w:ind w:left="0" w:hanging="0"/>
               <w:contextualSpacing/>
@@ -3604,13 +3693,14 @@
         </w:tc>
         <w:tc>
           <w:tcPr>
-            <w:tcW w:w="3397" w:type="dxa"/>
-            <w:tcBorders/>
-          </w:tcPr>
-          <w:p>
-            <w:pPr>
-              <w:pStyle w:val="ListParagraph"/>
-              <w:widowControl/>
+            <w:tcW w:w="3398" w:type="dxa"/>
+            <w:tcBorders/>
+          </w:tcPr>
+          <w:p>
+            <w:pPr>
+              <w:pStyle w:val="ListParagraph"/>
+              <w:widowControl w:val="false"/>
+              <w:suppressAutoHyphens w:val="true"/>
               <w:spacing w:lineRule="auto" w:line="240" w:before="0" w:after="0"/>
               <w:ind w:left="0" w:hanging="0"/>
               <w:contextualSpacing/>
@@ -3636,14 +3726,15 @@
         <w:trPr/>
         <w:tc>
           <w:tcPr>
-            <w:tcW w:w="2692" w:type="dxa"/>
+            <w:tcW w:w="2691" w:type="dxa"/>
             <w:tcBorders/>
             <w:shd w:color="auto" w:fill="92D050" w:val="clear"/>
           </w:tcPr>
           <w:p>
             <w:pPr>
               <w:pStyle w:val="ListParagraph"/>
-              <w:widowControl/>
+              <w:widowControl w:val="false"/>
+              <w:suppressAutoHyphens w:val="true"/>
               <w:spacing w:lineRule="auto" w:line="240" w:before="0" w:after="0"/>
               <w:ind w:left="0" w:hanging="0"/>
               <w:contextualSpacing/>
@@ -3676,7 +3767,8 @@
           <w:p>
             <w:pPr>
               <w:pStyle w:val="ListParagraph"/>
-              <w:widowControl/>
+              <w:widowControl w:val="false"/>
+              <w:suppressAutoHyphens w:val="true"/>
               <w:spacing w:lineRule="auto" w:line="240" w:before="0" w:after="0"/>
               <w:ind w:left="0" w:hanging="0"/>
               <w:contextualSpacing/>
@@ -3703,13 +3795,14 @@
         </w:tc>
         <w:tc>
           <w:tcPr>
-            <w:tcW w:w="3397" w:type="dxa"/>
-            <w:tcBorders/>
-          </w:tcPr>
-          <w:p>
-            <w:pPr>
-              <w:pStyle w:val="ListParagraph"/>
-              <w:widowControl/>
+            <w:tcW w:w="3398" w:type="dxa"/>
+            <w:tcBorders/>
+          </w:tcPr>
+          <w:p>
+            <w:pPr>
+              <w:pStyle w:val="ListParagraph"/>
+              <w:widowControl w:val="false"/>
+              <w:suppressAutoHyphens w:val="true"/>
               <w:spacing w:lineRule="auto" w:line="240" w:before="0" w:after="0"/>
               <w:ind w:left="0" w:hanging="0"/>
               <w:contextualSpacing/>
@@ -3739,14 +3832,15 @@
         <w:trPr/>
         <w:tc>
           <w:tcPr>
-            <w:tcW w:w="2692" w:type="dxa"/>
+            <w:tcW w:w="2691" w:type="dxa"/>
             <w:tcBorders/>
             <w:shd w:color="auto" w:fill="92D050" w:val="clear"/>
           </w:tcPr>
           <w:p>
             <w:pPr>
               <w:pStyle w:val="ListParagraph"/>
-              <w:widowControl/>
+              <w:widowControl w:val="false"/>
+              <w:suppressAutoHyphens w:val="true"/>
               <w:spacing w:lineRule="auto" w:line="240" w:before="0" w:after="0"/>
               <w:ind w:left="0" w:hanging="0"/>
               <w:contextualSpacing/>
@@ -3779,7 +3873,8 @@
           <w:p>
             <w:pPr>
               <w:pStyle w:val="ListParagraph"/>
-              <w:widowControl/>
+              <w:widowControl w:val="false"/>
+              <w:suppressAutoHyphens w:val="true"/>
               <w:spacing w:lineRule="auto" w:line="240" w:before="0" w:after="0"/>
               <w:ind w:left="0" w:hanging="0"/>
               <w:contextualSpacing/>
@@ -3806,13 +3901,14 @@
         </w:tc>
         <w:tc>
           <w:tcPr>
-            <w:tcW w:w="3397" w:type="dxa"/>
-            <w:tcBorders/>
-          </w:tcPr>
-          <w:p>
-            <w:pPr>
-              <w:pStyle w:val="ListParagraph"/>
-              <w:widowControl/>
+            <w:tcW w:w="3398" w:type="dxa"/>
+            <w:tcBorders/>
+          </w:tcPr>
+          <w:p>
+            <w:pPr>
+              <w:pStyle w:val="ListParagraph"/>
+              <w:widowControl w:val="false"/>
+              <w:suppressAutoHyphens w:val="true"/>
               <w:spacing w:lineRule="auto" w:line="240" w:before="0" w:after="0"/>
               <w:ind w:left="0" w:hanging="0"/>
               <w:contextualSpacing/>
@@ -3842,14 +3938,15 @@
         <w:trPr/>
         <w:tc>
           <w:tcPr>
-            <w:tcW w:w="2692" w:type="dxa"/>
+            <w:tcW w:w="2691" w:type="dxa"/>
             <w:tcBorders/>
             <w:shd w:color="auto" w:fill="8EAADB" w:themeFill="accent1" w:themeFillTint="99" w:val="clear"/>
           </w:tcPr>
           <w:p>
             <w:pPr>
               <w:pStyle w:val="ListParagraph"/>
-              <w:widowControl/>
+              <w:widowControl w:val="false"/>
+              <w:suppressAutoHyphens w:val="true"/>
               <w:spacing w:lineRule="auto" w:line="240" w:before="0" w:after="0"/>
               <w:ind w:left="0" w:hanging="0"/>
               <w:contextualSpacing/>
@@ -3878,7 +3975,8 @@
           <w:p>
             <w:pPr>
               <w:pStyle w:val="ListParagraph"/>
-              <w:widowControl/>
+              <w:widowControl w:val="false"/>
+              <w:suppressAutoHyphens w:val="true"/>
               <w:spacing w:lineRule="auto" w:line="240" w:before="0" w:after="0"/>
               <w:ind w:left="0" w:hanging="0"/>
               <w:contextualSpacing/>
@@ -3905,13 +4003,14 @@
         </w:tc>
         <w:tc>
           <w:tcPr>
-            <w:tcW w:w="3397" w:type="dxa"/>
-            <w:tcBorders/>
-          </w:tcPr>
-          <w:p>
-            <w:pPr>
-              <w:pStyle w:val="ListParagraph"/>
-              <w:widowControl/>
+            <w:tcW w:w="3398" w:type="dxa"/>
+            <w:tcBorders/>
+          </w:tcPr>
+          <w:p>
+            <w:pPr>
+              <w:pStyle w:val="ListParagraph"/>
+              <w:widowControl w:val="false"/>
+              <w:suppressAutoHyphens w:val="true"/>
               <w:spacing w:lineRule="auto" w:line="240" w:before="0" w:after="0"/>
               <w:ind w:left="0" w:hanging="0"/>
               <w:contextualSpacing/>
@@ -3941,14 +4040,15 @@
         <w:trPr/>
         <w:tc>
           <w:tcPr>
-            <w:tcW w:w="2692" w:type="dxa"/>
+            <w:tcW w:w="2691" w:type="dxa"/>
             <w:tcBorders/>
             <w:shd w:color="auto" w:fill="8EAADB" w:themeFill="accent1" w:themeFillTint="99" w:val="clear"/>
           </w:tcPr>
           <w:p>
             <w:pPr>
               <w:pStyle w:val="ListParagraph"/>
-              <w:widowControl/>
+              <w:widowControl w:val="false"/>
+              <w:suppressAutoHyphens w:val="true"/>
               <w:spacing w:lineRule="auto" w:line="240" w:before="0" w:after="0"/>
               <w:ind w:left="0" w:hanging="0"/>
               <w:contextualSpacing/>
@@ -3977,7 +4077,8 @@
           <w:p>
             <w:pPr>
               <w:pStyle w:val="ListParagraph"/>
-              <w:widowControl/>
+              <w:widowControl w:val="false"/>
+              <w:suppressAutoHyphens w:val="true"/>
               <w:spacing w:lineRule="auto" w:line="240" w:before="0" w:after="0"/>
               <w:ind w:left="0" w:hanging="0"/>
               <w:contextualSpacing/>
@@ -4004,13 +4105,14 @@
         </w:tc>
         <w:tc>
           <w:tcPr>
-            <w:tcW w:w="3397" w:type="dxa"/>
-            <w:tcBorders/>
-          </w:tcPr>
-          <w:p>
-            <w:pPr>
-              <w:pStyle w:val="ListParagraph"/>
-              <w:widowControl/>
+            <w:tcW w:w="3398" w:type="dxa"/>
+            <w:tcBorders/>
+          </w:tcPr>
+          <w:p>
+            <w:pPr>
+              <w:pStyle w:val="ListParagraph"/>
+              <w:widowControl w:val="false"/>
+              <w:suppressAutoHyphens w:val="true"/>
               <w:spacing w:lineRule="auto" w:line="240" w:before="0" w:after="0"/>
               <w:ind w:left="0" w:hanging="0"/>
               <w:contextualSpacing/>
@@ -4040,14 +4142,15 @@
         <w:trPr/>
         <w:tc>
           <w:tcPr>
-            <w:tcW w:w="2692" w:type="dxa"/>
+            <w:tcW w:w="2691" w:type="dxa"/>
             <w:tcBorders/>
             <w:shd w:color="auto" w:fill="8EAADB" w:themeFill="accent1" w:themeFillTint="99" w:val="clear"/>
           </w:tcPr>
           <w:p>
             <w:pPr>
               <w:pStyle w:val="ListParagraph"/>
-              <w:widowControl/>
+              <w:widowControl w:val="false"/>
+              <w:suppressAutoHyphens w:val="true"/>
               <w:spacing w:lineRule="auto" w:line="240" w:before="0" w:after="0"/>
               <w:ind w:left="0" w:hanging="0"/>
               <w:contextualSpacing/>
@@ -4080,7 +4183,8 @@
           <w:p>
             <w:pPr>
               <w:pStyle w:val="ListParagraph"/>
-              <w:widowControl/>
+              <w:widowControl w:val="false"/>
+              <w:suppressAutoHyphens w:val="true"/>
               <w:spacing w:lineRule="auto" w:line="240" w:before="0" w:after="0"/>
               <w:ind w:left="0" w:hanging="0"/>
               <w:contextualSpacing/>
@@ -4107,13 +4211,14 @@
         </w:tc>
         <w:tc>
           <w:tcPr>
-            <w:tcW w:w="3397" w:type="dxa"/>
-            <w:tcBorders/>
-          </w:tcPr>
-          <w:p>
-            <w:pPr>
-              <w:pStyle w:val="ListParagraph"/>
-              <w:widowControl/>
+            <w:tcW w:w="3398" w:type="dxa"/>
+            <w:tcBorders/>
+          </w:tcPr>
+          <w:p>
+            <w:pPr>
+              <w:pStyle w:val="ListParagraph"/>
+              <w:widowControl w:val="false"/>
+              <w:suppressAutoHyphens w:val="true"/>
               <w:spacing w:lineRule="auto" w:line="240" w:before="0" w:after="0"/>
               <w:ind w:left="0" w:hanging="0"/>
               <w:contextualSpacing/>
@@ -4143,14 +4248,15 @@
         <w:trPr/>
         <w:tc>
           <w:tcPr>
-            <w:tcW w:w="2692" w:type="dxa"/>
+            <w:tcW w:w="2691" w:type="dxa"/>
             <w:tcBorders/>
             <w:shd w:color="auto" w:fill="8EAADB" w:themeFill="accent1" w:themeFillTint="99" w:val="clear"/>
           </w:tcPr>
           <w:p>
             <w:pPr>
               <w:pStyle w:val="ListParagraph"/>
-              <w:widowControl/>
+              <w:widowControl w:val="false"/>
+              <w:suppressAutoHyphens w:val="true"/>
               <w:spacing w:lineRule="auto" w:line="240" w:before="0" w:after="0"/>
               <w:ind w:left="0" w:hanging="0"/>
               <w:contextualSpacing/>
@@ -4179,7 +4285,8 @@
           <w:p>
             <w:pPr>
               <w:pStyle w:val="ListParagraph"/>
-              <w:widowControl/>
+              <w:widowControl w:val="false"/>
+              <w:suppressAutoHyphens w:val="true"/>
               <w:spacing w:lineRule="auto" w:line="240" w:before="0" w:after="0"/>
               <w:ind w:left="0" w:hanging="0"/>
               <w:contextualSpacing/>
@@ -4206,13 +4313,14 @@
         </w:tc>
         <w:tc>
           <w:tcPr>
-            <w:tcW w:w="3397" w:type="dxa"/>
-            <w:tcBorders/>
-          </w:tcPr>
-          <w:p>
-            <w:pPr>
-              <w:pStyle w:val="ListParagraph"/>
-              <w:widowControl/>
+            <w:tcW w:w="3398" w:type="dxa"/>
+            <w:tcBorders/>
+          </w:tcPr>
+          <w:p>
+            <w:pPr>
+              <w:pStyle w:val="ListParagraph"/>
+              <w:widowControl w:val="false"/>
+              <w:suppressAutoHyphens w:val="true"/>
               <w:spacing w:lineRule="auto" w:line="240" w:before="0" w:after="0"/>
               <w:ind w:left="0" w:hanging="0"/>
               <w:contextualSpacing/>
@@ -4242,14 +4350,15 @@
         <w:trPr/>
         <w:tc>
           <w:tcPr>
-            <w:tcW w:w="2692" w:type="dxa"/>
+            <w:tcW w:w="2691" w:type="dxa"/>
             <w:tcBorders/>
             <w:shd w:color="auto" w:fill="8EAADB" w:themeFill="accent1" w:themeFillTint="99" w:val="clear"/>
           </w:tcPr>
           <w:p>
             <w:pPr>
               <w:pStyle w:val="ListParagraph"/>
-              <w:widowControl/>
+              <w:widowControl w:val="false"/>
+              <w:suppressAutoHyphens w:val="true"/>
               <w:spacing w:lineRule="auto" w:line="240" w:before="0" w:after="0"/>
               <w:ind w:left="0" w:hanging="0"/>
               <w:contextualSpacing/>
@@ -4278,7 +4387,8 @@
           <w:p>
             <w:pPr>
               <w:pStyle w:val="ListParagraph"/>
-              <w:widowControl/>
+              <w:widowControl w:val="false"/>
+              <w:suppressAutoHyphens w:val="true"/>
               <w:spacing w:lineRule="auto" w:line="240" w:before="0" w:after="0"/>
               <w:ind w:left="0" w:hanging="0"/>
               <w:contextualSpacing/>
@@ -4305,13 +4415,14 @@
         </w:tc>
         <w:tc>
           <w:tcPr>
-            <w:tcW w:w="3397" w:type="dxa"/>
-            <w:tcBorders/>
-          </w:tcPr>
-          <w:p>
-            <w:pPr>
-              <w:pStyle w:val="ListParagraph"/>
-              <w:widowControl/>
+            <w:tcW w:w="3398" w:type="dxa"/>
+            <w:tcBorders/>
+          </w:tcPr>
+          <w:p>
+            <w:pPr>
+              <w:pStyle w:val="ListParagraph"/>
+              <w:widowControl w:val="false"/>
+              <w:suppressAutoHyphens w:val="true"/>
               <w:spacing w:lineRule="auto" w:line="240" w:before="0" w:after="0"/>
               <w:ind w:left="0" w:hanging="0"/>
               <w:contextualSpacing/>
@@ -4341,14 +4452,15 @@
         <w:trPr/>
         <w:tc>
           <w:tcPr>
-            <w:tcW w:w="2692" w:type="dxa"/>
+            <w:tcW w:w="2691" w:type="dxa"/>
             <w:tcBorders/>
             <w:shd w:color="auto" w:fill="8EAADB" w:themeFill="accent1" w:themeFillTint="99" w:val="clear"/>
           </w:tcPr>
           <w:p>
             <w:pPr>
               <w:pStyle w:val="ListParagraph"/>
-              <w:widowControl/>
+              <w:widowControl w:val="false"/>
+              <w:suppressAutoHyphens w:val="true"/>
               <w:spacing w:lineRule="auto" w:line="240" w:before="0" w:after="0"/>
               <w:ind w:left="0" w:hanging="0"/>
               <w:contextualSpacing/>
@@ -4377,7 +4489,8 @@
           <w:p>
             <w:pPr>
               <w:pStyle w:val="ListParagraph"/>
-              <w:widowControl/>
+              <w:widowControl w:val="false"/>
+              <w:suppressAutoHyphens w:val="true"/>
               <w:spacing w:lineRule="auto" w:line="240" w:before="0" w:after="0"/>
               <w:ind w:left="0" w:hanging="0"/>
               <w:contextualSpacing/>
@@ -4404,13 +4517,14 @@
         </w:tc>
         <w:tc>
           <w:tcPr>
-            <w:tcW w:w="3397" w:type="dxa"/>
-            <w:tcBorders/>
-          </w:tcPr>
-          <w:p>
-            <w:pPr>
-              <w:pStyle w:val="ListParagraph"/>
-              <w:widowControl/>
+            <w:tcW w:w="3398" w:type="dxa"/>
+            <w:tcBorders/>
+          </w:tcPr>
+          <w:p>
+            <w:pPr>
+              <w:pStyle w:val="ListParagraph"/>
+              <w:widowControl w:val="false"/>
+              <w:suppressAutoHyphens w:val="true"/>
               <w:spacing w:lineRule="auto" w:line="240" w:before="0" w:after="0"/>
               <w:ind w:left="0" w:hanging="0"/>
               <w:contextualSpacing/>
@@ -4440,14 +4554,15 @@
         <w:trPr/>
         <w:tc>
           <w:tcPr>
-            <w:tcW w:w="2692" w:type="dxa"/>
+            <w:tcW w:w="2691" w:type="dxa"/>
             <w:tcBorders/>
             <w:shd w:color="auto" w:fill="8EAADB" w:themeFill="accent1" w:themeFillTint="99" w:val="clear"/>
           </w:tcPr>
           <w:p>
             <w:pPr>
               <w:pStyle w:val="ListParagraph"/>
-              <w:widowControl/>
+              <w:widowControl w:val="false"/>
+              <w:suppressAutoHyphens w:val="true"/>
               <w:spacing w:lineRule="auto" w:line="240" w:before="0" w:after="0"/>
               <w:ind w:left="0" w:hanging="0"/>
               <w:contextualSpacing/>
@@ -4476,7 +4591,8 @@
           <w:p>
             <w:pPr>
               <w:pStyle w:val="ListParagraph"/>
-              <w:widowControl/>
+              <w:widowControl w:val="false"/>
+              <w:suppressAutoHyphens w:val="true"/>
               <w:spacing w:lineRule="auto" w:line="240" w:before="0" w:after="0"/>
               <w:ind w:left="0" w:hanging="0"/>
               <w:contextualSpacing/>
@@ -4503,13 +4619,14 @@
         </w:tc>
         <w:tc>
           <w:tcPr>
-            <w:tcW w:w="3397" w:type="dxa"/>
-            <w:tcBorders/>
-          </w:tcPr>
-          <w:p>
-            <w:pPr>
-              <w:pStyle w:val="ListParagraph"/>
-              <w:widowControl/>
+            <w:tcW w:w="3398" w:type="dxa"/>
+            <w:tcBorders/>
+          </w:tcPr>
+          <w:p>
+            <w:pPr>
+              <w:pStyle w:val="ListParagraph"/>
+              <w:widowControl w:val="false"/>
+              <w:suppressAutoHyphens w:val="true"/>
               <w:spacing w:lineRule="auto" w:line="240" w:before="0" w:after="0"/>
               <w:ind w:left="0" w:hanging="0"/>
               <w:contextualSpacing/>
@@ -5040,21 +5157,22 @@
         <w:tblLook w:val="04a0" w:noHBand="0" w:noVBand="1" w:firstColumn="1" w:lastRow="0" w:lastColumn="0" w:firstRow="1"/>
       </w:tblPr>
       <w:tblGrid>
-        <w:gridCol w:w="2692"/>
+        <w:gridCol w:w="2691"/>
         <w:gridCol w:w="2977"/>
-        <w:gridCol w:w="3397"/>
+        <w:gridCol w:w="3398"/>
       </w:tblGrid>
       <w:tr>
         <w:trPr/>
         <w:tc>
           <w:tcPr>
-            <w:tcW w:w="2692" w:type="dxa"/>
-            <w:tcBorders/>
-          </w:tcPr>
-          <w:p>
-            <w:pPr>
-              <w:pStyle w:val="ListParagraph"/>
-              <w:widowControl/>
+            <w:tcW w:w="2691" w:type="dxa"/>
+            <w:tcBorders/>
+          </w:tcPr>
+          <w:p>
+            <w:pPr>
+              <w:pStyle w:val="ListParagraph"/>
+              <w:widowControl w:val="false"/>
+              <w:suppressAutoHyphens w:val="true"/>
               <w:spacing w:lineRule="auto" w:line="240" w:before="0" w:after="0"/>
               <w:ind w:left="0" w:hanging="0"/>
               <w:contextualSpacing/>
@@ -5087,7 +5205,8 @@
           <w:p>
             <w:pPr>
               <w:pStyle w:val="ListParagraph"/>
-              <w:widowControl/>
+              <w:widowControl w:val="false"/>
+              <w:suppressAutoHyphens w:val="true"/>
               <w:spacing w:lineRule="auto" w:line="240" w:before="0" w:after="0"/>
               <w:ind w:left="0" w:hanging="0"/>
               <w:contextualSpacing/>
@@ -5110,13 +5229,14 @@
         </w:tc>
         <w:tc>
           <w:tcPr>
-            <w:tcW w:w="3397" w:type="dxa"/>
-            <w:tcBorders/>
-          </w:tcPr>
-          <w:p>
-            <w:pPr>
-              <w:pStyle w:val="ListParagraph"/>
-              <w:widowControl/>
+            <w:tcW w:w="3398" w:type="dxa"/>
+            <w:tcBorders/>
+          </w:tcPr>
+          <w:p>
+            <w:pPr>
+              <w:pStyle w:val="ListParagraph"/>
+              <w:widowControl w:val="false"/>
+              <w:suppressAutoHyphens w:val="true"/>
               <w:spacing w:lineRule="auto" w:line="240" w:before="0" w:after="0"/>
               <w:ind w:left="0" w:hanging="0"/>
               <w:contextualSpacing/>
@@ -5142,13 +5262,14 @@
         <w:trPr/>
         <w:tc>
           <w:tcPr>
-            <w:tcW w:w="2692" w:type="dxa"/>
-            <w:tcBorders/>
-          </w:tcPr>
-          <w:p>
-            <w:pPr>
-              <w:pStyle w:val="ListParagraph"/>
-              <w:widowControl/>
+            <w:tcW w:w="2691" w:type="dxa"/>
+            <w:tcBorders/>
+          </w:tcPr>
+          <w:p>
+            <w:pPr>
+              <w:pStyle w:val="ListParagraph"/>
+              <w:widowControl w:val="false"/>
+              <w:suppressAutoHyphens w:val="true"/>
               <w:spacing w:lineRule="auto" w:line="240" w:before="0" w:after="0"/>
               <w:ind w:left="0" w:hanging="0"/>
               <w:contextualSpacing/>
@@ -5181,7 +5302,8 @@
           <w:p>
             <w:pPr>
               <w:pStyle w:val="ListParagraph"/>
-              <w:widowControl/>
+              <w:widowControl w:val="false"/>
+              <w:suppressAutoHyphens w:val="true"/>
               <w:spacing w:lineRule="auto" w:line="240" w:before="0" w:after="0"/>
               <w:ind w:left="0" w:hanging="0"/>
               <w:contextualSpacing/>
@@ -5208,13 +5330,14 @@
         </w:tc>
         <w:tc>
           <w:tcPr>
-            <w:tcW w:w="3397" w:type="dxa"/>
-            <w:tcBorders/>
-          </w:tcPr>
-          <w:p>
-            <w:pPr>
-              <w:pStyle w:val="ListParagraph"/>
-              <w:widowControl/>
+            <w:tcW w:w="3398" w:type="dxa"/>
+            <w:tcBorders/>
+          </w:tcPr>
+          <w:p>
+            <w:pPr>
+              <w:pStyle w:val="ListParagraph"/>
+              <w:widowControl w:val="false"/>
+              <w:suppressAutoHyphens w:val="true"/>
               <w:spacing w:lineRule="auto" w:line="240" w:before="0" w:after="0"/>
               <w:ind w:left="0" w:hanging="0"/>
               <w:contextualSpacing/>
@@ -5244,13 +5367,14 @@
         <w:trPr/>
         <w:tc>
           <w:tcPr>
-            <w:tcW w:w="2692" w:type="dxa"/>
-            <w:tcBorders/>
-          </w:tcPr>
-          <w:p>
-            <w:pPr>
-              <w:pStyle w:val="ListParagraph"/>
-              <w:widowControl/>
+            <w:tcW w:w="2691" w:type="dxa"/>
+            <w:tcBorders/>
+          </w:tcPr>
+          <w:p>
+            <w:pPr>
+              <w:pStyle w:val="ListParagraph"/>
+              <w:widowControl w:val="false"/>
+              <w:suppressAutoHyphens w:val="true"/>
               <w:spacing w:lineRule="auto" w:line="240" w:before="0" w:after="0"/>
               <w:ind w:left="0" w:hanging="0"/>
               <w:contextualSpacing/>
@@ -5279,7 +5403,8 @@
           <w:p>
             <w:pPr>
               <w:pStyle w:val="ListParagraph"/>
-              <w:widowControl/>
+              <w:widowControl w:val="false"/>
+              <w:suppressAutoHyphens w:val="true"/>
               <w:spacing w:lineRule="auto" w:line="240" w:before="0" w:after="0"/>
               <w:ind w:left="0" w:hanging="0"/>
               <w:contextualSpacing/>
@@ -5306,13 +5431,14 @@
         </w:tc>
         <w:tc>
           <w:tcPr>
-            <w:tcW w:w="3397" w:type="dxa"/>
-            <w:tcBorders/>
-          </w:tcPr>
-          <w:p>
-            <w:pPr>
-              <w:pStyle w:val="ListParagraph"/>
-              <w:widowControl/>
+            <w:tcW w:w="3398" w:type="dxa"/>
+            <w:tcBorders/>
+          </w:tcPr>
+          <w:p>
+            <w:pPr>
+              <w:pStyle w:val="ListParagraph"/>
+              <w:widowControl w:val="false"/>
+              <w:suppressAutoHyphens w:val="true"/>
               <w:spacing w:lineRule="auto" w:line="240" w:before="0" w:after="0"/>
               <w:ind w:left="0" w:hanging="0"/>
               <w:contextualSpacing/>
@@ -5342,13 +5468,14 @@
         <w:trPr/>
         <w:tc>
           <w:tcPr>
-            <w:tcW w:w="2692" w:type="dxa"/>
-            <w:tcBorders/>
-          </w:tcPr>
-          <w:p>
-            <w:pPr>
-              <w:pStyle w:val="ListParagraph"/>
-              <w:widowControl/>
+            <w:tcW w:w="2691" w:type="dxa"/>
+            <w:tcBorders/>
+          </w:tcPr>
+          <w:p>
+            <w:pPr>
+              <w:pStyle w:val="ListParagraph"/>
+              <w:widowControl w:val="false"/>
+              <w:suppressAutoHyphens w:val="true"/>
               <w:spacing w:lineRule="auto" w:line="240" w:before="0" w:after="0"/>
               <w:ind w:left="0" w:hanging="0"/>
               <w:contextualSpacing/>
@@ -5377,7 +5504,8 @@
           <w:p>
             <w:pPr>
               <w:pStyle w:val="ListParagraph"/>
-              <w:widowControl/>
+              <w:widowControl w:val="false"/>
+              <w:suppressAutoHyphens w:val="true"/>
               <w:spacing w:lineRule="auto" w:line="240" w:before="0" w:after="0"/>
               <w:ind w:left="0" w:hanging="0"/>
               <w:contextualSpacing/>
@@ -5404,13 +5532,14 @@
         </w:tc>
         <w:tc>
           <w:tcPr>
-            <w:tcW w:w="3397" w:type="dxa"/>
-            <w:tcBorders/>
-          </w:tcPr>
-          <w:p>
-            <w:pPr>
-              <w:pStyle w:val="ListParagraph"/>
-              <w:widowControl/>
+            <w:tcW w:w="3398" w:type="dxa"/>
+            <w:tcBorders/>
+          </w:tcPr>
+          <w:p>
+            <w:pPr>
+              <w:pStyle w:val="ListParagraph"/>
+              <w:widowControl w:val="false"/>
+              <w:suppressAutoHyphens w:val="true"/>
               <w:spacing w:lineRule="auto" w:line="240" w:before="0" w:after="0"/>
               <w:ind w:left="0" w:hanging="0"/>
               <w:contextualSpacing/>
@@ -5440,13 +5569,14 @@
         <w:trPr/>
         <w:tc>
           <w:tcPr>
-            <w:tcW w:w="2692" w:type="dxa"/>
-            <w:tcBorders/>
-          </w:tcPr>
-          <w:p>
-            <w:pPr>
-              <w:pStyle w:val="ListParagraph"/>
-              <w:widowControl/>
+            <w:tcW w:w="2691" w:type="dxa"/>
+            <w:tcBorders/>
+          </w:tcPr>
+          <w:p>
+            <w:pPr>
+              <w:pStyle w:val="ListParagraph"/>
+              <w:widowControl w:val="false"/>
+              <w:suppressAutoHyphens w:val="true"/>
               <w:spacing w:lineRule="auto" w:line="240" w:before="0" w:after="0"/>
               <w:ind w:left="0" w:hanging="0"/>
               <w:contextualSpacing/>
@@ -5475,7 +5605,8 @@
           <w:p>
             <w:pPr>
               <w:pStyle w:val="ListParagraph"/>
-              <w:widowControl/>
+              <w:widowControl w:val="false"/>
+              <w:suppressAutoHyphens w:val="true"/>
               <w:spacing w:lineRule="auto" w:line="240" w:before="0" w:after="0"/>
               <w:ind w:left="0" w:hanging="0"/>
               <w:contextualSpacing/>
@@ -5502,13 +5633,14 @@
         </w:tc>
         <w:tc>
           <w:tcPr>
-            <w:tcW w:w="3397" w:type="dxa"/>
-            <w:tcBorders/>
-          </w:tcPr>
-          <w:p>
-            <w:pPr>
-              <w:pStyle w:val="ListParagraph"/>
-              <w:widowControl/>
+            <w:tcW w:w="3398" w:type="dxa"/>
+            <w:tcBorders/>
+          </w:tcPr>
+          <w:p>
+            <w:pPr>
+              <w:pStyle w:val="ListParagraph"/>
+              <w:widowControl w:val="false"/>
+              <w:suppressAutoHyphens w:val="true"/>
               <w:spacing w:lineRule="auto" w:line="240" w:before="0" w:after="0"/>
               <w:ind w:left="0" w:hanging="0"/>
               <w:contextualSpacing/>
@@ -5538,13 +5670,14 @@
         <w:trPr/>
         <w:tc>
           <w:tcPr>
-            <w:tcW w:w="2692" w:type="dxa"/>
-            <w:tcBorders/>
-          </w:tcPr>
-          <w:p>
-            <w:pPr>
-              <w:pStyle w:val="ListParagraph"/>
-              <w:widowControl/>
+            <w:tcW w:w="2691" w:type="dxa"/>
+            <w:tcBorders/>
+          </w:tcPr>
+          <w:p>
+            <w:pPr>
+              <w:pStyle w:val="ListParagraph"/>
+              <w:widowControl w:val="false"/>
+              <w:suppressAutoHyphens w:val="true"/>
               <w:spacing w:lineRule="auto" w:line="240" w:before="0" w:after="0"/>
               <w:ind w:left="0" w:hanging="0"/>
               <w:contextualSpacing/>
@@ -5573,7 +5706,8 @@
           <w:p>
             <w:pPr>
               <w:pStyle w:val="ListParagraph"/>
-              <w:widowControl/>
+              <w:widowControl w:val="false"/>
+              <w:suppressAutoHyphens w:val="true"/>
               <w:spacing w:lineRule="auto" w:line="240" w:before="0" w:after="0"/>
               <w:ind w:left="0" w:hanging="0"/>
               <w:contextualSpacing/>
@@ -5600,13 +5734,14 @@
         </w:tc>
         <w:tc>
           <w:tcPr>
-            <w:tcW w:w="3397" w:type="dxa"/>
-            <w:tcBorders/>
-          </w:tcPr>
-          <w:p>
-            <w:pPr>
-              <w:pStyle w:val="ListParagraph"/>
-              <w:widowControl/>
+            <w:tcW w:w="3398" w:type="dxa"/>
+            <w:tcBorders/>
+          </w:tcPr>
+          <w:p>
+            <w:pPr>
+              <w:pStyle w:val="ListParagraph"/>
+              <w:widowControl w:val="false"/>
+              <w:suppressAutoHyphens w:val="true"/>
               <w:spacing w:lineRule="auto" w:line="240" w:before="0" w:after="0"/>
               <w:ind w:left="0" w:hanging="0"/>
               <w:contextualSpacing/>
@@ -5636,13 +5771,14 @@
         <w:trPr/>
         <w:tc>
           <w:tcPr>
-            <w:tcW w:w="2692" w:type="dxa"/>
-            <w:tcBorders/>
-          </w:tcPr>
-          <w:p>
-            <w:pPr>
-              <w:pStyle w:val="ListParagraph"/>
-              <w:widowControl/>
+            <w:tcW w:w="2691" w:type="dxa"/>
+            <w:tcBorders/>
+          </w:tcPr>
+          <w:p>
+            <w:pPr>
+              <w:pStyle w:val="ListParagraph"/>
+              <w:widowControl w:val="false"/>
+              <w:suppressAutoHyphens w:val="true"/>
               <w:spacing w:lineRule="auto" w:line="240" w:before="0" w:after="0"/>
               <w:ind w:left="0" w:hanging="0"/>
               <w:contextualSpacing/>
@@ -5671,7 +5807,8 @@
           <w:p>
             <w:pPr>
               <w:pStyle w:val="ListParagraph"/>
-              <w:widowControl/>
+              <w:widowControl w:val="false"/>
+              <w:suppressAutoHyphens w:val="true"/>
               <w:spacing w:lineRule="auto" w:line="240" w:before="0" w:after="0"/>
               <w:ind w:left="0" w:hanging="0"/>
               <w:contextualSpacing/>
@@ -5698,13 +5835,14 @@
         </w:tc>
         <w:tc>
           <w:tcPr>
-            <w:tcW w:w="3397" w:type="dxa"/>
-            <w:tcBorders/>
-          </w:tcPr>
-          <w:p>
-            <w:pPr>
-              <w:pStyle w:val="ListParagraph"/>
-              <w:widowControl/>
+            <w:tcW w:w="3398" w:type="dxa"/>
+            <w:tcBorders/>
+          </w:tcPr>
+          <w:p>
+            <w:pPr>
+              <w:pStyle w:val="ListParagraph"/>
+              <w:widowControl w:val="false"/>
+              <w:suppressAutoHyphens w:val="true"/>
               <w:spacing w:lineRule="auto" w:line="240" w:before="0" w:after="0"/>
               <w:ind w:left="0" w:hanging="0"/>
               <w:contextualSpacing/>
@@ -5734,13 +5872,14 @@
         <w:trPr/>
         <w:tc>
           <w:tcPr>
-            <w:tcW w:w="2692" w:type="dxa"/>
-            <w:tcBorders/>
-          </w:tcPr>
-          <w:p>
-            <w:pPr>
-              <w:pStyle w:val="ListParagraph"/>
-              <w:widowControl/>
+            <w:tcW w:w="2691" w:type="dxa"/>
+            <w:tcBorders/>
+          </w:tcPr>
+          <w:p>
+            <w:pPr>
+              <w:pStyle w:val="ListParagraph"/>
+              <w:widowControl w:val="false"/>
+              <w:suppressAutoHyphens w:val="true"/>
               <w:spacing w:lineRule="auto" w:line="240" w:before="0" w:after="0"/>
               <w:ind w:left="0" w:hanging="0"/>
               <w:contextualSpacing/>
@@ -5773,7 +5912,8 @@
           <w:p>
             <w:pPr>
               <w:pStyle w:val="ListParagraph"/>
-              <w:widowControl/>
+              <w:widowControl w:val="false"/>
+              <w:suppressAutoHyphens w:val="true"/>
               <w:spacing w:lineRule="auto" w:line="240" w:before="0" w:after="0"/>
               <w:ind w:left="0" w:hanging="0"/>
               <w:contextualSpacing/>
@@ -5800,13 +5940,14 @@
         </w:tc>
         <w:tc>
           <w:tcPr>
-            <w:tcW w:w="3397" w:type="dxa"/>
-            <w:tcBorders/>
-          </w:tcPr>
-          <w:p>
-            <w:pPr>
-              <w:pStyle w:val="ListParagraph"/>
-              <w:widowControl/>
+            <w:tcW w:w="3398" w:type="dxa"/>
+            <w:tcBorders/>
+          </w:tcPr>
+          <w:p>
+            <w:pPr>
+              <w:pStyle w:val="ListParagraph"/>
+              <w:widowControl w:val="false"/>
+              <w:suppressAutoHyphens w:val="true"/>
               <w:spacing w:lineRule="auto" w:line="240" w:before="0" w:after="0"/>
               <w:ind w:left="0" w:hanging="0"/>
               <w:contextualSpacing/>
@@ -5836,13 +5977,14 @@
         <w:trPr/>
         <w:tc>
           <w:tcPr>
-            <w:tcW w:w="2692" w:type="dxa"/>
-            <w:tcBorders/>
-          </w:tcPr>
-          <w:p>
-            <w:pPr>
-              <w:pStyle w:val="ListParagraph"/>
-              <w:widowControl/>
+            <w:tcW w:w="2691" w:type="dxa"/>
+            <w:tcBorders/>
+          </w:tcPr>
+          <w:p>
+            <w:pPr>
+              <w:pStyle w:val="ListParagraph"/>
+              <w:widowControl w:val="false"/>
+              <w:suppressAutoHyphens w:val="true"/>
               <w:spacing w:lineRule="auto" w:line="240" w:before="0" w:after="0"/>
               <w:ind w:left="0" w:hanging="0"/>
               <w:contextualSpacing/>
@@ -5875,7 +6017,8 @@
           <w:p>
             <w:pPr>
               <w:pStyle w:val="ListParagraph"/>
-              <w:widowControl/>
+              <w:widowControl w:val="false"/>
+              <w:suppressAutoHyphens w:val="true"/>
               <w:spacing w:lineRule="auto" w:line="240" w:before="0" w:after="0"/>
               <w:ind w:left="0" w:hanging="0"/>
               <w:contextualSpacing/>
@@ -5902,13 +6045,14 @@
         </w:tc>
         <w:tc>
           <w:tcPr>
-            <w:tcW w:w="3397" w:type="dxa"/>
-            <w:tcBorders/>
-          </w:tcPr>
-          <w:p>
-            <w:pPr>
-              <w:pStyle w:val="ListParagraph"/>
-              <w:widowControl/>
+            <w:tcW w:w="3398" w:type="dxa"/>
+            <w:tcBorders/>
+          </w:tcPr>
+          <w:p>
+            <w:pPr>
+              <w:pStyle w:val="ListParagraph"/>
+              <w:widowControl w:val="false"/>
+              <w:suppressAutoHyphens w:val="true"/>
               <w:spacing w:lineRule="auto" w:line="240" w:before="0" w:after="0"/>
               <w:ind w:left="0" w:hanging="0"/>
               <w:contextualSpacing/>
@@ -5938,13 +6082,14 @@
         <w:trPr/>
         <w:tc>
           <w:tcPr>
-            <w:tcW w:w="2692" w:type="dxa"/>
-            <w:tcBorders/>
-          </w:tcPr>
-          <w:p>
-            <w:pPr>
-              <w:pStyle w:val="ListParagraph"/>
-              <w:widowControl/>
+            <w:tcW w:w="2691" w:type="dxa"/>
+            <w:tcBorders/>
+          </w:tcPr>
+          <w:p>
+            <w:pPr>
+              <w:pStyle w:val="ListParagraph"/>
+              <w:widowControl w:val="false"/>
+              <w:suppressAutoHyphens w:val="true"/>
               <w:spacing w:lineRule="auto" w:line="240" w:before="0" w:after="0"/>
               <w:ind w:left="0" w:hanging="0"/>
               <w:contextualSpacing/>
@@ -5977,7 +6122,8 @@
           <w:p>
             <w:pPr>
               <w:pStyle w:val="ListParagraph"/>
-              <w:widowControl/>
+              <w:widowControl w:val="false"/>
+              <w:suppressAutoHyphens w:val="true"/>
               <w:spacing w:lineRule="auto" w:line="240" w:before="0" w:after="0"/>
               <w:ind w:left="0" w:hanging="0"/>
               <w:contextualSpacing/>
@@ -6004,13 +6150,14 @@
         </w:tc>
         <w:tc>
           <w:tcPr>
-            <w:tcW w:w="3397" w:type="dxa"/>
-            <w:tcBorders/>
-          </w:tcPr>
-          <w:p>
-            <w:pPr>
-              <w:pStyle w:val="ListParagraph"/>
-              <w:widowControl/>
+            <w:tcW w:w="3398" w:type="dxa"/>
+            <w:tcBorders/>
+          </w:tcPr>
+          <w:p>
+            <w:pPr>
+              <w:pStyle w:val="ListParagraph"/>
+              <w:widowControl w:val="false"/>
+              <w:suppressAutoHyphens w:val="true"/>
               <w:spacing w:lineRule="auto" w:line="240" w:before="0" w:after="0"/>
               <w:ind w:left="0" w:hanging="0"/>
               <w:contextualSpacing/>
@@ -6036,13 +6183,14 @@
         <w:trPr/>
         <w:tc>
           <w:tcPr>
-            <w:tcW w:w="2692" w:type="dxa"/>
-            <w:tcBorders/>
-          </w:tcPr>
-          <w:p>
-            <w:pPr>
-              <w:pStyle w:val="ListParagraph"/>
-              <w:widowControl/>
+            <w:tcW w:w="2691" w:type="dxa"/>
+            <w:tcBorders/>
+          </w:tcPr>
+          <w:p>
+            <w:pPr>
+              <w:pStyle w:val="ListParagraph"/>
+              <w:widowControl w:val="false"/>
+              <w:suppressAutoHyphens w:val="true"/>
               <w:spacing w:lineRule="auto" w:line="240" w:before="0" w:after="0"/>
               <w:ind w:left="0" w:hanging="0"/>
               <w:contextualSpacing/>
@@ -6081,7 +6229,8 @@
           <w:p>
             <w:pPr>
               <w:pStyle w:val="ListParagraph"/>
-              <w:widowControl/>
+              <w:widowControl w:val="false"/>
+              <w:suppressAutoHyphens w:val="true"/>
               <w:spacing w:lineRule="auto" w:line="240" w:before="0" w:after="0"/>
               <w:ind w:left="0" w:hanging="0"/>
               <w:contextualSpacing/>
@@ -6108,13 +6257,14 @@
         </w:tc>
         <w:tc>
           <w:tcPr>
-            <w:tcW w:w="3397" w:type="dxa"/>
-            <w:tcBorders/>
-          </w:tcPr>
-          <w:p>
-            <w:pPr>
-              <w:pStyle w:val="ListParagraph"/>
-              <w:widowControl/>
+            <w:tcW w:w="3398" w:type="dxa"/>
+            <w:tcBorders/>
+          </w:tcPr>
+          <w:p>
+            <w:pPr>
+              <w:pStyle w:val="ListParagraph"/>
+              <w:widowControl w:val="false"/>
+              <w:suppressAutoHyphens w:val="true"/>
               <w:spacing w:lineRule="auto" w:line="240" w:before="0" w:after="0"/>
               <w:ind w:left="0" w:hanging="0"/>
               <w:contextualSpacing/>
@@ -6144,13 +6294,14 @@
         <w:trPr/>
         <w:tc>
           <w:tcPr>
-            <w:tcW w:w="2692" w:type="dxa"/>
-            <w:tcBorders/>
-          </w:tcPr>
-          <w:p>
-            <w:pPr>
-              <w:pStyle w:val="ListParagraph"/>
-              <w:widowControl/>
+            <w:tcW w:w="2691" w:type="dxa"/>
+            <w:tcBorders/>
+          </w:tcPr>
+          <w:p>
+            <w:pPr>
+              <w:pStyle w:val="ListParagraph"/>
+              <w:widowControl w:val="false"/>
+              <w:suppressAutoHyphens w:val="true"/>
               <w:spacing w:lineRule="auto" w:line="240" w:before="0" w:after="0"/>
               <w:ind w:left="0" w:hanging="0"/>
               <w:contextualSpacing/>
@@ -6183,7 +6334,8 @@
           <w:p>
             <w:pPr>
               <w:pStyle w:val="ListParagraph"/>
-              <w:widowControl/>
+              <w:widowControl w:val="false"/>
+              <w:suppressAutoHyphens w:val="true"/>
               <w:spacing w:lineRule="auto" w:line="240" w:before="0" w:after="0"/>
               <w:ind w:left="0" w:hanging="0"/>
               <w:contextualSpacing/>
@@ -6210,13 +6362,14 @@
         </w:tc>
         <w:tc>
           <w:tcPr>
-            <w:tcW w:w="3397" w:type="dxa"/>
-            <w:tcBorders/>
-          </w:tcPr>
-          <w:p>
-            <w:pPr>
-              <w:pStyle w:val="ListParagraph"/>
-              <w:widowControl/>
+            <w:tcW w:w="3398" w:type="dxa"/>
+            <w:tcBorders/>
+          </w:tcPr>
+          <w:p>
+            <w:pPr>
+              <w:pStyle w:val="ListParagraph"/>
+              <w:widowControl w:val="false"/>
+              <w:suppressAutoHyphens w:val="true"/>
               <w:spacing w:lineRule="auto" w:line="240" w:before="0" w:after="0"/>
               <w:ind w:left="0" w:hanging="0"/>
               <w:contextualSpacing/>
@@ -6837,21 +6990,22 @@
         <w:tblLook w:val="04a0" w:noHBand="0" w:noVBand="1" w:firstColumn="1" w:lastRow="0" w:lastColumn="0" w:firstRow="1"/>
       </w:tblPr>
       <w:tblGrid>
-        <w:gridCol w:w="2692"/>
+        <w:gridCol w:w="2691"/>
         <w:gridCol w:w="2977"/>
-        <w:gridCol w:w="3397"/>
+        <w:gridCol w:w="3398"/>
       </w:tblGrid>
       <w:tr>
         <w:trPr/>
         <w:tc>
           <w:tcPr>
-            <w:tcW w:w="2692" w:type="dxa"/>
-            <w:tcBorders/>
-          </w:tcPr>
-          <w:p>
-            <w:pPr>
-              <w:pStyle w:val="ListParagraph"/>
-              <w:widowControl/>
+            <w:tcW w:w="2691" w:type="dxa"/>
+            <w:tcBorders/>
+          </w:tcPr>
+          <w:p>
+            <w:pPr>
+              <w:pStyle w:val="ListParagraph"/>
+              <w:widowControl w:val="false"/>
+              <w:suppressAutoHyphens w:val="true"/>
               <w:spacing w:lineRule="auto" w:line="240" w:before="0" w:after="0"/>
               <w:ind w:left="0" w:hanging="0"/>
               <w:contextualSpacing/>
@@ -6884,7 +7038,8 @@
           <w:p>
             <w:pPr>
               <w:pStyle w:val="ListParagraph"/>
-              <w:widowControl/>
+              <w:widowControl w:val="false"/>
+              <w:suppressAutoHyphens w:val="true"/>
               <w:spacing w:lineRule="auto" w:line="240" w:before="0" w:after="0"/>
               <w:ind w:left="0" w:hanging="0"/>
               <w:contextualSpacing/>
@@ -6907,13 +7062,14 @@
         </w:tc>
         <w:tc>
           <w:tcPr>
-            <w:tcW w:w="3397" w:type="dxa"/>
-            <w:tcBorders/>
-          </w:tcPr>
-          <w:p>
-            <w:pPr>
-              <w:pStyle w:val="ListParagraph"/>
-              <w:widowControl/>
+            <w:tcW w:w="3398" w:type="dxa"/>
+            <w:tcBorders/>
+          </w:tcPr>
+          <w:p>
+            <w:pPr>
+              <w:pStyle w:val="ListParagraph"/>
+              <w:widowControl w:val="false"/>
+              <w:suppressAutoHyphens w:val="true"/>
               <w:spacing w:lineRule="auto" w:line="240" w:before="0" w:after="0"/>
               <w:ind w:left="0" w:hanging="0"/>
               <w:contextualSpacing/>
@@ -6939,13 +7095,14 @@
         <w:trPr/>
         <w:tc>
           <w:tcPr>
-            <w:tcW w:w="2692" w:type="dxa"/>
-            <w:tcBorders/>
-          </w:tcPr>
-          <w:p>
-            <w:pPr>
-              <w:pStyle w:val="ListParagraph"/>
-              <w:widowControl/>
+            <w:tcW w:w="2691" w:type="dxa"/>
+            <w:tcBorders/>
+          </w:tcPr>
+          <w:p>
+            <w:pPr>
+              <w:pStyle w:val="ListParagraph"/>
+              <w:widowControl w:val="false"/>
+              <w:suppressAutoHyphens w:val="true"/>
               <w:spacing w:lineRule="auto" w:line="240" w:before="0" w:after="0"/>
               <w:ind w:left="0" w:hanging="0"/>
               <w:contextualSpacing/>
@@ -6979,7 +7136,8 @@
           <w:p>
             <w:pPr>
               <w:pStyle w:val="ListParagraph"/>
-              <w:widowControl/>
+              <w:widowControl w:val="false"/>
+              <w:suppressAutoHyphens w:val="true"/>
               <w:spacing w:lineRule="auto" w:line="240" w:before="0" w:after="0"/>
               <w:ind w:left="0" w:hanging="0"/>
               <w:contextualSpacing/>
@@ -7006,14 +7164,15 @@
         </w:tc>
         <w:tc>
           <w:tcPr>
-            <w:tcW w:w="3397" w:type="dxa"/>
+            <w:tcW w:w="3398" w:type="dxa"/>
             <w:tcBorders/>
             <w:vAlign w:val="bottom"/>
           </w:tcPr>
           <w:p>
             <w:pPr>
               <w:pStyle w:val="ListParagraph"/>
-              <w:widowControl/>
+              <w:widowControl w:val="false"/>
+              <w:suppressAutoHyphens w:val="true"/>
               <w:spacing w:lineRule="auto" w:line="240" w:before="0" w:after="0"/>
               <w:ind w:left="0" w:hanging="0"/>
               <w:contextualSpacing/>
@@ -7043,13 +7202,14 @@
         <w:trPr/>
         <w:tc>
           <w:tcPr>
-            <w:tcW w:w="2692" w:type="dxa"/>
-            <w:tcBorders/>
-          </w:tcPr>
-          <w:p>
-            <w:pPr>
-              <w:pStyle w:val="ListParagraph"/>
-              <w:widowControl/>
+            <w:tcW w:w="2691" w:type="dxa"/>
+            <w:tcBorders/>
+          </w:tcPr>
+          <w:p>
+            <w:pPr>
+              <w:pStyle w:val="ListParagraph"/>
+              <w:widowControl w:val="false"/>
+              <w:suppressAutoHyphens w:val="true"/>
               <w:spacing w:lineRule="auto" w:line="240" w:before="0" w:after="0"/>
               <w:ind w:left="0" w:hanging="0"/>
               <w:contextualSpacing/>
@@ -7083,7 +7243,8 @@
           <w:p>
             <w:pPr>
               <w:pStyle w:val="ListParagraph"/>
-              <w:widowControl/>
+              <w:widowControl w:val="false"/>
+              <w:suppressAutoHyphens w:val="true"/>
               <w:spacing w:lineRule="auto" w:line="240" w:before="0" w:after="0"/>
               <w:ind w:left="0" w:hanging="0"/>
               <w:contextualSpacing/>
@@ -7110,14 +7271,15 @@
         </w:tc>
         <w:tc>
           <w:tcPr>
-            <w:tcW w:w="3397" w:type="dxa"/>
+            <w:tcW w:w="3398" w:type="dxa"/>
             <w:tcBorders/>
             <w:vAlign w:val="bottom"/>
           </w:tcPr>
           <w:p>
             <w:pPr>
               <w:pStyle w:val="ListParagraph"/>
-              <w:widowControl/>
+              <w:widowControl w:val="false"/>
+              <w:suppressAutoHyphens w:val="true"/>
               <w:spacing w:lineRule="auto" w:line="240" w:before="0" w:after="0"/>
               <w:ind w:left="0" w:hanging="0"/>
               <w:contextualSpacing/>
@@ -7147,13 +7309,14 @@
         <w:trPr/>
         <w:tc>
           <w:tcPr>
-            <w:tcW w:w="2692" w:type="dxa"/>
-            <w:tcBorders/>
-          </w:tcPr>
-          <w:p>
-            <w:pPr>
-              <w:pStyle w:val="ListParagraph"/>
-              <w:widowControl/>
+            <w:tcW w:w="2691" w:type="dxa"/>
+            <w:tcBorders/>
+          </w:tcPr>
+          <w:p>
+            <w:pPr>
+              <w:pStyle w:val="ListParagraph"/>
+              <w:widowControl w:val="false"/>
+              <w:suppressAutoHyphens w:val="true"/>
               <w:spacing w:lineRule="auto" w:line="240" w:before="0" w:after="0"/>
               <w:ind w:left="0" w:hanging="0"/>
               <w:contextualSpacing/>
@@ -7187,7 +7350,8 @@
           <w:p>
             <w:pPr>
               <w:pStyle w:val="ListParagraph"/>
-              <w:widowControl/>
+              <w:widowControl w:val="false"/>
+              <w:suppressAutoHyphens w:val="true"/>
               <w:spacing w:lineRule="auto" w:line="240" w:before="0" w:after="0"/>
               <w:ind w:left="0" w:hanging="0"/>
               <w:contextualSpacing/>
@@ -7214,14 +7378,15 @@
         </w:tc>
         <w:tc>
           <w:tcPr>
-            <w:tcW w:w="3397" w:type="dxa"/>
+            <w:tcW w:w="3398" w:type="dxa"/>
             <w:tcBorders/>
             <w:vAlign w:val="bottom"/>
           </w:tcPr>
           <w:p>
             <w:pPr>
               <w:pStyle w:val="ListParagraph"/>
-              <w:widowControl/>
+              <w:widowControl w:val="false"/>
+              <w:suppressAutoHyphens w:val="true"/>
               <w:spacing w:lineRule="auto" w:line="240" w:before="0" w:after="0"/>
               <w:ind w:left="0" w:hanging="0"/>
               <w:contextualSpacing/>
@@ -7251,13 +7416,14 @@
         <w:trPr/>
         <w:tc>
           <w:tcPr>
-            <w:tcW w:w="2692" w:type="dxa"/>
-            <w:tcBorders/>
-          </w:tcPr>
-          <w:p>
-            <w:pPr>
-              <w:pStyle w:val="ListParagraph"/>
-              <w:widowControl/>
+            <w:tcW w:w="2691" w:type="dxa"/>
+            <w:tcBorders/>
+          </w:tcPr>
+          <w:p>
+            <w:pPr>
+              <w:pStyle w:val="ListParagraph"/>
+              <w:widowControl w:val="false"/>
+              <w:suppressAutoHyphens w:val="true"/>
               <w:spacing w:lineRule="auto" w:line="240" w:before="0" w:after="0"/>
               <w:ind w:left="0" w:hanging="0"/>
               <w:contextualSpacing/>
@@ -7291,7 +7457,8 @@
           <w:p>
             <w:pPr>
               <w:pStyle w:val="ListParagraph"/>
-              <w:widowControl/>
+              <w:widowControl w:val="false"/>
+              <w:suppressAutoHyphens w:val="true"/>
               <w:spacing w:lineRule="auto" w:line="240" w:before="0" w:after="0"/>
               <w:ind w:left="0" w:hanging="0"/>
               <w:contextualSpacing/>
@@ -7318,14 +7485,15 @@
         </w:tc>
         <w:tc>
           <w:tcPr>
-            <w:tcW w:w="3397" w:type="dxa"/>
+            <w:tcW w:w="3398" w:type="dxa"/>
             <w:tcBorders/>
             <w:vAlign w:val="bottom"/>
           </w:tcPr>
           <w:p>
             <w:pPr>
               <w:pStyle w:val="ListParagraph"/>
-              <w:widowControl/>
+              <w:widowControl w:val="false"/>
+              <w:suppressAutoHyphens w:val="true"/>
               <w:spacing w:lineRule="auto" w:line="240" w:before="0" w:after="0"/>
               <w:ind w:left="0" w:hanging="0"/>
               <w:contextualSpacing/>
@@ -7355,13 +7523,14 @@
         <w:trPr/>
         <w:tc>
           <w:tcPr>
-            <w:tcW w:w="2692" w:type="dxa"/>
-            <w:tcBorders/>
-          </w:tcPr>
-          <w:p>
-            <w:pPr>
-              <w:pStyle w:val="ListParagraph"/>
-              <w:widowControl/>
+            <w:tcW w:w="2691" w:type="dxa"/>
+            <w:tcBorders/>
+          </w:tcPr>
+          <w:p>
+            <w:pPr>
+              <w:pStyle w:val="ListParagraph"/>
+              <w:widowControl w:val="false"/>
+              <w:suppressAutoHyphens w:val="true"/>
               <w:spacing w:lineRule="auto" w:line="240" w:before="0" w:after="0"/>
               <w:ind w:left="0" w:hanging="0"/>
               <w:contextualSpacing/>
@@ -7395,7 +7564,8 @@
           <w:p>
             <w:pPr>
               <w:pStyle w:val="ListParagraph"/>
-              <w:widowControl/>
+              <w:widowControl w:val="false"/>
+              <w:suppressAutoHyphens w:val="true"/>
               <w:spacing w:lineRule="auto" w:line="240" w:before="0" w:after="0"/>
               <w:ind w:left="0" w:hanging="0"/>
               <w:contextualSpacing/>
@@ -7422,14 +7592,15 @@
         </w:tc>
         <w:tc>
           <w:tcPr>
-            <w:tcW w:w="3397" w:type="dxa"/>
+            <w:tcW w:w="3398" w:type="dxa"/>
             <w:tcBorders/>
             <w:vAlign w:val="bottom"/>
           </w:tcPr>
           <w:p>
             <w:pPr>
               <w:pStyle w:val="ListParagraph"/>
-              <w:widowControl/>
+              <w:widowControl w:val="false"/>
+              <w:suppressAutoHyphens w:val="true"/>
               <w:spacing w:lineRule="auto" w:line="240" w:before="0" w:after="0"/>
               <w:ind w:left="0" w:hanging="0"/>
               <w:contextualSpacing/>
@@ -7459,13 +7630,14 @@
         <w:trPr/>
         <w:tc>
           <w:tcPr>
-            <w:tcW w:w="2692" w:type="dxa"/>
-            <w:tcBorders/>
-          </w:tcPr>
-          <w:p>
-            <w:pPr>
-              <w:pStyle w:val="ListParagraph"/>
-              <w:widowControl/>
+            <w:tcW w:w="2691" w:type="dxa"/>
+            <w:tcBorders/>
+          </w:tcPr>
+          <w:p>
+            <w:pPr>
+              <w:pStyle w:val="ListParagraph"/>
+              <w:widowControl w:val="false"/>
+              <w:suppressAutoHyphens w:val="true"/>
               <w:spacing w:lineRule="auto" w:line="240" w:before="0" w:after="0"/>
               <w:ind w:left="0" w:hanging="0"/>
               <w:contextualSpacing/>
@@ -7499,7 +7671,8 @@
           <w:p>
             <w:pPr>
               <w:pStyle w:val="ListParagraph"/>
-              <w:widowControl/>
+              <w:widowControl w:val="false"/>
+              <w:suppressAutoHyphens w:val="true"/>
               <w:spacing w:lineRule="auto" w:line="240" w:before="0" w:after="0"/>
               <w:ind w:left="0" w:hanging="0"/>
               <w:contextualSpacing/>
@@ -7526,14 +7699,15 @@
         </w:tc>
         <w:tc>
           <w:tcPr>
-            <w:tcW w:w="3397" w:type="dxa"/>
+            <w:tcW w:w="3398" w:type="dxa"/>
             <w:tcBorders/>
             <w:vAlign w:val="bottom"/>
           </w:tcPr>
           <w:p>
             <w:pPr>
               <w:pStyle w:val="ListParagraph"/>
-              <w:widowControl/>
+              <w:widowControl w:val="false"/>
+              <w:suppressAutoHyphens w:val="true"/>
               <w:spacing w:lineRule="auto" w:line="240" w:before="0" w:after="0"/>
               <w:ind w:left="0" w:hanging="0"/>
               <w:contextualSpacing/>
@@ -7563,13 +7737,14 @@
         <w:trPr/>
         <w:tc>
           <w:tcPr>
-            <w:tcW w:w="2692" w:type="dxa"/>
-            <w:tcBorders/>
-          </w:tcPr>
-          <w:p>
-            <w:pPr>
-              <w:pStyle w:val="ListParagraph"/>
-              <w:widowControl/>
+            <w:tcW w:w="2691" w:type="dxa"/>
+            <w:tcBorders/>
+          </w:tcPr>
+          <w:p>
+            <w:pPr>
+              <w:pStyle w:val="ListParagraph"/>
+              <w:widowControl w:val="false"/>
+              <w:suppressAutoHyphens w:val="true"/>
               <w:spacing w:lineRule="auto" w:line="240" w:before="0" w:after="0"/>
               <w:ind w:left="0" w:hanging="0"/>
               <w:contextualSpacing/>
@@ -7603,7 +7778,8 @@
           <w:p>
             <w:pPr>
               <w:pStyle w:val="ListParagraph"/>
-              <w:widowControl/>
+              <w:widowControl w:val="false"/>
+              <w:suppressAutoHyphens w:val="true"/>
               <w:spacing w:lineRule="auto" w:line="240" w:before="0" w:after="0"/>
               <w:ind w:left="0" w:hanging="0"/>
               <w:contextualSpacing/>
@@ -7630,14 +7806,15 @@
         </w:tc>
         <w:tc>
           <w:tcPr>
-            <w:tcW w:w="3397" w:type="dxa"/>
+            <w:tcW w:w="3398" w:type="dxa"/>
             <w:tcBorders/>
             <w:vAlign w:val="bottom"/>
           </w:tcPr>
           <w:p>
             <w:pPr>
               <w:pStyle w:val="ListParagraph"/>
-              <w:widowControl/>
+              <w:widowControl w:val="false"/>
+              <w:suppressAutoHyphens w:val="true"/>
               <w:spacing w:lineRule="auto" w:line="240" w:before="0" w:after="0"/>
               <w:ind w:left="0" w:hanging="0"/>
               <w:contextualSpacing/>
@@ -7667,13 +7844,14 @@
         <w:trPr/>
         <w:tc>
           <w:tcPr>
-            <w:tcW w:w="2692" w:type="dxa"/>
-            <w:tcBorders/>
-          </w:tcPr>
-          <w:p>
-            <w:pPr>
-              <w:pStyle w:val="ListParagraph"/>
-              <w:widowControl/>
+            <w:tcW w:w="2691" w:type="dxa"/>
+            <w:tcBorders/>
+          </w:tcPr>
+          <w:p>
+            <w:pPr>
+              <w:pStyle w:val="ListParagraph"/>
+              <w:widowControl w:val="false"/>
+              <w:suppressAutoHyphens w:val="true"/>
               <w:spacing w:lineRule="auto" w:line="240" w:before="0" w:after="0"/>
               <w:ind w:left="0" w:hanging="0"/>
               <w:contextualSpacing/>
@@ -7707,7 +7885,8 @@
           <w:p>
             <w:pPr>
               <w:pStyle w:val="ListParagraph"/>
-              <w:widowControl/>
+              <w:widowControl w:val="false"/>
+              <w:suppressAutoHyphens w:val="true"/>
               <w:spacing w:lineRule="auto" w:line="240" w:before="0" w:after="0"/>
               <w:ind w:left="0" w:hanging="0"/>
               <w:contextualSpacing/>
@@ -7734,14 +7913,15 @@
         </w:tc>
         <w:tc>
           <w:tcPr>
-            <w:tcW w:w="3397" w:type="dxa"/>
+            <w:tcW w:w="3398" w:type="dxa"/>
             <w:tcBorders/>
             <w:vAlign w:val="bottom"/>
           </w:tcPr>
           <w:p>
             <w:pPr>
               <w:pStyle w:val="ListParagraph"/>
-              <w:widowControl/>
+              <w:widowControl w:val="false"/>
+              <w:suppressAutoHyphens w:val="true"/>
               <w:spacing w:lineRule="auto" w:line="240" w:before="0" w:after="0"/>
               <w:ind w:left="0" w:hanging="0"/>
               <w:contextualSpacing/>
@@ -7771,13 +7951,14 @@
         <w:trPr/>
         <w:tc>
           <w:tcPr>
-            <w:tcW w:w="2692" w:type="dxa"/>
-            <w:tcBorders/>
-          </w:tcPr>
-          <w:p>
-            <w:pPr>
-              <w:pStyle w:val="ListParagraph"/>
-              <w:widowControl/>
+            <w:tcW w:w="2691" w:type="dxa"/>
+            <w:tcBorders/>
+          </w:tcPr>
+          <w:p>
+            <w:pPr>
+              <w:pStyle w:val="ListParagraph"/>
+              <w:widowControl w:val="false"/>
+              <w:suppressAutoHyphens w:val="true"/>
               <w:spacing w:lineRule="auto" w:line="240" w:before="0" w:after="0"/>
               <w:ind w:left="0" w:hanging="0"/>
               <w:contextualSpacing/>
@@ -7810,7 +7991,8 @@
           <w:p>
             <w:pPr>
               <w:pStyle w:val="ListParagraph"/>
-              <w:widowControl/>
+              <w:widowControl w:val="false"/>
+              <w:suppressAutoHyphens w:val="true"/>
               <w:spacing w:lineRule="auto" w:line="240" w:before="0" w:after="0"/>
               <w:ind w:left="0" w:hanging="0"/>
               <w:contextualSpacing/>
@@ -7837,13 +8019,14 @@
         </w:tc>
         <w:tc>
           <w:tcPr>
-            <w:tcW w:w="3397" w:type="dxa"/>
-            <w:tcBorders/>
-          </w:tcPr>
-          <w:p>
-            <w:pPr>
-              <w:pStyle w:val="ListParagraph"/>
-              <w:widowControl/>
+            <w:tcW w:w="3398" w:type="dxa"/>
+            <w:tcBorders/>
+          </w:tcPr>
+          <w:p>
+            <w:pPr>
+              <w:pStyle w:val="ListParagraph"/>
+              <w:widowControl w:val="false"/>
+              <w:suppressAutoHyphens w:val="true"/>
               <w:spacing w:lineRule="auto" w:line="240" w:before="0" w:after="0"/>
               <w:ind w:left="0" w:hanging="0"/>
               <w:contextualSpacing/>
@@ -8421,8 +8604,8 @@
       </w:tblPr>
       <w:tblGrid>
         <w:gridCol w:w="2923"/>
-        <w:gridCol w:w="1940"/>
-        <w:gridCol w:w="4492"/>
+        <w:gridCol w:w="1939"/>
+        <w:gridCol w:w="4493"/>
       </w:tblGrid>
       <w:tr>
         <w:trPr/>
@@ -8434,7 +8617,8 @@
           <w:p>
             <w:pPr>
               <w:pStyle w:val="ListParagraph"/>
-              <w:widowControl/>
+              <w:widowControl w:val="false"/>
+              <w:suppressAutoHyphens w:val="true"/>
               <w:spacing w:lineRule="auto" w:line="240" w:before="0" w:after="0"/>
               <w:ind w:left="0" w:hanging="0"/>
               <w:contextualSpacing/>
@@ -8461,13 +8645,14 @@
         </w:tc>
         <w:tc>
           <w:tcPr>
-            <w:tcW w:w="1940" w:type="dxa"/>
-            <w:tcBorders/>
-          </w:tcPr>
-          <w:p>
-            <w:pPr>
-              <w:pStyle w:val="ListParagraph"/>
-              <w:widowControl/>
+            <w:tcW w:w="1939" w:type="dxa"/>
+            <w:tcBorders/>
+          </w:tcPr>
+          <w:p>
+            <w:pPr>
+              <w:pStyle w:val="ListParagraph"/>
+              <w:widowControl w:val="false"/>
+              <w:suppressAutoHyphens w:val="true"/>
               <w:spacing w:lineRule="auto" w:line="240" w:before="0" w:after="0"/>
               <w:ind w:left="0" w:hanging="0"/>
               <w:contextualSpacing/>
@@ -8514,13 +8699,14 @@
         </w:tc>
         <w:tc>
           <w:tcPr>
-            <w:tcW w:w="4492" w:type="dxa"/>
-            <w:tcBorders/>
-          </w:tcPr>
-          <w:p>
-            <w:pPr>
-              <w:pStyle w:val="ListParagraph"/>
-              <w:widowControl/>
+            <w:tcW w:w="4493" w:type="dxa"/>
+            <w:tcBorders/>
+          </w:tcPr>
+          <w:p>
+            <w:pPr>
+              <w:pStyle w:val="ListParagraph"/>
+              <w:widowControl w:val="false"/>
+              <w:suppressAutoHyphens w:val="true"/>
               <w:spacing w:lineRule="auto" w:line="240" w:before="0" w:after="0"/>
               <w:ind w:left="0" w:hanging="0"/>
               <w:contextualSpacing/>
@@ -8576,7 +8762,8 @@
           <w:p>
             <w:pPr>
               <w:pStyle w:val="ListParagraph"/>
-              <w:widowControl/>
+              <w:widowControl w:val="false"/>
+              <w:suppressAutoHyphens w:val="true"/>
               <w:spacing w:lineRule="auto" w:line="240" w:before="0" w:after="0"/>
               <w:ind w:left="0" w:hanging="0"/>
               <w:contextualSpacing/>
@@ -8603,13 +8790,14 @@
         </w:tc>
         <w:tc>
           <w:tcPr>
-            <w:tcW w:w="1940" w:type="dxa"/>
-            <w:tcBorders/>
-          </w:tcPr>
-          <w:p>
-            <w:pPr>
-              <w:pStyle w:val="ListParagraph"/>
-              <w:widowControl/>
+            <w:tcW w:w="1939" w:type="dxa"/>
+            <w:tcBorders/>
+          </w:tcPr>
+          <w:p>
+            <w:pPr>
+              <w:pStyle w:val="ListParagraph"/>
+              <w:widowControl w:val="false"/>
+              <w:suppressAutoHyphens w:val="true"/>
               <w:spacing w:lineRule="auto" w:line="240" w:before="0" w:after="0"/>
               <w:ind w:left="0" w:hanging="0"/>
               <w:contextualSpacing/>
@@ -8634,13 +8822,14 @@
         </w:tc>
         <w:tc>
           <w:tcPr>
-            <w:tcW w:w="4492" w:type="dxa"/>
-            <w:tcBorders/>
-          </w:tcPr>
-          <w:p>
-            <w:pPr>
-              <w:pStyle w:val="ListParagraph"/>
-              <w:widowControl/>
+            <w:tcW w:w="4493" w:type="dxa"/>
+            <w:tcBorders/>
+          </w:tcPr>
+          <w:p>
+            <w:pPr>
+              <w:pStyle w:val="ListParagraph"/>
+              <w:widowControl w:val="false"/>
+              <w:suppressAutoHyphens w:val="true"/>
               <w:spacing w:lineRule="auto" w:line="240" w:before="0" w:after="0"/>
               <w:ind w:left="0" w:hanging="0"/>
               <w:contextualSpacing/>
@@ -8672,7 +8861,8 @@
           <w:p>
             <w:pPr>
               <w:pStyle w:val="ListParagraph"/>
-              <w:widowControl/>
+              <w:widowControl w:val="false"/>
+              <w:suppressAutoHyphens w:val="true"/>
               <w:spacing w:lineRule="auto" w:line="240" w:before="0" w:after="0"/>
               <w:ind w:left="0" w:hanging="0"/>
               <w:contextualSpacing/>
@@ -8699,13 +8889,14 @@
         </w:tc>
         <w:tc>
           <w:tcPr>
-            <w:tcW w:w="1940" w:type="dxa"/>
-            <w:tcBorders/>
-          </w:tcPr>
-          <w:p>
-            <w:pPr>
-              <w:pStyle w:val="ListParagraph"/>
-              <w:widowControl/>
+            <w:tcW w:w="1939" w:type="dxa"/>
+            <w:tcBorders/>
+          </w:tcPr>
+          <w:p>
+            <w:pPr>
+              <w:pStyle w:val="ListParagraph"/>
+              <w:widowControl w:val="false"/>
+              <w:suppressAutoHyphens w:val="true"/>
               <w:spacing w:lineRule="auto" w:line="240" w:before="0" w:after="0"/>
               <w:ind w:left="0" w:hanging="0"/>
               <w:contextualSpacing/>
@@ -8728,13 +8919,14 @@
         </w:tc>
         <w:tc>
           <w:tcPr>
-            <w:tcW w:w="4492" w:type="dxa"/>
-            <w:tcBorders/>
-          </w:tcPr>
-          <w:p>
-            <w:pPr>
-              <w:pStyle w:val="ListParagraph"/>
-              <w:widowControl/>
+            <w:tcW w:w="4493" w:type="dxa"/>
+            <w:tcBorders/>
+          </w:tcPr>
+          <w:p>
+            <w:pPr>
+              <w:pStyle w:val="ListParagraph"/>
+              <w:widowControl w:val="false"/>
+              <w:suppressAutoHyphens w:val="true"/>
               <w:spacing w:lineRule="auto" w:line="240" w:before="0" w:after="0"/>
               <w:ind w:left="0" w:hanging="0"/>
               <w:contextualSpacing/>
@@ -8766,7 +8958,8 @@
           <w:p>
             <w:pPr>
               <w:pStyle w:val="ListParagraph"/>
-              <w:widowControl/>
+              <w:widowControl w:val="false"/>
+              <w:suppressAutoHyphens w:val="true"/>
               <w:spacing w:lineRule="auto" w:line="240" w:before="0" w:after="0"/>
               <w:ind w:left="0" w:hanging="0"/>
               <w:contextualSpacing/>
@@ -8793,13 +8986,14 @@
         </w:tc>
         <w:tc>
           <w:tcPr>
-            <w:tcW w:w="1940" w:type="dxa"/>
-            <w:tcBorders/>
-          </w:tcPr>
-          <w:p>
-            <w:pPr>
-              <w:pStyle w:val="ListParagraph"/>
-              <w:widowControl/>
+            <w:tcW w:w="1939" w:type="dxa"/>
+            <w:tcBorders/>
+          </w:tcPr>
+          <w:p>
+            <w:pPr>
+              <w:pStyle w:val="ListParagraph"/>
+              <w:widowControl w:val="false"/>
+              <w:suppressAutoHyphens w:val="true"/>
               <w:spacing w:lineRule="auto" w:line="240" w:before="0" w:after="0"/>
               <w:ind w:left="0" w:hanging="0"/>
               <w:contextualSpacing/>
@@ -8822,13 +9016,14 @@
         </w:tc>
         <w:tc>
           <w:tcPr>
-            <w:tcW w:w="4492" w:type="dxa"/>
-            <w:tcBorders/>
-          </w:tcPr>
-          <w:p>
-            <w:pPr>
-              <w:pStyle w:val="ListParagraph"/>
-              <w:widowControl/>
+            <w:tcW w:w="4493" w:type="dxa"/>
+            <w:tcBorders/>
+          </w:tcPr>
+          <w:p>
+            <w:pPr>
+              <w:pStyle w:val="ListParagraph"/>
+              <w:widowControl w:val="false"/>
+              <w:suppressAutoHyphens w:val="true"/>
               <w:spacing w:lineRule="auto" w:line="240" w:before="0" w:after="0"/>
               <w:ind w:left="0" w:hanging="0"/>
               <w:contextualSpacing/>
@@ -8860,7 +9055,8 @@
           <w:p>
             <w:pPr>
               <w:pStyle w:val="ListParagraph"/>
-              <w:widowControl/>
+              <w:widowControl w:val="false"/>
+              <w:suppressAutoHyphens w:val="true"/>
               <w:spacing w:lineRule="auto" w:line="240" w:before="0" w:after="0"/>
               <w:ind w:left="0" w:hanging="0"/>
               <w:contextualSpacing/>
@@ -8887,13 +9083,14 @@
         </w:tc>
         <w:tc>
           <w:tcPr>
-            <w:tcW w:w="1940" w:type="dxa"/>
-            <w:tcBorders/>
-          </w:tcPr>
-          <w:p>
-            <w:pPr>
-              <w:pStyle w:val="ListParagraph"/>
-              <w:widowControl/>
+            <w:tcW w:w="1939" w:type="dxa"/>
+            <w:tcBorders/>
+          </w:tcPr>
+          <w:p>
+            <w:pPr>
+              <w:pStyle w:val="ListParagraph"/>
+              <w:widowControl w:val="false"/>
+              <w:suppressAutoHyphens w:val="true"/>
               <w:spacing w:lineRule="auto" w:line="240" w:before="0" w:after="0"/>
               <w:ind w:left="0" w:hanging="0"/>
               <w:contextualSpacing/>
@@ -8916,13 +9113,14 @@
         </w:tc>
         <w:tc>
           <w:tcPr>
-            <w:tcW w:w="4492" w:type="dxa"/>
-            <w:tcBorders/>
-          </w:tcPr>
-          <w:p>
-            <w:pPr>
-              <w:pStyle w:val="ListParagraph"/>
-              <w:widowControl/>
+            <w:tcW w:w="4493" w:type="dxa"/>
+            <w:tcBorders/>
+          </w:tcPr>
+          <w:p>
+            <w:pPr>
+              <w:pStyle w:val="ListParagraph"/>
+              <w:widowControl w:val="false"/>
+              <w:suppressAutoHyphens w:val="true"/>
               <w:spacing w:lineRule="auto" w:line="240" w:before="0" w:after="0"/>
               <w:ind w:left="0" w:hanging="0"/>
               <w:contextualSpacing/>
@@ -8954,7 +9152,8 @@
           <w:p>
             <w:pPr>
               <w:pStyle w:val="ListParagraph"/>
-              <w:widowControl/>
+              <w:widowControl w:val="false"/>
+              <w:suppressAutoHyphens w:val="true"/>
               <w:spacing w:lineRule="auto" w:line="240" w:before="0" w:after="0"/>
               <w:ind w:left="0" w:hanging="0"/>
               <w:contextualSpacing/>
@@ -8981,13 +9180,14 @@
         </w:tc>
         <w:tc>
           <w:tcPr>
-            <w:tcW w:w="1940" w:type="dxa"/>
-            <w:tcBorders/>
-          </w:tcPr>
-          <w:p>
-            <w:pPr>
-              <w:pStyle w:val="ListParagraph"/>
-              <w:widowControl/>
+            <w:tcW w:w="1939" w:type="dxa"/>
+            <w:tcBorders/>
+          </w:tcPr>
+          <w:p>
+            <w:pPr>
+              <w:pStyle w:val="ListParagraph"/>
+              <w:widowControl w:val="false"/>
+              <w:suppressAutoHyphens w:val="true"/>
               <w:spacing w:lineRule="auto" w:line="240" w:before="0" w:after="0"/>
               <w:ind w:left="0" w:hanging="0"/>
               <w:contextualSpacing/>
@@ -9026,13 +9226,14 @@
         </w:tc>
         <w:tc>
           <w:tcPr>
-            <w:tcW w:w="4492" w:type="dxa"/>
-            <w:tcBorders/>
-          </w:tcPr>
-          <w:p>
-            <w:pPr>
-              <w:pStyle w:val="ListParagraph"/>
-              <w:widowControl/>
+            <w:tcW w:w="4493" w:type="dxa"/>
+            <w:tcBorders/>
+          </w:tcPr>
+          <w:p>
+            <w:pPr>
+              <w:pStyle w:val="ListParagraph"/>
+              <w:widowControl w:val="false"/>
+              <w:suppressAutoHyphens w:val="true"/>
               <w:spacing w:lineRule="auto" w:line="240" w:before="0" w:after="0"/>
               <w:ind w:left="0" w:hanging="0"/>
               <w:contextualSpacing/>
@@ -9069,7 +9270,8 @@
           <w:p>
             <w:pPr>
               <w:pStyle w:val="ListParagraph"/>
-              <w:widowControl/>
+              <w:widowControl w:val="false"/>
+              <w:suppressAutoHyphens w:val="true"/>
               <w:spacing w:lineRule="auto" w:line="240" w:before="0" w:after="0"/>
               <w:ind w:left="0" w:hanging="0"/>
               <w:contextualSpacing/>
@@ -9096,13 +9298,14 @@
         </w:tc>
         <w:tc>
           <w:tcPr>
-            <w:tcW w:w="1940" w:type="dxa"/>
-            <w:tcBorders/>
-          </w:tcPr>
-          <w:p>
-            <w:pPr>
-              <w:pStyle w:val="ListParagraph"/>
-              <w:widowControl/>
+            <w:tcW w:w="1939" w:type="dxa"/>
+            <w:tcBorders/>
+          </w:tcPr>
+          <w:p>
+            <w:pPr>
+              <w:pStyle w:val="ListParagraph"/>
+              <w:widowControl w:val="false"/>
+              <w:suppressAutoHyphens w:val="true"/>
               <w:spacing w:lineRule="auto" w:line="240" w:before="0" w:after="0"/>
               <w:ind w:left="0" w:hanging="0"/>
               <w:contextualSpacing/>
@@ -9130,17 +9333,18 @@
         </w:tc>
         <w:tc>
           <w:tcPr>
-            <w:tcW w:w="4492" w:type="dxa"/>
-            <w:tcBorders/>
-          </w:tcPr>
-          <w:p>
-            <w:pPr>
-              <w:pStyle w:val="ListParagraph"/>
-              <w:widowControl/>
+            <w:tcW w:w="4493" w:type="dxa"/>
+            <w:tcBorders/>
+          </w:tcPr>
+          <w:p>
+            <w:pPr>
+              <w:pStyle w:val="ListParagraph"/>
+              <w:widowControl w:val="false"/>
               <w:tabs>
                 <w:tab w:val="clear" w:pos="708"/>
                 <w:tab w:val="left" w:pos="276" w:leader="none"/>
               </w:tabs>
+              <w:suppressAutoHyphens w:val="true"/>
               <w:spacing w:lineRule="auto" w:line="240" w:before="0" w:after="0"/>
               <w:ind w:left="0" w:hanging="0"/>
               <w:contextualSpacing/>
@@ -9187,7 +9391,8 @@
           <w:p>
             <w:pPr>
               <w:pStyle w:val="ListParagraph"/>
-              <w:widowControl/>
+              <w:widowControl w:val="false"/>
+              <w:suppressAutoHyphens w:val="true"/>
               <w:spacing w:lineRule="auto" w:line="240" w:before="0" w:after="0"/>
               <w:ind w:left="0" w:hanging="0"/>
               <w:contextualSpacing/>
@@ -9214,13 +9419,14 @@
         </w:tc>
         <w:tc>
           <w:tcPr>
-            <w:tcW w:w="1940" w:type="dxa"/>
-            <w:tcBorders/>
-          </w:tcPr>
-          <w:p>
-            <w:pPr>
-              <w:pStyle w:val="ListParagraph"/>
-              <w:widowControl/>
+            <w:tcW w:w="1939" w:type="dxa"/>
+            <w:tcBorders/>
+          </w:tcPr>
+          <w:p>
+            <w:pPr>
+              <w:pStyle w:val="ListParagraph"/>
+              <w:widowControl w:val="false"/>
+              <w:suppressAutoHyphens w:val="true"/>
               <w:spacing w:lineRule="auto" w:line="240" w:before="0" w:after="0"/>
               <w:ind w:left="0" w:hanging="0"/>
               <w:contextualSpacing/>
@@ -9247,13 +9453,14 @@
         </w:tc>
         <w:tc>
           <w:tcPr>
-            <w:tcW w:w="4492" w:type="dxa"/>
-            <w:tcBorders/>
-          </w:tcPr>
-          <w:p>
-            <w:pPr>
-              <w:pStyle w:val="ListParagraph"/>
-              <w:widowControl/>
+            <w:tcW w:w="4493" w:type="dxa"/>
+            <w:tcBorders/>
+          </w:tcPr>
+          <w:p>
+            <w:pPr>
+              <w:pStyle w:val="ListParagraph"/>
+              <w:widowControl w:val="false"/>
+              <w:suppressAutoHyphens w:val="true"/>
               <w:spacing w:lineRule="auto" w:line="240" w:before="0" w:after="0"/>
               <w:ind w:left="0" w:hanging="0"/>
               <w:contextualSpacing/>
@@ -9289,7 +9496,8 @@
           <w:p>
             <w:pPr>
               <w:pStyle w:val="ListParagraph"/>
-              <w:widowControl/>
+              <w:widowControl w:val="false"/>
+              <w:suppressAutoHyphens w:val="true"/>
               <w:spacing w:lineRule="auto" w:line="240" w:before="0" w:after="0"/>
               <w:ind w:left="0" w:hanging="0"/>
               <w:contextualSpacing/>
@@ -9316,13 +9524,14 @@
         </w:tc>
         <w:tc>
           <w:tcPr>
-            <w:tcW w:w="1940" w:type="dxa"/>
-            <w:tcBorders/>
-          </w:tcPr>
-          <w:p>
-            <w:pPr>
-              <w:pStyle w:val="ListParagraph"/>
-              <w:widowControl/>
+            <w:tcW w:w="1939" w:type="dxa"/>
+            <w:tcBorders/>
+          </w:tcPr>
+          <w:p>
+            <w:pPr>
+              <w:pStyle w:val="ListParagraph"/>
+              <w:widowControl w:val="false"/>
+              <w:suppressAutoHyphens w:val="true"/>
               <w:spacing w:lineRule="auto" w:line="240" w:before="0" w:after="0"/>
               <w:ind w:left="0" w:hanging="0"/>
               <w:contextualSpacing/>
@@ -9349,13 +9558,14 @@
         </w:tc>
         <w:tc>
           <w:tcPr>
-            <w:tcW w:w="4492" w:type="dxa"/>
-            <w:tcBorders/>
-          </w:tcPr>
-          <w:p>
-            <w:pPr>
-              <w:pStyle w:val="ListParagraph"/>
-              <w:widowControl/>
+            <w:tcW w:w="4493" w:type="dxa"/>
+            <w:tcBorders/>
+          </w:tcPr>
+          <w:p>
+            <w:pPr>
+              <w:pStyle w:val="ListParagraph"/>
+              <w:widowControl w:val="false"/>
+              <w:suppressAutoHyphens w:val="true"/>
               <w:spacing w:lineRule="auto" w:line="240" w:before="0" w:after="0"/>
               <w:ind w:left="0" w:hanging="0"/>
               <w:contextualSpacing/>
@@ -9391,7 +9601,8 @@
           <w:p>
             <w:pPr>
               <w:pStyle w:val="ListParagraph"/>
-              <w:widowControl/>
+              <w:widowControl w:val="false"/>
+              <w:suppressAutoHyphens w:val="true"/>
               <w:spacing w:lineRule="auto" w:line="240" w:before="0" w:after="0"/>
               <w:ind w:left="0" w:hanging="0"/>
               <w:contextualSpacing/>
@@ -9418,13 +9629,14 @@
         </w:tc>
         <w:tc>
           <w:tcPr>
-            <w:tcW w:w="1940" w:type="dxa"/>
-            <w:tcBorders/>
-          </w:tcPr>
-          <w:p>
-            <w:pPr>
-              <w:pStyle w:val="ListParagraph"/>
-              <w:widowControl/>
+            <w:tcW w:w="1939" w:type="dxa"/>
+            <w:tcBorders/>
+          </w:tcPr>
+          <w:p>
+            <w:pPr>
+              <w:pStyle w:val="ListParagraph"/>
+              <w:widowControl w:val="false"/>
+              <w:suppressAutoHyphens w:val="true"/>
               <w:spacing w:lineRule="auto" w:line="240" w:before="0" w:after="0"/>
               <w:ind w:left="0" w:hanging="0"/>
               <w:contextualSpacing/>
@@ -9451,13 +9663,14 @@
         </w:tc>
         <w:tc>
           <w:tcPr>
-            <w:tcW w:w="4492" w:type="dxa"/>
-            <w:tcBorders/>
-          </w:tcPr>
-          <w:p>
-            <w:pPr>
-              <w:pStyle w:val="ListParagraph"/>
-              <w:widowControl/>
+            <w:tcW w:w="4493" w:type="dxa"/>
+            <w:tcBorders/>
+          </w:tcPr>
+          <w:p>
+            <w:pPr>
+              <w:pStyle w:val="ListParagraph"/>
+              <w:widowControl w:val="false"/>
+              <w:suppressAutoHyphens w:val="true"/>
               <w:spacing w:lineRule="auto" w:line="240" w:before="0" w:after="0"/>
               <w:ind w:left="0" w:hanging="0"/>
               <w:contextualSpacing/>
@@ -9493,7 +9706,8 @@
           <w:p>
             <w:pPr>
               <w:pStyle w:val="ListParagraph"/>
-              <w:widowControl/>
+              <w:widowControl w:val="false"/>
+              <w:suppressAutoHyphens w:val="true"/>
               <w:spacing w:lineRule="auto" w:line="240" w:before="0" w:after="0"/>
               <w:ind w:left="0" w:hanging="0"/>
               <w:contextualSpacing/>
@@ -9520,13 +9734,14 @@
         </w:tc>
         <w:tc>
           <w:tcPr>
-            <w:tcW w:w="1940" w:type="dxa"/>
-            <w:tcBorders/>
-          </w:tcPr>
-          <w:p>
-            <w:pPr>
-              <w:pStyle w:val="ListParagraph"/>
-              <w:widowControl/>
+            <w:tcW w:w="1939" w:type="dxa"/>
+            <w:tcBorders/>
+          </w:tcPr>
+          <w:p>
+            <w:pPr>
+              <w:pStyle w:val="ListParagraph"/>
+              <w:widowControl w:val="false"/>
+              <w:suppressAutoHyphens w:val="true"/>
               <w:spacing w:lineRule="auto" w:line="240" w:before="0" w:after="0"/>
               <w:ind w:left="0" w:hanging="0"/>
               <w:contextualSpacing/>
@@ -9553,13 +9768,14 @@
         </w:tc>
         <w:tc>
           <w:tcPr>
-            <w:tcW w:w="4492" w:type="dxa"/>
-            <w:tcBorders/>
-          </w:tcPr>
-          <w:p>
-            <w:pPr>
-              <w:pStyle w:val="ListParagraph"/>
-              <w:widowControl/>
+            <w:tcW w:w="4493" w:type="dxa"/>
+            <w:tcBorders/>
+          </w:tcPr>
+          <w:p>
+            <w:pPr>
+              <w:pStyle w:val="ListParagraph"/>
+              <w:widowControl w:val="false"/>
+              <w:suppressAutoHyphens w:val="true"/>
               <w:spacing w:lineRule="auto" w:line="240" w:before="0" w:after="0"/>
               <w:ind w:left="0" w:hanging="0"/>
               <w:contextualSpacing/>
@@ -9595,7 +9811,8 @@
           <w:p>
             <w:pPr>
               <w:pStyle w:val="ListParagraph"/>
-              <w:widowControl/>
+              <w:widowControl w:val="false"/>
+              <w:suppressAutoHyphens w:val="true"/>
               <w:spacing w:lineRule="auto" w:line="240" w:before="0" w:after="0"/>
               <w:ind w:left="0" w:hanging="0"/>
               <w:contextualSpacing/>
@@ -9622,13 +9839,14 @@
         </w:tc>
         <w:tc>
           <w:tcPr>
-            <w:tcW w:w="1940" w:type="dxa"/>
-            <w:tcBorders/>
-          </w:tcPr>
-          <w:p>
-            <w:pPr>
-              <w:pStyle w:val="ListParagraph"/>
-              <w:widowControl/>
+            <w:tcW w:w="1939" w:type="dxa"/>
+            <w:tcBorders/>
+          </w:tcPr>
+          <w:p>
+            <w:pPr>
+              <w:pStyle w:val="ListParagraph"/>
+              <w:widowControl w:val="false"/>
+              <w:suppressAutoHyphens w:val="true"/>
               <w:spacing w:lineRule="auto" w:line="240" w:before="0" w:after="0"/>
               <w:ind w:left="0" w:hanging="0"/>
               <w:contextualSpacing/>
@@ -9651,13 +9869,14 @@
         </w:tc>
         <w:tc>
           <w:tcPr>
-            <w:tcW w:w="4492" w:type="dxa"/>
-            <w:tcBorders/>
-          </w:tcPr>
-          <w:p>
-            <w:pPr>
-              <w:pStyle w:val="ListParagraph"/>
-              <w:widowControl/>
+            <w:tcW w:w="4493" w:type="dxa"/>
+            <w:tcBorders/>
+          </w:tcPr>
+          <w:p>
+            <w:pPr>
+              <w:pStyle w:val="ListParagraph"/>
+              <w:widowControl w:val="false"/>
+              <w:suppressAutoHyphens w:val="true"/>
               <w:spacing w:lineRule="auto" w:line="240" w:before="0" w:after="0"/>
               <w:ind w:left="0" w:hanging="0"/>
               <w:contextualSpacing/>
@@ -9689,7 +9908,8 @@
           <w:p>
             <w:pPr>
               <w:pStyle w:val="ListParagraph"/>
-              <w:widowControl/>
+              <w:widowControl w:val="false"/>
+              <w:suppressAutoHyphens w:val="true"/>
               <w:spacing w:lineRule="auto" w:line="240" w:before="0" w:after="0"/>
               <w:ind w:left="0" w:hanging="0"/>
               <w:contextualSpacing/>
@@ -9716,13 +9936,14 @@
         </w:tc>
         <w:tc>
           <w:tcPr>
-            <w:tcW w:w="1940" w:type="dxa"/>
-            <w:tcBorders/>
-          </w:tcPr>
-          <w:p>
-            <w:pPr>
-              <w:pStyle w:val="ListParagraph"/>
-              <w:widowControl/>
+            <w:tcW w:w="1939" w:type="dxa"/>
+            <w:tcBorders/>
+          </w:tcPr>
+          <w:p>
+            <w:pPr>
+              <w:pStyle w:val="ListParagraph"/>
+              <w:widowControl w:val="false"/>
+              <w:suppressAutoHyphens w:val="true"/>
               <w:spacing w:lineRule="auto" w:line="240" w:before="0" w:after="0"/>
               <w:ind w:left="0" w:hanging="0"/>
               <w:contextualSpacing/>
@@ -9749,13 +9970,14 @@
         </w:tc>
         <w:tc>
           <w:tcPr>
-            <w:tcW w:w="4492" w:type="dxa"/>
-            <w:tcBorders/>
-          </w:tcPr>
-          <w:p>
-            <w:pPr>
-              <w:pStyle w:val="ListParagraph"/>
-              <w:widowControl/>
+            <w:tcW w:w="4493" w:type="dxa"/>
+            <w:tcBorders/>
+          </w:tcPr>
+          <w:p>
+            <w:pPr>
+              <w:pStyle w:val="ListParagraph"/>
+              <w:widowControl w:val="false"/>
+              <w:suppressAutoHyphens w:val="true"/>
               <w:spacing w:lineRule="auto" w:line="240" w:before="0" w:after="0"/>
               <w:ind w:left="0" w:hanging="0"/>
               <w:contextualSpacing/>
@@ -9792,7 +10014,8 @@
           <w:p>
             <w:pPr>
               <w:pStyle w:val="ListParagraph"/>
-              <w:widowControl/>
+              <w:widowControl w:val="false"/>
+              <w:suppressAutoHyphens w:val="true"/>
               <w:spacing w:lineRule="auto" w:line="240" w:before="0" w:after="0"/>
               <w:ind w:left="0" w:hanging="0"/>
               <w:contextualSpacing/>
@@ -9819,13 +10042,14 @@
         </w:tc>
         <w:tc>
           <w:tcPr>
-            <w:tcW w:w="1940" w:type="dxa"/>
-            <w:tcBorders/>
-          </w:tcPr>
-          <w:p>
-            <w:pPr>
-              <w:pStyle w:val="ListParagraph"/>
-              <w:widowControl/>
+            <w:tcW w:w="1939" w:type="dxa"/>
+            <w:tcBorders/>
+          </w:tcPr>
+          <w:p>
+            <w:pPr>
+              <w:pStyle w:val="ListParagraph"/>
+              <w:widowControl w:val="false"/>
+              <w:suppressAutoHyphens w:val="true"/>
               <w:spacing w:lineRule="auto" w:line="240" w:before="0" w:after="0"/>
               <w:ind w:left="0" w:hanging="0"/>
               <w:contextualSpacing/>
@@ -9852,13 +10076,14 @@
         </w:tc>
         <w:tc>
           <w:tcPr>
-            <w:tcW w:w="4492" w:type="dxa"/>
-            <w:tcBorders/>
-          </w:tcPr>
-          <w:p>
-            <w:pPr>
-              <w:pStyle w:val="ListParagraph"/>
-              <w:widowControl/>
+            <w:tcW w:w="4493" w:type="dxa"/>
+            <w:tcBorders/>
+          </w:tcPr>
+          <w:p>
+            <w:pPr>
+              <w:pStyle w:val="ListParagraph"/>
+              <w:widowControl w:val="false"/>
+              <w:suppressAutoHyphens w:val="true"/>
               <w:spacing w:lineRule="auto" w:line="240" w:before="0" w:after="0"/>
               <w:ind w:left="0" w:hanging="0"/>
               <w:contextualSpacing/>
@@ -9890,7 +10115,8 @@
           <w:p>
             <w:pPr>
               <w:pStyle w:val="ListParagraph"/>
-              <w:widowControl/>
+              <w:widowControl w:val="false"/>
+              <w:suppressAutoHyphens w:val="true"/>
               <w:spacing w:lineRule="auto" w:line="240" w:before="0" w:after="0"/>
               <w:ind w:left="0" w:hanging="0"/>
               <w:contextualSpacing/>
@@ -9917,13 +10143,14 @@
         </w:tc>
         <w:tc>
           <w:tcPr>
-            <w:tcW w:w="1940" w:type="dxa"/>
-            <w:tcBorders/>
-          </w:tcPr>
-          <w:p>
-            <w:pPr>
-              <w:pStyle w:val="ListParagraph"/>
-              <w:widowControl/>
+            <w:tcW w:w="1939" w:type="dxa"/>
+            <w:tcBorders/>
+          </w:tcPr>
+          <w:p>
+            <w:pPr>
+              <w:pStyle w:val="ListParagraph"/>
+              <w:widowControl w:val="false"/>
+              <w:suppressAutoHyphens w:val="true"/>
               <w:spacing w:lineRule="auto" w:line="240" w:before="0" w:after="0"/>
               <w:ind w:left="0" w:hanging="0"/>
               <w:contextualSpacing/>
@@ -9950,13 +10177,14 @@
         </w:tc>
         <w:tc>
           <w:tcPr>
-            <w:tcW w:w="4492" w:type="dxa"/>
-            <w:tcBorders/>
-          </w:tcPr>
-          <w:p>
-            <w:pPr>
-              <w:pStyle w:val="ListParagraph"/>
-              <w:widowControl/>
+            <w:tcW w:w="4493" w:type="dxa"/>
+            <w:tcBorders/>
+          </w:tcPr>
+          <w:p>
+            <w:pPr>
+              <w:pStyle w:val="ListParagraph"/>
+              <w:widowControl w:val="false"/>
+              <w:suppressAutoHyphens w:val="true"/>
               <w:spacing w:lineRule="auto" w:line="240" w:before="0" w:after="0"/>
               <w:ind w:left="0" w:hanging="0"/>
               <w:contextualSpacing/>
@@ -9992,11 +10220,12 @@
           <w:p>
             <w:pPr>
               <w:pStyle w:val="ListParagraph"/>
-              <w:widowControl/>
+              <w:widowControl w:val="false"/>
               <w:tabs>
                 <w:tab w:val="clear" w:pos="708"/>
                 <w:tab w:val="left" w:pos="530" w:leader="none"/>
               </w:tabs>
+              <w:suppressAutoHyphens w:val="true"/>
               <w:spacing w:lineRule="auto" w:line="240" w:before="0" w:after="0"/>
               <w:ind w:left="0" w:hanging="0"/>
               <w:contextualSpacing/>
@@ -10024,13 +10253,14 @@
         </w:tc>
         <w:tc>
           <w:tcPr>
-            <w:tcW w:w="1940" w:type="dxa"/>
-            <w:tcBorders/>
-          </w:tcPr>
-          <w:p>
-            <w:pPr>
-              <w:pStyle w:val="ListParagraph"/>
-              <w:widowControl/>
+            <w:tcW w:w="1939" w:type="dxa"/>
+            <w:tcBorders/>
+          </w:tcPr>
+          <w:p>
+            <w:pPr>
+              <w:pStyle w:val="ListParagraph"/>
+              <w:widowControl w:val="false"/>
+              <w:suppressAutoHyphens w:val="true"/>
               <w:spacing w:lineRule="auto" w:line="240" w:before="0" w:after="0"/>
               <w:ind w:left="0" w:hanging="0"/>
               <w:contextualSpacing/>
@@ -10063,13 +10293,14 @@
         </w:tc>
         <w:tc>
           <w:tcPr>
-            <w:tcW w:w="4492" w:type="dxa"/>
-            <w:tcBorders/>
-          </w:tcPr>
-          <w:p>
-            <w:pPr>
-              <w:pStyle w:val="ListParagraph"/>
-              <w:widowControl/>
+            <w:tcW w:w="4493" w:type="dxa"/>
+            <w:tcBorders/>
+          </w:tcPr>
+          <w:p>
+            <w:pPr>
+              <w:pStyle w:val="ListParagraph"/>
+              <w:widowControl w:val="false"/>
+              <w:suppressAutoHyphens w:val="true"/>
               <w:spacing w:lineRule="auto" w:line="240" w:before="0" w:after="0"/>
               <w:ind w:left="0" w:hanging="0"/>
               <w:contextualSpacing/>
@@ -10531,21 +10762,22 @@
         <w:tblLook w:val="04a0" w:noHBand="0" w:noVBand="1" w:firstColumn="1" w:lastRow="0" w:lastColumn="0" w:firstRow="1"/>
       </w:tblPr>
       <w:tblGrid>
-        <w:gridCol w:w="2060"/>
-        <w:gridCol w:w="3303"/>
+        <w:gridCol w:w="2059"/>
+        <w:gridCol w:w="3304"/>
         <w:gridCol w:w="3992"/>
       </w:tblGrid>
       <w:tr>
         <w:trPr/>
         <w:tc>
           <w:tcPr>
-            <w:tcW w:w="2060" w:type="dxa"/>
-            <w:tcBorders/>
-          </w:tcPr>
-          <w:p>
-            <w:pPr>
-              <w:pStyle w:val="ListParagraph"/>
-              <w:widowControl/>
+            <w:tcW w:w="2059" w:type="dxa"/>
+            <w:tcBorders/>
+          </w:tcPr>
+          <w:p>
+            <w:pPr>
+              <w:pStyle w:val="ListParagraph"/>
+              <w:widowControl w:val="false"/>
+              <w:suppressAutoHyphens w:val="true"/>
               <w:spacing w:lineRule="auto" w:line="240" w:before="0" w:after="0"/>
               <w:ind w:left="0" w:hanging="0"/>
               <w:contextualSpacing/>
@@ -10572,13 +10804,14 @@
         </w:tc>
         <w:tc>
           <w:tcPr>
-            <w:tcW w:w="3303" w:type="dxa"/>
-            <w:tcBorders/>
-          </w:tcPr>
-          <w:p>
-            <w:pPr>
-              <w:pStyle w:val="ListParagraph"/>
-              <w:widowControl/>
+            <w:tcW w:w="3304" w:type="dxa"/>
+            <w:tcBorders/>
+          </w:tcPr>
+          <w:p>
+            <w:pPr>
+              <w:pStyle w:val="ListParagraph"/>
+              <w:widowControl w:val="false"/>
+              <w:suppressAutoHyphens w:val="true"/>
               <w:spacing w:lineRule="auto" w:line="240" w:before="0" w:after="0"/>
               <w:ind w:left="0" w:hanging="0"/>
               <w:contextualSpacing/>
@@ -10611,7 +10844,8 @@
           <w:p>
             <w:pPr>
               <w:pStyle w:val="ListParagraph"/>
-              <w:widowControl/>
+              <w:widowControl w:val="false"/>
+              <w:suppressAutoHyphens w:val="true"/>
               <w:spacing w:lineRule="auto" w:line="240" w:before="0" w:after="0"/>
               <w:ind w:left="0" w:hanging="0"/>
               <w:contextualSpacing/>
@@ -10641,13 +10875,14 @@
         <w:trPr/>
         <w:tc>
           <w:tcPr>
-            <w:tcW w:w="2060" w:type="dxa"/>
-            <w:tcBorders/>
-          </w:tcPr>
-          <w:p>
-            <w:pPr>
-              <w:pStyle w:val="ListParagraph"/>
-              <w:widowControl/>
+            <w:tcW w:w="2059" w:type="dxa"/>
+            <w:tcBorders/>
+          </w:tcPr>
+          <w:p>
+            <w:pPr>
+              <w:pStyle w:val="ListParagraph"/>
+              <w:widowControl w:val="false"/>
+              <w:suppressAutoHyphens w:val="true"/>
               <w:spacing w:lineRule="auto" w:line="240" w:before="0" w:after="0"/>
               <w:ind w:left="0" w:hanging="0"/>
               <w:contextualSpacing/>
@@ -10674,13 +10909,14 @@
         </w:tc>
         <w:tc>
           <w:tcPr>
-            <w:tcW w:w="3303" w:type="dxa"/>
-            <w:tcBorders/>
-          </w:tcPr>
-          <w:p>
-            <w:pPr>
-              <w:pStyle w:val="ListParagraph"/>
-              <w:widowControl/>
+            <w:tcW w:w="3304" w:type="dxa"/>
+            <w:tcBorders/>
+          </w:tcPr>
+          <w:p>
+            <w:pPr>
+              <w:pStyle w:val="ListParagraph"/>
+              <w:widowControl w:val="false"/>
+              <w:suppressAutoHyphens w:val="true"/>
               <w:spacing w:lineRule="auto" w:line="240" w:before="0" w:after="0"/>
               <w:ind w:left="0" w:hanging="0"/>
               <w:contextualSpacing/>
@@ -10713,7 +10949,8 @@
           <w:p>
             <w:pPr>
               <w:pStyle w:val="Normal"/>
-              <w:widowControl/>
+              <w:widowControl w:val="false"/>
+              <w:suppressAutoHyphens w:val="true"/>
               <w:spacing w:lineRule="auto" w:line="240" w:before="480" w:after="480"/>
               <w:jc w:val="center"/>
               <w:rPr>
@@ -10739,7 +10976,8 @@
           <w:p>
             <w:pPr>
               <w:pStyle w:val="ListParagraph"/>
-              <w:widowControl/>
+              <w:widowControl w:val="false"/>
+              <w:suppressAutoHyphens w:val="true"/>
               <w:spacing w:lineRule="auto" w:line="240" w:before="0" w:after="0"/>
               <w:ind w:left="0" w:hanging="0"/>
               <w:contextualSpacing/>
@@ -10768,13 +11006,14 @@
         <w:trPr/>
         <w:tc>
           <w:tcPr>
-            <w:tcW w:w="2060" w:type="dxa"/>
-            <w:tcBorders/>
-          </w:tcPr>
-          <w:p>
-            <w:pPr>
-              <w:pStyle w:val="ListParagraph"/>
-              <w:widowControl/>
+            <w:tcW w:w="2059" w:type="dxa"/>
+            <w:tcBorders/>
+          </w:tcPr>
+          <w:p>
+            <w:pPr>
+              <w:pStyle w:val="ListParagraph"/>
+              <w:widowControl w:val="false"/>
+              <w:suppressAutoHyphens w:val="true"/>
               <w:spacing w:lineRule="auto" w:line="240" w:before="0" w:after="0"/>
               <w:ind w:left="0" w:hanging="0"/>
               <w:contextualSpacing/>
@@ -10801,13 +11040,14 @@
         </w:tc>
         <w:tc>
           <w:tcPr>
-            <w:tcW w:w="3303" w:type="dxa"/>
-            <w:tcBorders/>
-          </w:tcPr>
-          <w:p>
-            <w:pPr>
-              <w:pStyle w:val="ListParagraph"/>
-              <w:widowControl/>
+            <w:tcW w:w="3304" w:type="dxa"/>
+            <w:tcBorders/>
+          </w:tcPr>
+          <w:p>
+            <w:pPr>
+              <w:pStyle w:val="ListParagraph"/>
+              <w:widowControl w:val="false"/>
+              <w:suppressAutoHyphens w:val="true"/>
               <w:spacing w:lineRule="auto" w:line="240" w:before="0" w:after="0"/>
               <w:ind w:left="0" w:hanging="0"/>
               <w:contextualSpacing/>
@@ -10840,7 +11080,8 @@
           <w:p>
             <w:pPr>
               <w:pStyle w:val="ListParagraph"/>
-              <w:widowControl/>
+              <w:widowControl w:val="false"/>
+              <w:suppressAutoHyphens w:val="true"/>
               <w:spacing w:lineRule="auto" w:line="240" w:before="0" w:after="0"/>
               <w:ind w:left="0" w:hanging="0"/>
               <w:contextualSpacing/>
@@ -10870,13 +11111,14 @@
         <w:trPr/>
         <w:tc>
           <w:tcPr>
-            <w:tcW w:w="2060" w:type="dxa"/>
-            <w:tcBorders/>
-          </w:tcPr>
-          <w:p>
-            <w:pPr>
-              <w:pStyle w:val="ListParagraph"/>
-              <w:widowControl/>
+            <w:tcW w:w="2059" w:type="dxa"/>
+            <w:tcBorders/>
+          </w:tcPr>
+          <w:p>
+            <w:pPr>
+              <w:pStyle w:val="ListParagraph"/>
+              <w:widowControl w:val="false"/>
+              <w:suppressAutoHyphens w:val="true"/>
               <w:spacing w:lineRule="auto" w:line="240" w:before="0" w:after="0"/>
               <w:ind w:left="0" w:hanging="0"/>
               <w:contextualSpacing/>
@@ -10903,13 +11145,14 @@
         </w:tc>
         <w:tc>
           <w:tcPr>
-            <w:tcW w:w="3303" w:type="dxa"/>
-            <w:tcBorders/>
-          </w:tcPr>
-          <w:p>
-            <w:pPr>
-              <w:pStyle w:val="ListParagraph"/>
-              <w:widowControl/>
+            <w:tcW w:w="3304" w:type="dxa"/>
+            <w:tcBorders/>
+          </w:tcPr>
+          <w:p>
+            <w:pPr>
+              <w:pStyle w:val="ListParagraph"/>
+              <w:widowControl w:val="false"/>
+              <w:suppressAutoHyphens w:val="true"/>
               <w:spacing w:lineRule="auto" w:line="240" w:before="0" w:after="0"/>
               <w:ind w:left="0" w:hanging="0"/>
               <w:contextualSpacing/>
@@ -10942,7 +11185,8 @@
           <w:p>
             <w:pPr>
               <w:pStyle w:val="ListParagraph"/>
-              <w:widowControl/>
+              <w:widowControl w:val="false"/>
+              <w:suppressAutoHyphens w:val="true"/>
               <w:spacing w:lineRule="auto" w:line="240" w:before="0" w:after="0"/>
               <w:ind w:left="0" w:hanging="0"/>
               <w:contextualSpacing/>
@@ -10969,7 +11213,8 @@
           <w:p>
             <w:pPr>
               <w:pStyle w:val="Normal"/>
-              <w:widowControl/>
+              <w:widowControl w:val="false"/>
+              <w:suppressAutoHyphens w:val="true"/>
               <w:spacing w:lineRule="auto" w:line="240" w:before="0" w:after="0"/>
               <w:jc w:val="left"/>
               <w:rPr>
@@ -10993,11 +11238,12 @@
           <w:p>
             <w:pPr>
               <w:pStyle w:val="Normal"/>
-              <w:widowControl/>
+              <w:widowControl w:val="false"/>
               <w:tabs>
                 <w:tab w:val="clear" w:pos="708"/>
                 <w:tab w:val="left" w:pos="1463" w:leader="none"/>
               </w:tabs>
+              <w:suppressAutoHyphens w:val="true"/>
               <w:spacing w:lineRule="auto" w:line="240" w:before="0" w:after="0"/>
               <w:jc w:val="left"/>
               <w:rPr>
@@ -11025,13 +11271,14 @@
         <w:trPr/>
         <w:tc>
           <w:tcPr>
-            <w:tcW w:w="2060" w:type="dxa"/>
-            <w:tcBorders/>
-          </w:tcPr>
-          <w:p>
-            <w:pPr>
-              <w:pStyle w:val="ListParagraph"/>
-              <w:widowControl/>
+            <w:tcW w:w="2059" w:type="dxa"/>
+            <w:tcBorders/>
+          </w:tcPr>
+          <w:p>
+            <w:pPr>
+              <w:pStyle w:val="ListParagraph"/>
+              <w:widowControl w:val="false"/>
+              <w:suppressAutoHyphens w:val="true"/>
               <w:spacing w:lineRule="auto" w:line="240" w:before="0" w:after="0"/>
               <w:ind w:left="0" w:hanging="0"/>
               <w:contextualSpacing/>
@@ -11058,13 +11305,14 @@
         </w:tc>
         <w:tc>
           <w:tcPr>
-            <w:tcW w:w="3303" w:type="dxa"/>
-            <w:tcBorders/>
-          </w:tcPr>
-          <w:p>
-            <w:pPr>
-              <w:pStyle w:val="ListParagraph"/>
-              <w:widowControl/>
+            <w:tcW w:w="3304" w:type="dxa"/>
+            <w:tcBorders/>
+          </w:tcPr>
+          <w:p>
+            <w:pPr>
+              <w:pStyle w:val="ListParagraph"/>
+              <w:widowControl w:val="false"/>
+              <w:suppressAutoHyphens w:val="true"/>
               <w:spacing w:lineRule="auto" w:line="240" w:before="0" w:after="0"/>
               <w:ind w:left="0" w:hanging="0"/>
               <w:contextualSpacing/>
@@ -11097,7 +11345,8 @@
           <w:p>
             <w:pPr>
               <w:pStyle w:val="ListParagraph"/>
-              <w:widowControl/>
+              <w:widowControl w:val="false"/>
+              <w:suppressAutoHyphens w:val="true"/>
               <w:spacing w:lineRule="auto" w:line="240" w:before="0" w:after="0"/>
               <w:ind w:left="0" w:hanging="0"/>
               <w:contextualSpacing/>
@@ -11127,13 +11376,14 @@
         <w:trPr/>
         <w:tc>
           <w:tcPr>
-            <w:tcW w:w="2060" w:type="dxa"/>
-            <w:tcBorders/>
-          </w:tcPr>
-          <w:p>
-            <w:pPr>
-              <w:pStyle w:val="ListParagraph"/>
-              <w:widowControl/>
+            <w:tcW w:w="2059" w:type="dxa"/>
+            <w:tcBorders/>
+          </w:tcPr>
+          <w:p>
+            <w:pPr>
+              <w:pStyle w:val="ListParagraph"/>
+              <w:widowControl w:val="false"/>
+              <w:suppressAutoHyphens w:val="true"/>
               <w:spacing w:lineRule="auto" w:line="240" w:before="0" w:after="0"/>
               <w:ind w:left="0" w:hanging="0"/>
               <w:contextualSpacing/>
@@ -11160,13 +11410,14 @@
         </w:tc>
         <w:tc>
           <w:tcPr>
-            <w:tcW w:w="3303" w:type="dxa"/>
-            <w:tcBorders/>
-          </w:tcPr>
-          <w:p>
-            <w:pPr>
-              <w:pStyle w:val="ListParagraph"/>
-              <w:widowControl/>
+            <w:tcW w:w="3304" w:type="dxa"/>
+            <w:tcBorders/>
+          </w:tcPr>
+          <w:p>
+            <w:pPr>
+              <w:pStyle w:val="ListParagraph"/>
+              <w:widowControl w:val="false"/>
+              <w:suppressAutoHyphens w:val="true"/>
               <w:spacing w:lineRule="auto" w:line="240" w:before="0" w:after="0"/>
               <w:ind w:left="0" w:hanging="0"/>
               <w:contextualSpacing/>
@@ -11199,7 +11450,8 @@
           <w:p>
             <w:pPr>
               <w:pStyle w:val="ListParagraph"/>
-              <w:widowControl/>
+              <w:widowControl w:val="false"/>
+              <w:suppressAutoHyphens w:val="true"/>
               <w:spacing w:lineRule="auto" w:line="240" w:before="0" w:after="0"/>
               <w:ind w:left="0" w:hanging="0"/>
               <w:contextualSpacing/>
@@ -11555,21 +11807,22 @@
         <w:tblLook w:val="04a0" w:noHBand="0" w:noVBand="1" w:firstColumn="1" w:lastRow="0" w:lastColumn="0" w:firstRow="1"/>
       </w:tblPr>
       <w:tblGrid>
-        <w:gridCol w:w="2060"/>
-        <w:gridCol w:w="3389"/>
+        <w:gridCol w:w="2059"/>
+        <w:gridCol w:w="3390"/>
         <w:gridCol w:w="3906"/>
       </w:tblGrid>
       <w:tr>
         <w:trPr/>
         <w:tc>
           <w:tcPr>
-            <w:tcW w:w="2060" w:type="dxa"/>
-            <w:tcBorders/>
-          </w:tcPr>
-          <w:p>
-            <w:pPr>
-              <w:pStyle w:val="ListParagraph"/>
-              <w:widowControl/>
+            <w:tcW w:w="2059" w:type="dxa"/>
+            <w:tcBorders/>
+          </w:tcPr>
+          <w:p>
+            <w:pPr>
+              <w:pStyle w:val="ListParagraph"/>
+              <w:widowControl w:val="false"/>
+              <w:suppressAutoHyphens w:val="true"/>
               <w:spacing w:lineRule="auto" w:line="240" w:before="0" w:after="0"/>
               <w:ind w:left="0" w:hanging="0"/>
               <w:contextualSpacing/>
@@ -11596,13 +11849,14 @@
         </w:tc>
         <w:tc>
           <w:tcPr>
-            <w:tcW w:w="3389" w:type="dxa"/>
-            <w:tcBorders/>
-          </w:tcPr>
-          <w:p>
-            <w:pPr>
-              <w:pStyle w:val="ListParagraph"/>
-              <w:widowControl/>
+            <w:tcW w:w="3390" w:type="dxa"/>
+            <w:tcBorders/>
+          </w:tcPr>
+          <w:p>
+            <w:pPr>
+              <w:pStyle w:val="ListParagraph"/>
+              <w:widowControl w:val="false"/>
+              <w:suppressAutoHyphens w:val="true"/>
               <w:spacing w:lineRule="auto" w:line="240" w:before="0" w:after="0"/>
               <w:ind w:left="0" w:hanging="0"/>
               <w:contextualSpacing/>
@@ -11635,7 +11889,8 @@
           <w:p>
             <w:pPr>
               <w:pStyle w:val="ListParagraph"/>
-              <w:widowControl/>
+              <w:widowControl w:val="false"/>
+              <w:suppressAutoHyphens w:val="true"/>
               <w:spacing w:lineRule="auto" w:line="240" w:before="0" w:after="0"/>
               <w:ind w:left="0" w:hanging="0"/>
               <w:contextualSpacing/>
@@ -11665,13 +11920,14 @@
         <w:trPr/>
         <w:tc>
           <w:tcPr>
-            <w:tcW w:w="2060" w:type="dxa"/>
-            <w:tcBorders/>
-          </w:tcPr>
-          <w:p>
-            <w:pPr>
-              <w:pStyle w:val="ListParagraph"/>
-              <w:widowControl/>
+            <w:tcW w:w="2059" w:type="dxa"/>
+            <w:tcBorders/>
+          </w:tcPr>
+          <w:p>
+            <w:pPr>
+              <w:pStyle w:val="ListParagraph"/>
+              <w:widowControl w:val="false"/>
+              <w:suppressAutoHyphens w:val="true"/>
               <w:spacing w:lineRule="auto" w:line="240" w:before="0" w:after="0"/>
               <w:ind w:left="0" w:hanging="0"/>
               <w:contextualSpacing/>
@@ -11698,13 +11954,14 @@
         </w:tc>
         <w:tc>
           <w:tcPr>
-            <w:tcW w:w="3389" w:type="dxa"/>
-            <w:tcBorders/>
-          </w:tcPr>
-          <w:p>
-            <w:pPr>
-              <w:pStyle w:val="ListParagraph"/>
-              <w:widowControl/>
+            <w:tcW w:w="3390" w:type="dxa"/>
+            <w:tcBorders/>
+          </w:tcPr>
+          <w:p>
+            <w:pPr>
+              <w:pStyle w:val="ListParagraph"/>
+              <w:widowControl w:val="false"/>
+              <w:suppressAutoHyphens w:val="true"/>
               <w:spacing w:lineRule="auto" w:line="240" w:before="0" w:after="0"/>
               <w:ind w:left="0" w:hanging="0"/>
               <w:contextualSpacing/>
@@ -11733,7 +11990,8 @@
           <w:p>
             <w:pPr>
               <w:pStyle w:val="ListParagraph"/>
-              <w:widowControl/>
+              <w:widowControl w:val="false"/>
+              <w:suppressAutoHyphens w:val="true"/>
               <w:spacing w:lineRule="auto" w:line="240" w:before="0" w:after="0"/>
               <w:ind w:left="0" w:hanging="0"/>
               <w:contextualSpacing/>
@@ -11744,11 +12002,7 @@
             </w:pPr>
             <w:r>
               <w:rPr>
-                <w:rFonts w:eastAsia="Calibri" w:cs=""/>
-                <w:kern w:val="2"/>
-                <w:sz w:val="22"/>
-                <w:szCs w:val="22"/>
-                <w:lang w:val="en-US" w:eastAsia="en-US" w:bidi="ar-SA"/>
+                <w:lang w:val="en-US"/>
               </w:rPr>
             </w:r>
           </w:p>
@@ -11758,13 +12012,14 @@
         <w:trPr/>
         <w:tc>
           <w:tcPr>
-            <w:tcW w:w="2060" w:type="dxa"/>
-            <w:tcBorders/>
-          </w:tcPr>
-          <w:p>
-            <w:pPr>
-              <w:pStyle w:val="ListParagraph"/>
-              <w:widowControl/>
+            <w:tcW w:w="2059" w:type="dxa"/>
+            <w:tcBorders/>
+          </w:tcPr>
+          <w:p>
+            <w:pPr>
+              <w:pStyle w:val="ListParagraph"/>
+              <w:widowControl w:val="false"/>
+              <w:suppressAutoHyphens w:val="true"/>
               <w:spacing w:lineRule="auto" w:line="240" w:before="0" w:after="0"/>
               <w:ind w:left="0" w:hanging="0"/>
               <w:contextualSpacing/>
@@ -11791,13 +12046,14 @@
         </w:tc>
         <w:tc>
           <w:tcPr>
-            <w:tcW w:w="3389" w:type="dxa"/>
-            <w:tcBorders/>
-          </w:tcPr>
-          <w:p>
-            <w:pPr>
-              <w:pStyle w:val="ListParagraph"/>
-              <w:widowControl/>
+            <w:tcW w:w="3390" w:type="dxa"/>
+            <w:tcBorders/>
+          </w:tcPr>
+          <w:p>
+            <w:pPr>
+              <w:pStyle w:val="ListParagraph"/>
+              <w:widowControl w:val="false"/>
+              <w:suppressAutoHyphens w:val="true"/>
               <w:spacing w:lineRule="auto" w:line="240" w:before="0" w:after="0"/>
               <w:ind w:left="0" w:hanging="0"/>
               <w:contextualSpacing/>
@@ -11830,7 +12086,8 @@
           <w:p>
             <w:pPr>
               <w:pStyle w:val="ListParagraph"/>
-              <w:widowControl/>
+              <w:widowControl w:val="false"/>
+              <w:suppressAutoHyphens w:val="true"/>
               <w:spacing w:lineRule="auto" w:line="240" w:before="0" w:after="0"/>
               <w:ind w:left="0" w:hanging="0"/>
               <w:contextualSpacing/>
@@ -11868,13 +12125,14 @@
         <w:trPr/>
         <w:tc>
           <w:tcPr>
-            <w:tcW w:w="2060" w:type="dxa"/>
-            <w:tcBorders/>
-          </w:tcPr>
-          <w:p>
-            <w:pPr>
-              <w:pStyle w:val="ListParagraph"/>
-              <w:widowControl/>
+            <w:tcW w:w="2059" w:type="dxa"/>
+            <w:tcBorders/>
+          </w:tcPr>
+          <w:p>
+            <w:pPr>
+              <w:pStyle w:val="ListParagraph"/>
+              <w:widowControl w:val="false"/>
+              <w:suppressAutoHyphens w:val="true"/>
               <w:spacing w:lineRule="auto" w:line="240" w:before="0" w:after="0"/>
               <w:ind w:left="0" w:hanging="0"/>
               <w:contextualSpacing/>
@@ -11901,13 +12159,14 @@
         </w:tc>
         <w:tc>
           <w:tcPr>
-            <w:tcW w:w="3389" w:type="dxa"/>
-            <w:tcBorders/>
-          </w:tcPr>
-          <w:p>
-            <w:pPr>
-              <w:pStyle w:val="ListParagraph"/>
-              <w:widowControl/>
+            <w:tcW w:w="3390" w:type="dxa"/>
+            <w:tcBorders/>
+          </w:tcPr>
+          <w:p>
+            <w:pPr>
+              <w:pStyle w:val="ListParagraph"/>
+              <w:widowControl w:val="false"/>
+              <w:suppressAutoHyphens w:val="true"/>
               <w:spacing w:lineRule="auto" w:line="240" w:before="0" w:after="0"/>
               <w:ind w:left="0" w:hanging="0"/>
               <w:contextualSpacing/>
@@ -11936,7 +12195,8 @@
           <w:p>
             <w:pPr>
               <w:pStyle w:val="ListParagraph"/>
-              <w:widowControl/>
+              <w:widowControl w:val="false"/>
+              <w:suppressAutoHyphens w:val="true"/>
               <w:spacing w:lineRule="auto" w:line="240" w:before="0" w:after="0"/>
               <w:ind w:left="0" w:hanging="0"/>
               <w:contextualSpacing/>
@@ -11974,13 +12234,14 @@
         <w:trPr/>
         <w:tc>
           <w:tcPr>
-            <w:tcW w:w="2060" w:type="dxa"/>
-            <w:tcBorders/>
-          </w:tcPr>
-          <w:p>
-            <w:pPr>
-              <w:pStyle w:val="ListParagraph"/>
-              <w:widowControl/>
+            <w:tcW w:w="2059" w:type="dxa"/>
+            <w:tcBorders/>
+          </w:tcPr>
+          <w:p>
+            <w:pPr>
+              <w:pStyle w:val="ListParagraph"/>
+              <w:widowControl w:val="false"/>
+              <w:suppressAutoHyphens w:val="true"/>
               <w:spacing w:lineRule="auto" w:line="240" w:before="0" w:after="0"/>
               <w:ind w:left="0" w:hanging="0"/>
               <w:contextualSpacing/>
@@ -12007,13 +12268,14 @@
         </w:tc>
         <w:tc>
           <w:tcPr>
-            <w:tcW w:w="3389" w:type="dxa"/>
-            <w:tcBorders/>
-          </w:tcPr>
-          <w:p>
-            <w:pPr>
-              <w:pStyle w:val="ListParagraph"/>
-              <w:widowControl/>
+            <w:tcW w:w="3390" w:type="dxa"/>
+            <w:tcBorders/>
+          </w:tcPr>
+          <w:p>
+            <w:pPr>
+              <w:pStyle w:val="ListParagraph"/>
+              <w:widowControl w:val="false"/>
+              <w:suppressAutoHyphens w:val="true"/>
               <w:spacing w:lineRule="auto" w:line="240" w:before="0" w:after="0"/>
               <w:ind w:left="0" w:hanging="0"/>
               <w:contextualSpacing/>
@@ -12046,7 +12308,8 @@
           <w:p>
             <w:pPr>
               <w:pStyle w:val="ListParagraph"/>
-              <w:widowControl/>
+              <w:widowControl w:val="false"/>
+              <w:suppressAutoHyphens w:val="true"/>
               <w:spacing w:lineRule="auto" w:line="240" w:before="0" w:after="0"/>
               <w:ind w:left="0" w:hanging="0"/>
               <w:contextualSpacing/>
@@ -12084,13 +12347,14 @@
         <w:trPr/>
         <w:tc>
           <w:tcPr>
-            <w:tcW w:w="2060" w:type="dxa"/>
-            <w:tcBorders/>
-          </w:tcPr>
-          <w:p>
-            <w:pPr>
-              <w:pStyle w:val="ListParagraph"/>
-              <w:widowControl/>
+            <w:tcW w:w="2059" w:type="dxa"/>
+            <w:tcBorders/>
+          </w:tcPr>
+          <w:p>
+            <w:pPr>
+              <w:pStyle w:val="ListParagraph"/>
+              <w:widowControl w:val="false"/>
+              <w:suppressAutoHyphens w:val="true"/>
               <w:spacing w:lineRule="auto" w:line="240" w:before="0" w:after="0"/>
               <w:ind w:left="0" w:hanging="0"/>
               <w:contextualSpacing/>
@@ -12117,13 +12381,14 @@
         </w:tc>
         <w:tc>
           <w:tcPr>
-            <w:tcW w:w="3389" w:type="dxa"/>
-            <w:tcBorders/>
-          </w:tcPr>
-          <w:p>
-            <w:pPr>
-              <w:pStyle w:val="ListParagraph"/>
-              <w:widowControl/>
+            <w:tcW w:w="3390" w:type="dxa"/>
+            <w:tcBorders/>
+          </w:tcPr>
+          <w:p>
+            <w:pPr>
+              <w:pStyle w:val="ListParagraph"/>
+              <w:widowControl w:val="false"/>
+              <w:suppressAutoHyphens w:val="true"/>
               <w:spacing w:lineRule="auto" w:line="240" w:before="0" w:after="0"/>
               <w:ind w:left="0" w:hanging="0"/>
               <w:contextualSpacing/>
@@ -12152,7 +12417,8 @@
           <w:p>
             <w:pPr>
               <w:pStyle w:val="ListParagraph"/>
-              <w:widowControl/>
+              <w:widowControl w:val="false"/>
+              <w:suppressAutoHyphens w:val="true"/>
               <w:spacing w:lineRule="auto" w:line="240" w:before="0" w:after="0"/>
               <w:ind w:left="0" w:hanging="0"/>
               <w:contextualSpacing/>
@@ -12190,13 +12456,14 @@
         <w:trPr/>
         <w:tc>
           <w:tcPr>
-            <w:tcW w:w="2060" w:type="dxa"/>
-            <w:tcBorders/>
-          </w:tcPr>
-          <w:p>
-            <w:pPr>
-              <w:pStyle w:val="ListParagraph"/>
-              <w:widowControl/>
+            <w:tcW w:w="2059" w:type="dxa"/>
+            <w:tcBorders/>
+          </w:tcPr>
+          <w:p>
+            <w:pPr>
+              <w:pStyle w:val="ListParagraph"/>
+              <w:widowControl w:val="false"/>
+              <w:suppressAutoHyphens w:val="true"/>
               <w:spacing w:lineRule="auto" w:line="240" w:before="0" w:after="0"/>
               <w:ind w:left="0" w:hanging="0"/>
               <w:contextualSpacing/>
@@ -12223,13 +12490,14 @@
         </w:tc>
         <w:tc>
           <w:tcPr>
-            <w:tcW w:w="3389" w:type="dxa"/>
-            <w:tcBorders/>
-          </w:tcPr>
-          <w:p>
-            <w:pPr>
-              <w:pStyle w:val="ListParagraph"/>
-              <w:widowControl/>
+            <w:tcW w:w="3390" w:type="dxa"/>
+            <w:tcBorders/>
+          </w:tcPr>
+          <w:p>
+            <w:pPr>
+              <w:pStyle w:val="ListParagraph"/>
+              <w:widowControl w:val="false"/>
+              <w:suppressAutoHyphens w:val="true"/>
               <w:spacing w:lineRule="auto" w:line="240" w:before="0" w:after="0"/>
               <w:ind w:left="0" w:hanging="0"/>
               <w:contextualSpacing/>
@@ -12261,7 +12529,8 @@
           <w:p>
             <w:pPr>
               <w:pStyle w:val="ListParagraph"/>
-              <w:widowControl/>
+              <w:widowControl w:val="false"/>
+              <w:suppressAutoHyphens w:val="true"/>
               <w:spacing w:lineRule="auto" w:line="240" w:before="0" w:after="0"/>
               <w:ind w:left="0" w:hanging="0"/>
               <w:contextualSpacing/>
@@ -12299,13 +12568,14 @@
         <w:trPr/>
         <w:tc>
           <w:tcPr>
-            <w:tcW w:w="2060" w:type="dxa"/>
-            <w:tcBorders/>
-          </w:tcPr>
-          <w:p>
-            <w:pPr>
-              <w:pStyle w:val="ListParagraph"/>
-              <w:widowControl/>
+            <w:tcW w:w="2059" w:type="dxa"/>
+            <w:tcBorders/>
+          </w:tcPr>
+          <w:p>
+            <w:pPr>
+              <w:pStyle w:val="ListParagraph"/>
+              <w:widowControl w:val="false"/>
+              <w:suppressAutoHyphens w:val="true"/>
               <w:spacing w:lineRule="auto" w:line="240" w:before="0" w:after="0"/>
               <w:ind w:left="0" w:hanging="0"/>
               <w:contextualSpacing/>
@@ -12332,13 +12602,14 @@
         </w:tc>
         <w:tc>
           <w:tcPr>
-            <w:tcW w:w="3389" w:type="dxa"/>
-            <w:tcBorders/>
-          </w:tcPr>
-          <w:p>
-            <w:pPr>
-              <w:pStyle w:val="ListParagraph"/>
-              <w:widowControl/>
+            <w:tcW w:w="3390" w:type="dxa"/>
+            <w:tcBorders/>
+          </w:tcPr>
+          <w:p>
+            <w:pPr>
+              <w:pStyle w:val="ListParagraph"/>
+              <w:widowControl w:val="false"/>
+              <w:suppressAutoHyphens w:val="true"/>
               <w:spacing w:lineRule="auto" w:line="240" w:before="0" w:after="0"/>
               <w:ind w:left="0" w:hanging="0"/>
               <w:contextualSpacing/>
@@ -12370,7 +12641,8 @@
           <w:p>
             <w:pPr>
               <w:pStyle w:val="ListParagraph"/>
-              <w:widowControl/>
+              <w:widowControl w:val="false"/>
+              <w:suppressAutoHyphens w:val="true"/>
               <w:spacing w:lineRule="auto" w:line="240" w:before="0" w:after="0"/>
               <w:ind w:left="0" w:hanging="0"/>
               <w:contextualSpacing/>
@@ -12399,13 +12671,14 @@
         <w:trPr/>
         <w:tc>
           <w:tcPr>
-            <w:tcW w:w="2060" w:type="dxa"/>
-            <w:tcBorders/>
-          </w:tcPr>
-          <w:p>
-            <w:pPr>
-              <w:pStyle w:val="ListParagraph"/>
-              <w:widowControl/>
+            <w:tcW w:w="2059" w:type="dxa"/>
+            <w:tcBorders/>
+          </w:tcPr>
+          <w:p>
+            <w:pPr>
+              <w:pStyle w:val="ListParagraph"/>
+              <w:widowControl w:val="false"/>
+              <w:suppressAutoHyphens w:val="true"/>
               <w:spacing w:lineRule="auto" w:line="240" w:before="0" w:after="0"/>
               <w:ind w:left="0" w:hanging="0"/>
               <w:contextualSpacing/>
@@ -12432,13 +12705,14 @@
         </w:tc>
         <w:tc>
           <w:tcPr>
-            <w:tcW w:w="3389" w:type="dxa"/>
-            <w:tcBorders/>
-          </w:tcPr>
-          <w:p>
-            <w:pPr>
-              <w:pStyle w:val="ListParagraph"/>
-              <w:widowControl/>
+            <w:tcW w:w="3390" w:type="dxa"/>
+            <w:tcBorders/>
+          </w:tcPr>
+          <w:p>
+            <w:pPr>
+              <w:pStyle w:val="ListParagraph"/>
+              <w:widowControl w:val="false"/>
+              <w:suppressAutoHyphens w:val="true"/>
               <w:spacing w:lineRule="auto" w:line="240" w:before="0" w:after="0"/>
               <w:ind w:left="0" w:hanging="0"/>
               <w:contextualSpacing/>
@@ -12471,7 +12745,8 @@
           <w:p>
             <w:pPr>
               <w:pStyle w:val="ListParagraph"/>
-              <w:widowControl/>
+              <w:widowControl w:val="false"/>
+              <w:suppressAutoHyphens w:val="true"/>
               <w:spacing w:lineRule="auto" w:line="240" w:before="0" w:after="0"/>
               <w:ind w:left="0" w:hanging="0"/>
               <w:contextualSpacing/>
@@ -12500,13 +12775,14 @@
         <w:trPr/>
         <w:tc>
           <w:tcPr>
-            <w:tcW w:w="2060" w:type="dxa"/>
-            <w:tcBorders/>
-          </w:tcPr>
-          <w:p>
-            <w:pPr>
-              <w:pStyle w:val="ListParagraph"/>
-              <w:widowControl/>
+            <w:tcW w:w="2059" w:type="dxa"/>
+            <w:tcBorders/>
+          </w:tcPr>
+          <w:p>
+            <w:pPr>
+              <w:pStyle w:val="ListParagraph"/>
+              <w:widowControl w:val="false"/>
+              <w:suppressAutoHyphens w:val="true"/>
               <w:spacing w:lineRule="auto" w:line="240" w:before="0" w:after="0"/>
               <w:ind w:left="0" w:hanging="0"/>
               <w:contextualSpacing/>
@@ -12533,13 +12809,14 @@
         </w:tc>
         <w:tc>
           <w:tcPr>
-            <w:tcW w:w="3389" w:type="dxa"/>
-            <w:tcBorders/>
-          </w:tcPr>
-          <w:p>
-            <w:pPr>
-              <w:pStyle w:val="ListParagraph"/>
-              <w:widowControl/>
+            <w:tcW w:w="3390" w:type="dxa"/>
+            <w:tcBorders/>
+          </w:tcPr>
+          <w:p>
+            <w:pPr>
+              <w:pStyle w:val="ListParagraph"/>
+              <w:widowControl w:val="false"/>
+              <w:suppressAutoHyphens w:val="true"/>
               <w:spacing w:lineRule="auto" w:line="240" w:before="0" w:after="0"/>
               <w:ind w:left="0" w:hanging="0"/>
               <w:contextualSpacing/>
@@ -12572,7 +12849,8 @@
           <w:p>
             <w:pPr>
               <w:pStyle w:val="ListParagraph"/>
-              <w:widowControl/>
+              <w:widowControl w:val="false"/>
+              <w:suppressAutoHyphens w:val="true"/>
               <w:spacing w:lineRule="auto" w:line="240" w:before="0" w:after="0"/>
               <w:ind w:left="0" w:hanging="0"/>
               <w:contextualSpacing/>
@@ -12602,13 +12880,14 @@
         <w:trPr/>
         <w:tc>
           <w:tcPr>
-            <w:tcW w:w="2060" w:type="dxa"/>
-            <w:tcBorders/>
-          </w:tcPr>
-          <w:p>
-            <w:pPr>
-              <w:pStyle w:val="ListParagraph"/>
-              <w:widowControl/>
+            <w:tcW w:w="2059" w:type="dxa"/>
+            <w:tcBorders/>
+          </w:tcPr>
+          <w:p>
+            <w:pPr>
+              <w:pStyle w:val="ListParagraph"/>
+              <w:widowControl w:val="false"/>
+              <w:suppressAutoHyphens w:val="true"/>
               <w:spacing w:lineRule="auto" w:line="240" w:before="0" w:after="0"/>
               <w:ind w:left="0" w:hanging="0"/>
               <w:contextualSpacing/>
@@ -12635,13 +12914,14 @@
         </w:tc>
         <w:tc>
           <w:tcPr>
-            <w:tcW w:w="3389" w:type="dxa"/>
-            <w:tcBorders/>
-          </w:tcPr>
-          <w:p>
-            <w:pPr>
-              <w:pStyle w:val="ListParagraph"/>
-              <w:widowControl/>
+            <w:tcW w:w="3390" w:type="dxa"/>
+            <w:tcBorders/>
+          </w:tcPr>
+          <w:p>
+            <w:pPr>
+              <w:pStyle w:val="ListParagraph"/>
+              <w:widowControl w:val="false"/>
+              <w:suppressAutoHyphens w:val="true"/>
               <w:spacing w:lineRule="auto" w:line="240" w:before="0" w:after="0"/>
               <w:ind w:left="0" w:hanging="0"/>
               <w:contextualSpacing/>
@@ -12674,7 +12954,8 @@
           <w:p>
             <w:pPr>
               <w:pStyle w:val="ListParagraph"/>
-              <w:widowControl/>
+              <w:widowControl w:val="false"/>
+              <w:suppressAutoHyphens w:val="true"/>
               <w:spacing w:lineRule="auto" w:line="240" w:before="0" w:after="0"/>
               <w:ind w:left="0" w:hanging="0"/>
               <w:contextualSpacing/>
@@ -12700,13 +12981,14 @@
         <w:trPr/>
         <w:tc>
           <w:tcPr>
-            <w:tcW w:w="2060" w:type="dxa"/>
-            <w:tcBorders/>
-          </w:tcPr>
-          <w:p>
-            <w:pPr>
-              <w:pStyle w:val="ListParagraph"/>
-              <w:widowControl/>
+            <w:tcW w:w="2059" w:type="dxa"/>
+            <w:tcBorders/>
+          </w:tcPr>
+          <w:p>
+            <w:pPr>
+              <w:pStyle w:val="ListParagraph"/>
+              <w:widowControl w:val="false"/>
+              <w:suppressAutoHyphens w:val="true"/>
               <w:spacing w:lineRule="auto" w:line="240" w:before="0" w:after="0"/>
               <w:ind w:left="0" w:hanging="0"/>
               <w:contextualSpacing/>
@@ -12733,13 +13015,14 @@
         </w:tc>
         <w:tc>
           <w:tcPr>
-            <w:tcW w:w="3389" w:type="dxa"/>
-            <w:tcBorders/>
-          </w:tcPr>
-          <w:p>
-            <w:pPr>
-              <w:pStyle w:val="ListParagraph"/>
-              <w:widowControl/>
+            <w:tcW w:w="3390" w:type="dxa"/>
+            <w:tcBorders/>
+          </w:tcPr>
+          <w:p>
+            <w:pPr>
+              <w:pStyle w:val="ListParagraph"/>
+              <w:widowControl w:val="false"/>
+              <w:suppressAutoHyphens w:val="true"/>
               <w:spacing w:lineRule="auto" w:line="240" w:before="0" w:after="0"/>
               <w:ind w:left="0" w:hanging="0"/>
               <w:contextualSpacing/>
@@ -12772,7 +13055,8 @@
           <w:p>
             <w:pPr>
               <w:pStyle w:val="ListParagraph"/>
-              <w:widowControl/>
+              <w:widowControl w:val="false"/>
+              <w:suppressAutoHyphens w:val="true"/>
               <w:spacing w:lineRule="auto" w:line="240" w:before="0" w:after="0"/>
               <w:ind w:left="0" w:hanging="0"/>
               <w:contextualSpacing/>
@@ -12798,13 +13082,14 @@
         <w:trPr/>
         <w:tc>
           <w:tcPr>
-            <w:tcW w:w="2060" w:type="dxa"/>
-            <w:tcBorders/>
-          </w:tcPr>
-          <w:p>
-            <w:pPr>
-              <w:pStyle w:val="ListParagraph"/>
-              <w:widowControl/>
+            <w:tcW w:w="2059" w:type="dxa"/>
+            <w:tcBorders/>
+          </w:tcPr>
+          <w:p>
+            <w:pPr>
+              <w:pStyle w:val="ListParagraph"/>
+              <w:widowControl w:val="false"/>
+              <w:suppressAutoHyphens w:val="true"/>
               <w:spacing w:lineRule="auto" w:line="240" w:before="0" w:after="0"/>
               <w:ind w:left="0" w:hanging="0"/>
               <w:contextualSpacing/>
@@ -12831,13 +13116,14 @@
         </w:tc>
         <w:tc>
           <w:tcPr>
-            <w:tcW w:w="3389" w:type="dxa"/>
-            <w:tcBorders/>
-          </w:tcPr>
-          <w:p>
-            <w:pPr>
-              <w:pStyle w:val="ListParagraph"/>
-              <w:widowControl/>
+            <w:tcW w:w="3390" w:type="dxa"/>
+            <w:tcBorders/>
+          </w:tcPr>
+          <w:p>
+            <w:pPr>
+              <w:pStyle w:val="ListParagraph"/>
+              <w:widowControl w:val="false"/>
+              <w:suppressAutoHyphens w:val="true"/>
               <w:spacing w:lineRule="auto" w:line="240" w:before="0" w:after="0"/>
               <w:ind w:left="0" w:hanging="0"/>
               <w:contextualSpacing/>
@@ -12870,7 +13156,8 @@
           <w:p>
             <w:pPr>
               <w:pStyle w:val="ListParagraph"/>
-              <w:widowControl/>
+              <w:widowControl w:val="false"/>
+              <w:suppressAutoHyphens w:val="true"/>
               <w:spacing w:lineRule="auto" w:line="240" w:before="0" w:after="0"/>
               <w:ind w:left="0" w:hanging="0"/>
               <w:contextualSpacing/>
@@ -12900,13 +13187,14 @@
         <w:trPr/>
         <w:tc>
           <w:tcPr>
-            <w:tcW w:w="2060" w:type="dxa"/>
-            <w:tcBorders/>
-          </w:tcPr>
-          <w:p>
-            <w:pPr>
-              <w:pStyle w:val="ListParagraph"/>
-              <w:widowControl/>
+            <w:tcW w:w="2059" w:type="dxa"/>
+            <w:tcBorders/>
+          </w:tcPr>
+          <w:p>
+            <w:pPr>
+              <w:pStyle w:val="ListParagraph"/>
+              <w:widowControl w:val="false"/>
+              <w:suppressAutoHyphens w:val="true"/>
               <w:spacing w:lineRule="auto" w:line="240" w:before="0" w:after="0"/>
               <w:ind w:left="0" w:hanging="0"/>
               <w:contextualSpacing/>
@@ -12933,13 +13221,14 @@
         </w:tc>
         <w:tc>
           <w:tcPr>
-            <w:tcW w:w="3389" w:type="dxa"/>
-            <w:tcBorders/>
-          </w:tcPr>
-          <w:p>
-            <w:pPr>
-              <w:pStyle w:val="ListParagraph"/>
-              <w:widowControl/>
+            <w:tcW w:w="3390" w:type="dxa"/>
+            <w:tcBorders/>
+          </w:tcPr>
+          <w:p>
+            <w:pPr>
+              <w:pStyle w:val="ListParagraph"/>
+              <w:widowControl w:val="false"/>
+              <w:suppressAutoHyphens w:val="true"/>
               <w:spacing w:lineRule="auto" w:line="240" w:before="0" w:after="0"/>
               <w:ind w:left="0" w:hanging="0"/>
               <w:contextualSpacing/>
@@ -12978,7 +13267,8 @@
           <w:p>
             <w:pPr>
               <w:pStyle w:val="ListParagraph"/>
-              <w:widowControl/>
+              <w:widowControl w:val="false"/>
+              <w:suppressAutoHyphens w:val="true"/>
               <w:spacing w:lineRule="auto" w:line="240" w:before="0" w:after="0"/>
               <w:ind w:left="0" w:hanging="0"/>
               <w:contextualSpacing/>
@@ -13018,13 +13308,14 @@
         <w:trPr/>
         <w:tc>
           <w:tcPr>
-            <w:tcW w:w="2060" w:type="dxa"/>
-            <w:tcBorders/>
-          </w:tcPr>
-          <w:p>
-            <w:pPr>
-              <w:pStyle w:val="ListParagraph"/>
-              <w:widowControl/>
+            <w:tcW w:w="2059" w:type="dxa"/>
+            <w:tcBorders/>
+          </w:tcPr>
+          <w:p>
+            <w:pPr>
+              <w:pStyle w:val="ListParagraph"/>
+              <w:widowControl w:val="false"/>
+              <w:suppressAutoHyphens w:val="true"/>
               <w:spacing w:lineRule="auto" w:line="240" w:before="0" w:after="0"/>
               <w:ind w:left="0" w:hanging="0"/>
               <w:contextualSpacing/>
@@ -13051,13 +13342,14 @@
         </w:tc>
         <w:tc>
           <w:tcPr>
-            <w:tcW w:w="3389" w:type="dxa"/>
-            <w:tcBorders/>
-          </w:tcPr>
-          <w:p>
-            <w:pPr>
-              <w:pStyle w:val="ListParagraph"/>
-              <w:widowControl/>
+            <w:tcW w:w="3390" w:type="dxa"/>
+            <w:tcBorders/>
+          </w:tcPr>
+          <w:p>
+            <w:pPr>
+              <w:pStyle w:val="ListParagraph"/>
+              <w:widowControl w:val="false"/>
+              <w:suppressAutoHyphens w:val="true"/>
               <w:spacing w:lineRule="auto" w:line="240" w:before="0" w:after="0"/>
               <w:ind w:left="0" w:hanging="0"/>
               <w:contextualSpacing/>
@@ -13090,7 +13382,8 @@
           <w:p>
             <w:pPr>
               <w:pStyle w:val="ListParagraph"/>
-              <w:widowControl/>
+              <w:widowControl w:val="false"/>
+              <w:suppressAutoHyphens w:val="true"/>
               <w:spacing w:lineRule="auto" w:line="240" w:before="0" w:after="0"/>
               <w:ind w:left="0" w:hanging="0"/>
               <w:contextualSpacing/>
@@ -13156,13 +13449,14 @@
         <w:trPr/>
         <w:tc>
           <w:tcPr>
-            <w:tcW w:w="2060" w:type="dxa"/>
-            <w:tcBorders/>
-          </w:tcPr>
-          <w:p>
-            <w:pPr>
-              <w:pStyle w:val="ListParagraph"/>
-              <w:widowControl/>
+            <w:tcW w:w="2059" w:type="dxa"/>
+            <w:tcBorders/>
+          </w:tcPr>
+          <w:p>
+            <w:pPr>
+              <w:pStyle w:val="ListParagraph"/>
+              <w:widowControl w:val="false"/>
+              <w:suppressAutoHyphens w:val="true"/>
               <w:spacing w:lineRule="auto" w:line="240" w:before="0" w:after="0"/>
               <w:ind w:left="0" w:hanging="0"/>
               <w:contextualSpacing/>
@@ -13189,13 +13483,14 @@
         </w:tc>
         <w:tc>
           <w:tcPr>
-            <w:tcW w:w="3389" w:type="dxa"/>
-            <w:tcBorders/>
-          </w:tcPr>
-          <w:p>
-            <w:pPr>
-              <w:pStyle w:val="ListParagraph"/>
-              <w:widowControl/>
+            <w:tcW w:w="3390" w:type="dxa"/>
+            <w:tcBorders/>
+          </w:tcPr>
+          <w:p>
+            <w:pPr>
+              <w:pStyle w:val="ListParagraph"/>
+              <w:widowControl w:val="false"/>
+              <w:suppressAutoHyphens w:val="true"/>
               <w:spacing w:lineRule="auto" w:line="240" w:before="0" w:after="0"/>
               <w:ind w:left="0" w:hanging="0"/>
               <w:contextualSpacing/>
@@ -13228,7 +13523,8 @@
           <w:p>
             <w:pPr>
               <w:pStyle w:val="ListParagraph"/>
-              <w:widowControl/>
+              <w:widowControl w:val="false"/>
+              <w:suppressAutoHyphens w:val="true"/>
               <w:spacing w:lineRule="auto" w:line="240" w:before="0" w:after="0"/>
               <w:ind w:left="0" w:hanging="0"/>
               <w:contextualSpacing/>
@@ -13748,17 +14044,47 @@
           <w:sz w:val="28"/>
           <w:szCs w:val="28"/>
         </w:rPr>
-        <w:t>» определяет как 16-битное число, которой может принимать значения от -</w:t>
-      </w:r>
-      <w:r>
-        <w:rPr>
-          <w:rFonts w:cs="Times New Roman" w:ascii="Times New Roman" w:hAnsi="Times New Roman"/>
-          <w:b/>
-          <w:bCs/>
-          <w:sz w:val="28"/>
-          <w:szCs w:val="28"/>
-        </w:rPr>
-        <w:t>(2</w:t>
+        <w:t>» определяет</w:t>
+      </w:r>
+      <w:r>
+        <w:rPr>
+          <w:rFonts w:cs="Times New Roman" w:ascii="Times New Roman" w:hAnsi="Times New Roman"/>
+          <w:b/>
+          <w:bCs/>
+          <w:sz w:val="28"/>
+          <w:szCs w:val="28"/>
+        </w:rPr>
+        <w:t>ся</w:t>
+      </w:r>
+      <w:r>
+        <w:rPr>
+          <w:rFonts w:cs="Times New Roman" w:ascii="Times New Roman" w:hAnsi="Times New Roman"/>
+          <w:b/>
+          <w:bCs/>
+          <w:sz w:val="28"/>
+          <w:szCs w:val="28"/>
+        </w:rPr>
+        <w:t xml:space="preserve"> как 16-битное число, котор</w:t>
+      </w:r>
+      <w:r>
+        <w:rPr>
+          <w:rFonts w:cs="Times New Roman" w:ascii="Times New Roman" w:hAnsi="Times New Roman"/>
+          <w:b/>
+          <w:bCs/>
+          <w:sz w:val="28"/>
+          <w:szCs w:val="28"/>
+        </w:rPr>
+        <w:t>ы</w:t>
+      </w:r>
+      <w:r>
+        <w:rPr>
+          <w:rFonts w:cs="Times New Roman" w:ascii="Times New Roman" w:hAnsi="Times New Roman"/>
+          <w:b/>
+          <w:bCs/>
+          <w:sz w:val="28"/>
+          <w:szCs w:val="28"/>
+        </w:rPr>
+        <w:t>й может принимать значения от -(2</w:t>
       </w:r>
       <w:r>
         <w:rPr>
@@ -13779,6 +14105,93 @@
           <w:sz w:val="28"/>
           <w:szCs w:val="28"/>
         </w:rPr>
+        <w:t>) до 2</w:t>
+      </w:r>
+      <w:r>
+        <w:rPr>
+          <w:rFonts w:cs="Times New Roman" w:ascii="Times New Roman" w:hAnsi="Times New Roman"/>
+          <w:b/>
+          <w:bCs/>
+          <w:sz w:val="28"/>
+          <w:szCs w:val="28"/>
+          <w:vertAlign w:val="superscript"/>
+        </w:rPr>
+        <w:t>15</w:t>
+      </w:r>
+      <w:r>
+        <w:rPr>
+          <w:rFonts w:cs="Times New Roman" w:ascii="Times New Roman" w:hAnsi="Times New Roman"/>
+          <w:b/>
+          <w:bCs/>
+          <w:sz w:val="28"/>
+          <w:szCs w:val="28"/>
+        </w:rPr>
+        <w:t xml:space="preserve">-1 в стандарте </w:t>
+      </w:r>
+      <w:r>
+        <w:rPr>
+          <w:rFonts w:cs="Times New Roman" w:ascii="Times New Roman" w:hAnsi="Times New Roman"/>
+          <w:b/>
+          <w:bCs/>
+          <w:sz w:val="28"/>
+          <w:szCs w:val="28"/>
+          <w:lang w:val="en-US"/>
+        </w:rPr>
+        <w:t>Borland</w:t>
+      </w:r>
+      <w:r>
+        <w:rPr>
+          <w:rFonts w:cs="Times New Roman" w:ascii="Times New Roman" w:hAnsi="Times New Roman"/>
+          <w:b/>
+          <w:bCs/>
+          <w:sz w:val="28"/>
+          <w:szCs w:val="28"/>
+        </w:rPr>
+        <w:t xml:space="preserve"> </w:t>
+      </w:r>
+      <w:r>
+        <w:rPr>
+          <w:rFonts w:cs="Times New Roman" w:ascii="Times New Roman" w:hAnsi="Times New Roman"/>
+          <w:b/>
+          <w:bCs/>
+          <w:sz w:val="28"/>
+          <w:szCs w:val="28"/>
+          <w:lang w:val="en-US"/>
+        </w:rPr>
+        <w:t>Pascal</w:t>
+      </w:r>
+      <w:r>
+        <w:rPr>
+          <w:rFonts w:cs="Times New Roman" w:ascii="Times New Roman" w:hAnsi="Times New Roman"/>
+          <w:b/>
+          <w:bCs/>
+          <w:sz w:val="28"/>
+          <w:szCs w:val="28"/>
+        </w:rPr>
+        <w:t>, или от -(2</w:t>
+      </w:r>
+      <w:r>
+        <w:rPr>
+          <w:rFonts w:cs="Times New Roman" w:ascii="Times New Roman" w:hAnsi="Times New Roman"/>
+          <w:b/>
+          <w:bCs/>
+          <w:sz w:val="28"/>
+          <w:szCs w:val="28"/>
+          <w:vertAlign w:val="superscript"/>
+        </w:rPr>
+        <w:t>31</w:t>
+      </w:r>
+      <w:r>
+        <w:rPr>
+          <w:rFonts w:cs="Times New Roman" w:ascii="Times New Roman" w:hAnsi="Times New Roman"/>
+          <w:b/>
+          <w:bCs/>
+          <w:position w:val="0"/>
+          <w:sz w:val="28"/>
+          <w:sz w:val="28"/>
+          <w:szCs w:val="28"/>
+          <w:vertAlign w:val="baseline"/>
+        </w:rPr>
         <w:t>)</w:t>
       </w:r>
       <w:r>
@@ -13789,17 +14202,7 @@
           <w:sz w:val="28"/>
           <w:szCs w:val="28"/>
         </w:rPr>
-        <w:t xml:space="preserve"> до </w:t>
-      </w:r>
-      <w:r>
-        <w:rPr>
-          <w:rFonts w:cs="Times New Roman" w:ascii="Times New Roman" w:hAnsi="Times New Roman"/>
-          <w:b/>
-          <w:bCs/>
-          <w:sz w:val="28"/>
-          <w:szCs w:val="28"/>
-        </w:rPr>
-        <w:t>2</w:t>
+        <w:t xml:space="preserve"> до 2</w:t>
       </w:r>
       <w:r>
         <w:rPr>
@@ -13810,6 +14213,232 @@
           <w:szCs w:val="28"/>
           <w:vertAlign w:val="superscript"/>
         </w:rPr>
+        <w:t>31</w:t>
+      </w:r>
+      <w:r>
+        <w:rPr>
+          <w:rFonts w:cs="Times New Roman" w:ascii="Times New Roman" w:hAnsi="Times New Roman"/>
+          <w:b/>
+          <w:bCs/>
+          <w:position w:val="0"/>
+          <w:sz w:val="28"/>
+          <w:sz w:val="28"/>
+          <w:szCs w:val="28"/>
+          <w:vertAlign w:val="baseline"/>
+        </w:rPr>
+        <w:t>-1</w:t>
+      </w:r>
+      <w:r>
+        <w:rPr>
+          <w:rFonts w:cs="Times New Roman" w:ascii="Times New Roman" w:hAnsi="Times New Roman"/>
+          <w:b/>
+          <w:bCs/>
+          <w:sz w:val="28"/>
+          <w:szCs w:val="28"/>
+        </w:rPr>
+        <w:t xml:space="preserve"> в стандарте </w:t>
+      </w:r>
+      <w:r>
+        <w:rPr>
+          <w:rFonts w:cs="Times New Roman" w:ascii="Times New Roman" w:hAnsi="Times New Roman"/>
+          <w:b/>
+          <w:bCs/>
+          <w:sz w:val="28"/>
+          <w:szCs w:val="28"/>
+          <w:lang w:val="en-US"/>
+        </w:rPr>
+        <w:t>Free</w:t>
+      </w:r>
+      <w:r>
+        <w:rPr>
+          <w:rFonts w:cs="Times New Roman" w:ascii="Times New Roman" w:hAnsi="Times New Roman"/>
+          <w:b/>
+          <w:bCs/>
+          <w:sz w:val="28"/>
+          <w:szCs w:val="28"/>
+        </w:rPr>
+        <w:t xml:space="preserve"> </w:t>
+      </w:r>
+      <w:r>
+        <w:rPr>
+          <w:rFonts w:cs="Times New Roman" w:ascii="Times New Roman" w:hAnsi="Times New Roman"/>
+          <w:b/>
+          <w:bCs/>
+          <w:sz w:val="28"/>
+          <w:szCs w:val="28"/>
+          <w:lang w:val="en-US"/>
+        </w:rPr>
+        <w:t>Pascal</w:t>
+      </w:r>
+      <w:r>
+        <w:rPr>
+          <w:rFonts w:cs="Times New Roman" w:ascii="Times New Roman" w:hAnsi="Times New Roman"/>
+          <w:b/>
+          <w:bCs/>
+          <w:sz w:val="28"/>
+          <w:szCs w:val="28"/>
+        </w:rPr>
+        <w:t>. Доступы специальные функции “</w:t>
+      </w:r>
+      <w:r>
+        <w:rPr>
+          <w:rFonts w:cs="Times New Roman" w:ascii="Times New Roman" w:hAnsi="Times New Roman"/>
+          <w:b/>
+          <w:bCs/>
+          <w:sz w:val="28"/>
+          <w:szCs w:val="28"/>
+          <w:lang w:val="en-US"/>
+        </w:rPr>
+        <w:t>Read</w:t>
+      </w:r>
+      <w:r>
+        <w:rPr>
+          <w:rFonts w:cs="Times New Roman" w:ascii="Times New Roman" w:hAnsi="Times New Roman"/>
+          <w:b/>
+          <w:bCs/>
+          <w:sz w:val="28"/>
+          <w:szCs w:val="28"/>
+        </w:rPr>
+        <w:t>” и “</w:t>
+      </w:r>
+      <w:r>
+        <w:rPr>
+          <w:rFonts w:cs="Times New Roman" w:ascii="Times New Roman" w:hAnsi="Times New Roman"/>
+          <w:b/>
+          <w:bCs/>
+          <w:sz w:val="28"/>
+          <w:szCs w:val="28"/>
+          <w:lang w:val="en-US"/>
+        </w:rPr>
+        <w:t>Write</w:t>
+      </w:r>
+      <w:r>
+        <w:rPr>
+          <w:rFonts w:cs="Times New Roman" w:ascii="Times New Roman" w:hAnsi="Times New Roman"/>
+          <w:b/>
+          <w:bCs/>
+          <w:sz w:val="28"/>
+          <w:szCs w:val="28"/>
+        </w:rPr>
+        <w:t>” для выполнения операций ввода/вывода.</w:t>
+      </w:r>
+    </w:p>
+    <w:p>
+      <w:pPr>
+        <w:pStyle w:val="ListParagraph"/>
+        <w:rPr>
+          <w:rFonts w:ascii="Times New Roman" w:hAnsi="Times New Roman" w:cs="Times New Roman"/>
+          <w:b/>
+          <w:b/>
+          <w:bCs/>
+          <w:sz w:val="28"/>
+          <w:szCs w:val="28"/>
+        </w:rPr>
+      </w:pPr>
+      <w:r>
+        <w:rPr>
+          <w:rFonts w:cs="Times New Roman" w:ascii="Times New Roman" w:hAnsi="Times New Roman"/>
+          <w:b/>
+          <w:bCs/>
+          <w:sz w:val="28"/>
+          <w:szCs w:val="28"/>
+        </w:rPr>
+      </w:r>
+    </w:p>
+    <w:p>
+      <w:pPr>
+        <w:pStyle w:val="ListParagraph"/>
+        <w:rPr>
+          <w:rFonts w:ascii="Times New Roman" w:hAnsi="Times New Roman" w:cs="Times New Roman"/>
+          <w:b/>
+          <w:b/>
+          <w:bCs/>
+          <w:sz w:val="28"/>
+          <w:szCs w:val="28"/>
+        </w:rPr>
+      </w:pPr>
+      <w:r>
+        <w:rPr>
+          <w:rFonts w:cs="Times New Roman" w:ascii="Times New Roman" w:hAnsi="Times New Roman"/>
+          <w:b/>
+          <w:bCs/>
+          <w:sz w:val="28"/>
+          <w:szCs w:val="28"/>
+        </w:rPr>
+        <w:t>В языке С тип данных «</w:t>
+      </w:r>
+      <w:r>
+        <w:rPr>
+          <w:rFonts w:cs="Times New Roman" w:ascii="Times New Roman" w:hAnsi="Times New Roman"/>
+          <w:b/>
+          <w:bCs/>
+          <w:sz w:val="28"/>
+          <w:szCs w:val="28"/>
+          <w:lang w:val="en-US"/>
+        </w:rPr>
+        <w:t>integer</w:t>
+      </w:r>
+      <w:r>
+        <w:rPr>
+          <w:rFonts w:cs="Times New Roman" w:ascii="Times New Roman" w:hAnsi="Times New Roman"/>
+          <w:b/>
+          <w:bCs/>
+          <w:sz w:val="28"/>
+          <w:szCs w:val="28"/>
+        </w:rPr>
+        <w:t>» (</w:t>
+      </w:r>
+      <w:r>
+        <w:rPr>
+          <w:rFonts w:cs="Times New Roman" w:ascii="Times New Roman" w:hAnsi="Times New Roman"/>
+          <w:b/>
+          <w:bCs/>
+          <w:sz w:val="28"/>
+          <w:szCs w:val="28"/>
+          <w:lang w:val="en-US"/>
+        </w:rPr>
+        <w:t>int</w:t>
+      </w:r>
+      <w:r>
+        <w:rPr>
+          <w:rFonts w:cs="Times New Roman" w:ascii="Times New Roman" w:hAnsi="Times New Roman"/>
+          <w:b/>
+          <w:bCs/>
+          <w:sz w:val="28"/>
+          <w:szCs w:val="28"/>
+        </w:rPr>
+        <w:t xml:space="preserve">) является 16-,32-, или 64-битным в зависимости от архитектуры компьютера и используемого компилятора. Диапазон значений для </w:t>
+      </w:r>
+      <w:r>
+        <w:rPr>
+          <w:rFonts w:cs="Times New Roman" w:ascii="Times New Roman" w:hAnsi="Times New Roman"/>
+          <w:b/>
+          <w:bCs/>
+          <w:sz w:val="28"/>
+          <w:szCs w:val="28"/>
+          <w:lang w:val="en-US"/>
+        </w:rPr>
+        <w:t>int</w:t>
+      </w:r>
+      <w:r>
+        <w:rPr>
+          <w:rFonts w:cs="Times New Roman" w:ascii="Times New Roman" w:hAnsi="Times New Roman"/>
+          <w:b/>
+          <w:bCs/>
+          <w:sz w:val="28"/>
+          <w:szCs w:val="28"/>
+        </w:rPr>
+        <w:t xml:space="preserve"> обычно составляет от -(2</w:t>
+      </w:r>
+      <w:r>
+        <w:rPr>
+          <w:rFonts w:cs="Times New Roman" w:ascii="Times New Roman" w:hAnsi="Times New Roman"/>
+          <w:b/>
+          <w:bCs/>
+          <w:sz w:val="28"/>
+          <w:szCs w:val="28"/>
+          <w:vertAlign w:val="superscript"/>
+        </w:rPr>
         <w:t>15</w:t>
       </w:r>
       <w:r>
@@ -13820,6 +14449,85 @@
           <w:sz w:val="28"/>
           <w:szCs w:val="28"/>
         </w:rPr>
+        <w:t>) до 2</w:t>
+      </w:r>
+      <w:r>
+        <w:rPr>
+          <w:rFonts w:cs="Times New Roman" w:ascii="Times New Roman" w:hAnsi="Times New Roman"/>
+          <w:b/>
+          <w:bCs/>
+          <w:sz w:val="28"/>
+          <w:szCs w:val="28"/>
+          <w:vertAlign w:val="superscript"/>
+        </w:rPr>
+        <w:t>15</w:t>
+      </w:r>
+      <w:r>
+        <w:rPr>
+          <w:rFonts w:cs="Times New Roman" w:ascii="Times New Roman" w:hAnsi="Times New Roman"/>
+          <w:b/>
+          <w:bCs/>
+          <w:sz w:val="28"/>
+          <w:szCs w:val="28"/>
+        </w:rPr>
+        <w:t>-1 для 16-битных систем, от -(2</w:t>
+      </w:r>
+      <w:r>
+        <w:rPr>
+          <w:rFonts w:cs="Times New Roman" w:ascii="Times New Roman" w:hAnsi="Times New Roman"/>
+          <w:b/>
+          <w:bCs/>
+          <w:sz w:val="28"/>
+          <w:szCs w:val="28"/>
+          <w:vertAlign w:val="superscript"/>
+        </w:rPr>
+        <w:t>31</w:t>
+      </w:r>
+      <w:r>
+        <w:rPr>
+          <w:rFonts w:cs="Times New Roman" w:ascii="Times New Roman" w:hAnsi="Times New Roman"/>
+          <w:b/>
+          <w:bCs/>
+          <w:position w:val="0"/>
+          <w:sz w:val="28"/>
+          <w:sz w:val="28"/>
+          <w:szCs w:val="28"/>
+          <w:vertAlign w:val="baseline"/>
+        </w:rPr>
+        <w:t>)</w:t>
+      </w:r>
+      <w:r>
+        <w:rPr>
+          <w:rFonts w:cs="Times New Roman" w:ascii="Times New Roman" w:hAnsi="Times New Roman"/>
+          <w:b/>
+          <w:bCs/>
+          <w:sz w:val="28"/>
+          <w:szCs w:val="28"/>
+        </w:rPr>
+        <w:t xml:space="preserve"> до 2</w:t>
+      </w:r>
+      <w:r>
+        <w:rPr>
+          <w:rFonts w:cs="Times New Roman" w:ascii="Times New Roman" w:hAnsi="Times New Roman"/>
+          <w:b/>
+          <w:bCs/>
+          <w:sz w:val="28"/>
+          <w:szCs w:val="28"/>
+          <w:vertAlign w:val="superscript"/>
+        </w:rPr>
+        <w:t>31</w:t>
+      </w:r>
+      <w:r>
+        <w:rPr>
+          <w:rFonts w:cs="Times New Roman" w:ascii="Times New Roman" w:hAnsi="Times New Roman"/>
+          <w:b/>
+          <w:bCs/>
+          <w:position w:val="0"/>
+          <w:sz w:val="28"/>
+          <w:sz w:val="28"/>
+          <w:szCs w:val="28"/>
+          <w:vertAlign w:val="baseline"/>
+        </w:rPr>
         <w:t>-1</w:t>
       </w:r>
       <w:r>
@@ -13830,519 +14538,7 @@
           <w:sz w:val="28"/>
           <w:szCs w:val="28"/>
         </w:rPr>
-        <w:t xml:space="preserve"> в стандарте </w:t>
-      </w:r>
-      <w:r>
-        <w:rPr>
-          <w:rFonts w:cs="Times New Roman" w:ascii="Times New Roman" w:hAnsi="Times New Roman"/>
-          <w:b/>
-          <w:bCs/>
-          <w:sz w:val="28"/>
-          <w:szCs w:val="28"/>
-          <w:lang w:val="en-US"/>
-        </w:rPr>
-        <w:t>Borland</w:t>
-      </w:r>
-      <w:r>
-        <w:rPr>
-          <w:rFonts w:cs="Times New Roman" w:ascii="Times New Roman" w:hAnsi="Times New Roman"/>
-          <w:b/>
-          <w:bCs/>
-          <w:sz w:val="28"/>
-          <w:szCs w:val="28"/>
-        </w:rPr>
-        <w:t xml:space="preserve"> </w:t>
-      </w:r>
-      <w:r>
-        <w:rPr>
-          <w:rFonts w:cs="Times New Roman" w:ascii="Times New Roman" w:hAnsi="Times New Roman"/>
-          <w:b/>
-          <w:bCs/>
-          <w:sz w:val="28"/>
-          <w:szCs w:val="28"/>
-          <w:lang w:val="en-US"/>
-        </w:rPr>
-        <w:t>Pascal</w:t>
-      </w:r>
-      <w:r>
-        <w:rPr>
-          <w:rFonts w:cs="Times New Roman" w:ascii="Times New Roman" w:hAnsi="Times New Roman"/>
-          <w:b/>
-          <w:bCs/>
-          <w:sz w:val="28"/>
-          <w:szCs w:val="28"/>
-        </w:rPr>
-        <w:t>, или от -</w:t>
-      </w:r>
-      <w:r>
-        <w:rPr>
-          <w:rFonts w:cs="Times New Roman" w:ascii="Times New Roman" w:hAnsi="Times New Roman"/>
-          <w:b/>
-          <w:bCs/>
-          <w:sz w:val="28"/>
-          <w:szCs w:val="28"/>
-        </w:rPr>
-        <w:t>(</w:t>
-      </w:r>
-      <w:r>
-        <w:rPr>
-          <w:rFonts w:cs="Times New Roman" w:ascii="Times New Roman" w:hAnsi="Times New Roman"/>
-          <w:b/>
-          <w:bCs/>
-          <w:sz w:val="28"/>
-          <w:szCs w:val="28"/>
-        </w:rPr>
-        <w:t>2</w:t>
-      </w:r>
-      <w:r>
-        <w:rPr>
-          <w:rFonts w:cs="Times New Roman" w:ascii="Times New Roman" w:hAnsi="Times New Roman"/>
-          <w:b/>
-          <w:bCs/>
-          <w:sz w:val="28"/>
-          <w:szCs w:val="28"/>
-          <w:vertAlign w:val="superscript"/>
-        </w:rPr>
-        <w:t>31</w:t>
-      </w:r>
-      <w:r>
-        <w:rPr>
-          <w:rFonts w:cs="Times New Roman" w:ascii="Times New Roman" w:hAnsi="Times New Roman"/>
-          <w:b/>
-          <w:bCs/>
-          <w:position w:val="0"/>
-          <w:sz w:val="28"/>
-          <w:sz w:val="28"/>
-          <w:szCs w:val="28"/>
-          <w:vertAlign w:val="baseline"/>
-        </w:rPr>
-        <w:t>)</w:t>
-      </w:r>
-      <w:r>
-        <w:rPr>
-          <w:rFonts w:cs="Times New Roman" w:ascii="Times New Roman" w:hAnsi="Times New Roman"/>
-          <w:b/>
-          <w:bCs/>
-          <w:sz w:val="28"/>
-          <w:szCs w:val="28"/>
-        </w:rPr>
-        <w:t xml:space="preserve"> до 2</w:t>
-      </w:r>
-      <w:r>
-        <w:rPr>
-          <w:rFonts w:cs="Times New Roman" w:ascii="Times New Roman" w:hAnsi="Times New Roman"/>
-          <w:b/>
-          <w:bCs/>
-          <w:sz w:val="28"/>
-          <w:szCs w:val="28"/>
-          <w:vertAlign w:val="superscript"/>
-        </w:rPr>
-        <w:t>31</w:t>
-      </w:r>
-      <w:r>
-        <w:rPr>
-          <w:rFonts w:cs="Times New Roman" w:ascii="Times New Roman" w:hAnsi="Times New Roman"/>
-          <w:b/>
-          <w:bCs/>
-          <w:position w:val="0"/>
-          <w:sz w:val="28"/>
-          <w:sz w:val="28"/>
-          <w:szCs w:val="28"/>
-          <w:vertAlign w:val="baseline"/>
-        </w:rPr>
-        <w:t>-1</w:t>
-      </w:r>
-      <w:r>
-        <w:rPr>
-          <w:rFonts w:cs="Times New Roman" w:ascii="Times New Roman" w:hAnsi="Times New Roman"/>
-          <w:b/>
-          <w:bCs/>
-          <w:sz w:val="28"/>
-          <w:szCs w:val="28"/>
-        </w:rPr>
-        <w:t xml:space="preserve"> в стандарте </w:t>
-      </w:r>
-      <w:r>
-        <w:rPr>
-          <w:rFonts w:cs="Times New Roman" w:ascii="Times New Roman" w:hAnsi="Times New Roman"/>
-          <w:b/>
-          <w:bCs/>
-          <w:sz w:val="28"/>
-          <w:szCs w:val="28"/>
-          <w:lang w:val="en-US"/>
-        </w:rPr>
-        <w:t>Free</w:t>
-      </w:r>
-      <w:r>
-        <w:rPr>
-          <w:rFonts w:cs="Times New Roman" w:ascii="Times New Roman" w:hAnsi="Times New Roman"/>
-          <w:b/>
-          <w:bCs/>
-          <w:sz w:val="28"/>
-          <w:szCs w:val="28"/>
-        </w:rPr>
-        <w:t xml:space="preserve"> </w:t>
-      </w:r>
-      <w:r>
-        <w:rPr>
-          <w:rFonts w:cs="Times New Roman" w:ascii="Times New Roman" w:hAnsi="Times New Roman"/>
-          <w:b/>
-          <w:bCs/>
-          <w:sz w:val="28"/>
-          <w:szCs w:val="28"/>
-          <w:lang w:val="en-US"/>
-        </w:rPr>
-        <w:t>Pascal</w:t>
-      </w:r>
-      <w:r>
-        <w:rPr>
-          <w:rFonts w:cs="Times New Roman" w:ascii="Times New Roman" w:hAnsi="Times New Roman"/>
-          <w:b/>
-          <w:bCs/>
-          <w:sz w:val="28"/>
-          <w:szCs w:val="28"/>
-        </w:rPr>
-        <w:t>. Доступы специальные функции “</w:t>
-      </w:r>
-      <w:r>
-        <w:rPr>
-          <w:rFonts w:cs="Times New Roman" w:ascii="Times New Roman" w:hAnsi="Times New Roman"/>
-          <w:b/>
-          <w:bCs/>
-          <w:sz w:val="28"/>
-          <w:szCs w:val="28"/>
-          <w:lang w:val="en-US"/>
-        </w:rPr>
-        <w:t>Read</w:t>
-      </w:r>
-      <w:r>
-        <w:rPr>
-          <w:rFonts w:cs="Times New Roman" w:ascii="Times New Roman" w:hAnsi="Times New Roman"/>
-          <w:b/>
-          <w:bCs/>
-          <w:sz w:val="28"/>
-          <w:szCs w:val="28"/>
-        </w:rPr>
-        <w:t>” и “</w:t>
-      </w:r>
-      <w:r>
-        <w:rPr>
-          <w:rFonts w:cs="Times New Roman" w:ascii="Times New Roman" w:hAnsi="Times New Roman"/>
-          <w:b/>
-          <w:bCs/>
-          <w:sz w:val="28"/>
-          <w:szCs w:val="28"/>
-          <w:lang w:val="en-US"/>
-        </w:rPr>
-        <w:t>Write</w:t>
-      </w:r>
-      <w:r>
-        <w:rPr>
-          <w:rFonts w:cs="Times New Roman" w:ascii="Times New Roman" w:hAnsi="Times New Roman"/>
-          <w:b/>
-          <w:bCs/>
-          <w:sz w:val="28"/>
-          <w:szCs w:val="28"/>
-        </w:rPr>
-        <w:t>” для выполнения операций ввода/вывода.</w:t>
-      </w:r>
-    </w:p>
-    <w:p>
-      <w:pPr>
-        <w:pStyle w:val="ListParagraph"/>
-        <w:rPr>
-          <w:rFonts w:ascii="Times New Roman" w:hAnsi="Times New Roman" w:cs="Times New Roman"/>
-          <w:b/>
-          <w:b/>
-          <w:bCs/>
-          <w:sz w:val="28"/>
-          <w:szCs w:val="28"/>
-        </w:rPr>
-      </w:pPr>
-      <w:r>
-        <w:rPr>
-          <w:rFonts w:cs="Times New Roman" w:ascii="Times New Roman" w:hAnsi="Times New Roman"/>
-          <w:b/>
-          <w:bCs/>
-          <w:sz w:val="28"/>
-          <w:szCs w:val="28"/>
-        </w:rPr>
-      </w:r>
-    </w:p>
-    <w:p>
-      <w:pPr>
-        <w:pStyle w:val="ListParagraph"/>
-        <w:rPr>
-          <w:rFonts w:ascii="Times New Roman" w:hAnsi="Times New Roman" w:cs="Times New Roman"/>
-          <w:b/>
-          <w:b/>
-          <w:bCs/>
-          <w:sz w:val="28"/>
-          <w:szCs w:val="28"/>
-        </w:rPr>
-      </w:pPr>
-      <w:r>
-        <w:rPr>
-          <w:rFonts w:cs="Times New Roman" w:ascii="Times New Roman" w:hAnsi="Times New Roman"/>
-          <w:b/>
-          <w:bCs/>
-          <w:sz w:val="28"/>
-          <w:szCs w:val="28"/>
-        </w:rPr>
-        <w:t>В языке С тип данных «</w:t>
-      </w:r>
-      <w:r>
-        <w:rPr>
-          <w:rFonts w:cs="Times New Roman" w:ascii="Times New Roman" w:hAnsi="Times New Roman"/>
-          <w:b/>
-          <w:bCs/>
-          <w:sz w:val="28"/>
-          <w:szCs w:val="28"/>
-          <w:lang w:val="en-US"/>
-        </w:rPr>
-        <w:t>integer</w:t>
-      </w:r>
-      <w:r>
-        <w:rPr>
-          <w:rFonts w:cs="Times New Roman" w:ascii="Times New Roman" w:hAnsi="Times New Roman"/>
-          <w:b/>
-          <w:bCs/>
-          <w:sz w:val="28"/>
-          <w:szCs w:val="28"/>
-        </w:rPr>
-        <w:t>» (</w:t>
-      </w:r>
-      <w:r>
-        <w:rPr>
-          <w:rFonts w:cs="Times New Roman" w:ascii="Times New Roman" w:hAnsi="Times New Roman"/>
-          <w:b/>
-          <w:bCs/>
-          <w:sz w:val="28"/>
-          <w:szCs w:val="28"/>
-          <w:lang w:val="en-US"/>
-        </w:rPr>
-        <w:t>int</w:t>
-      </w:r>
-      <w:r>
-        <w:rPr>
-          <w:rFonts w:cs="Times New Roman" w:ascii="Times New Roman" w:hAnsi="Times New Roman"/>
-          <w:b/>
-          <w:bCs/>
-          <w:sz w:val="28"/>
-          <w:szCs w:val="28"/>
-        </w:rPr>
-        <w:t xml:space="preserve">) является 16-,32-, или 64-битным в зависимости от архитектуры компьютера и используемого компилятора. Диапазон значений для </w:t>
-      </w:r>
-      <w:r>
-        <w:rPr>
-          <w:rFonts w:cs="Times New Roman" w:ascii="Times New Roman" w:hAnsi="Times New Roman"/>
-          <w:b/>
-          <w:bCs/>
-          <w:sz w:val="28"/>
-          <w:szCs w:val="28"/>
-          <w:lang w:val="en-US"/>
-        </w:rPr>
-        <w:t>int</w:t>
-      </w:r>
-      <w:r>
-        <w:rPr>
-          <w:rFonts w:cs="Times New Roman" w:ascii="Times New Roman" w:hAnsi="Times New Roman"/>
-          <w:b/>
-          <w:bCs/>
-          <w:sz w:val="28"/>
-          <w:szCs w:val="28"/>
-        </w:rPr>
-        <w:t xml:space="preserve"> обычно составляет от -</w:t>
-      </w:r>
-      <w:r>
-        <w:rPr>
-          <w:rFonts w:cs="Times New Roman" w:ascii="Times New Roman" w:hAnsi="Times New Roman"/>
-          <w:b/>
-          <w:bCs/>
-          <w:sz w:val="28"/>
-          <w:szCs w:val="28"/>
-        </w:rPr>
-        <w:t>(2</w:t>
-      </w:r>
-      <w:r>
-        <w:rPr>
-          <w:rFonts w:cs="Times New Roman" w:ascii="Times New Roman" w:hAnsi="Times New Roman"/>
-          <w:b/>
-          <w:bCs/>
-          <w:sz w:val="28"/>
-          <w:szCs w:val="28"/>
-          <w:vertAlign w:val="superscript"/>
-        </w:rPr>
-        <w:t>15</w:t>
-      </w:r>
-      <w:r>
-        <w:rPr>
-          <w:rFonts w:cs="Times New Roman" w:ascii="Times New Roman" w:hAnsi="Times New Roman"/>
-          <w:b/>
-          <w:bCs/>
-          <w:sz w:val="28"/>
-          <w:szCs w:val="28"/>
-        </w:rPr>
-        <w:t>)</w:t>
-      </w:r>
-      <w:r>
-        <w:rPr>
-          <w:rFonts w:cs="Times New Roman" w:ascii="Times New Roman" w:hAnsi="Times New Roman"/>
-          <w:b/>
-          <w:bCs/>
-          <w:sz w:val="28"/>
-          <w:szCs w:val="28"/>
-        </w:rPr>
-        <w:t xml:space="preserve"> до </w:t>
-      </w:r>
-      <w:r>
-        <w:rPr>
-          <w:rFonts w:cs="Times New Roman" w:ascii="Times New Roman" w:hAnsi="Times New Roman"/>
-          <w:b/>
-          <w:bCs/>
-          <w:sz w:val="28"/>
-          <w:szCs w:val="28"/>
-        </w:rPr>
-        <w:t>2</w:t>
-      </w:r>
-      <w:r>
-        <w:rPr>
-          <w:rFonts w:cs="Times New Roman" w:ascii="Times New Roman" w:hAnsi="Times New Roman"/>
-          <w:b/>
-          <w:bCs/>
-          <w:sz w:val="28"/>
-          <w:szCs w:val="28"/>
-          <w:vertAlign w:val="superscript"/>
-        </w:rPr>
-        <w:t>15</w:t>
-      </w:r>
-      <w:r>
-        <w:rPr>
-          <w:rFonts w:cs="Times New Roman" w:ascii="Times New Roman" w:hAnsi="Times New Roman"/>
-          <w:b/>
-          <w:bCs/>
-          <w:sz w:val="28"/>
-          <w:szCs w:val="28"/>
-        </w:rPr>
-        <w:t xml:space="preserve">-1 </w:t>
-      </w:r>
-      <w:r>
-        <w:rPr>
-          <w:rFonts w:cs="Times New Roman" w:ascii="Times New Roman" w:hAnsi="Times New Roman"/>
-          <w:b/>
-          <w:bCs/>
-          <w:sz w:val="28"/>
-          <w:szCs w:val="28"/>
-        </w:rPr>
-        <w:t>для 16-битных систем, от -</w:t>
-      </w:r>
-      <w:r>
-        <w:rPr>
-          <w:rFonts w:cs="Times New Roman" w:ascii="Times New Roman" w:hAnsi="Times New Roman"/>
-          <w:b/>
-          <w:bCs/>
-          <w:sz w:val="28"/>
-          <w:szCs w:val="28"/>
-        </w:rPr>
-        <w:t>(</w:t>
-      </w:r>
-      <w:r>
-        <w:rPr>
-          <w:rFonts w:cs="Times New Roman" w:ascii="Times New Roman" w:hAnsi="Times New Roman"/>
-          <w:b/>
-          <w:bCs/>
-          <w:sz w:val="28"/>
-          <w:szCs w:val="28"/>
-        </w:rPr>
-        <w:t>2</w:t>
-      </w:r>
-      <w:r>
-        <w:rPr>
-          <w:rFonts w:cs="Times New Roman" w:ascii="Times New Roman" w:hAnsi="Times New Roman"/>
-          <w:b/>
-          <w:bCs/>
-          <w:sz w:val="28"/>
-          <w:szCs w:val="28"/>
-          <w:vertAlign w:val="superscript"/>
-        </w:rPr>
-        <w:t>31</w:t>
-      </w:r>
-      <w:r>
-        <w:rPr>
-          <w:rFonts w:cs="Times New Roman" w:ascii="Times New Roman" w:hAnsi="Times New Roman"/>
-          <w:b/>
-          <w:bCs/>
-          <w:position w:val="0"/>
-          <w:sz w:val="28"/>
-          <w:sz w:val="28"/>
-          <w:szCs w:val="28"/>
-          <w:vertAlign w:val="baseline"/>
-        </w:rPr>
-        <w:t>)</w:t>
-      </w:r>
-      <w:r>
-        <w:rPr>
-          <w:rFonts w:cs="Times New Roman" w:ascii="Times New Roman" w:hAnsi="Times New Roman"/>
-          <w:b/>
-          <w:bCs/>
-          <w:sz w:val="28"/>
-          <w:szCs w:val="28"/>
-        </w:rPr>
-        <w:t xml:space="preserve"> до 2</w:t>
-      </w:r>
-      <w:r>
-        <w:rPr>
-          <w:rFonts w:cs="Times New Roman" w:ascii="Times New Roman" w:hAnsi="Times New Roman"/>
-          <w:b/>
-          <w:bCs/>
-          <w:sz w:val="28"/>
-          <w:szCs w:val="28"/>
-          <w:vertAlign w:val="superscript"/>
-        </w:rPr>
-        <w:t>31</w:t>
-      </w:r>
-      <w:r>
-        <w:rPr>
-          <w:rFonts w:cs="Times New Roman" w:ascii="Times New Roman" w:hAnsi="Times New Roman"/>
-          <w:b/>
-          <w:bCs/>
-          <w:position w:val="0"/>
-          <w:sz w:val="28"/>
-          <w:sz w:val="28"/>
-          <w:szCs w:val="28"/>
-          <w:vertAlign w:val="baseline"/>
-        </w:rPr>
-        <w:t>-1</w:t>
-      </w:r>
-      <w:r>
-        <w:rPr>
-          <w:rFonts w:cs="Times New Roman" w:ascii="Times New Roman" w:hAnsi="Times New Roman"/>
-          <w:b/>
-          <w:bCs/>
-          <w:sz w:val="28"/>
-          <w:szCs w:val="28"/>
-        </w:rPr>
-        <w:t xml:space="preserve"> для 32-битных систем, и от -</w:t>
-      </w:r>
-      <w:r>
-        <w:rPr>
-          <w:rFonts w:cs="Times New Roman" w:ascii="Times New Roman" w:hAnsi="Times New Roman"/>
-          <w:b/>
-          <w:bCs/>
-          <w:sz w:val="28"/>
-          <w:szCs w:val="28"/>
-        </w:rPr>
-        <w:t>(</w:t>
-      </w:r>
-      <w:r>
-        <w:rPr>
-          <w:rFonts w:cs="Times New Roman" w:ascii="Times New Roman" w:hAnsi="Times New Roman"/>
-          <w:b/>
-          <w:bCs/>
-          <w:sz w:val="28"/>
-          <w:szCs w:val="28"/>
-        </w:rPr>
-        <w:t>2</w:t>
+        <w:t xml:space="preserve"> для 32-битных систем, и от -(2</w:t>
       </w:r>
       <w:r>
         <w:rPr>
@@ -14427,27 +14623,7 @@
           <w:sz w:val="28"/>
           <w:szCs w:val="28"/>
         </w:rPr>
-        <w:t>. В языке С для операци</w:t>
-      </w:r>
-      <w:r>
-        <w:rPr>
-          <w:rFonts w:cs="Times New Roman" w:ascii="Times New Roman" w:hAnsi="Times New Roman"/>
-          <w:b/>
-          <w:bCs/>
-          <w:sz w:val="28"/>
-          <w:szCs w:val="28"/>
-        </w:rPr>
-        <w:t>и</w:t>
-      </w:r>
-      <w:r>
-        <w:rPr>
-          <w:rFonts w:cs="Times New Roman" w:ascii="Times New Roman" w:hAnsi="Times New Roman"/>
-          <w:b/>
-          <w:bCs/>
-          <w:sz w:val="28"/>
-          <w:szCs w:val="28"/>
-        </w:rPr>
-        <w:t xml:space="preserve"> ввода/вывода используются функции </w:t>
+        <w:t xml:space="preserve">. В языке С для операции ввода/вывода используются функции </w:t>
       </w:r>
       <w:r>
         <w:rPr>
@@ -14458,29 +14634,7 @@
           <w:szCs w:val="28"/>
           <w:lang w:val="en-US"/>
         </w:rPr>
-        <w:t>sca</w:t>
-      </w:r>
-      <w:r>
-        <w:rPr>
-          <w:rFonts w:cs="Times New Roman" w:ascii="Times New Roman" w:hAnsi="Times New Roman"/>
-          <w:b/>
-          <w:bCs/>
-          <w:sz w:val="28"/>
-          <w:szCs w:val="28"/>
-          <w:lang w:val="en-US"/>
-        </w:rPr>
-        <w:t>n</w:t>
-      </w:r>
-      <w:r>
-        <w:rPr>
-          <w:rFonts w:cs="Times New Roman" w:ascii="Times New Roman" w:hAnsi="Times New Roman"/>
-          <w:b/>
-          <w:bCs/>
-          <w:sz w:val="28"/>
-          <w:szCs w:val="28"/>
-          <w:lang w:val="en-US"/>
-        </w:rPr>
-        <w:t>f</w:t>
+        <w:t>scanf</w:t>
       </w:r>
       <w:r>
         <w:rPr>
@@ -14670,7 +14824,27 @@
           <w:sz w:val="28"/>
           <w:szCs w:val="28"/>
         </w:rPr>
-        <w:t>”, в то время как в С обычно используется функции “</w:t>
+        <w:t>”, в то время как в С обычно использу</w:t>
+      </w:r>
+      <w:r>
+        <w:rPr>
+          <w:rFonts w:cs="Times New Roman" w:ascii="Times New Roman" w:hAnsi="Times New Roman"/>
+          <w:b/>
+          <w:bCs/>
+          <w:sz w:val="28"/>
+          <w:szCs w:val="28"/>
+        </w:rPr>
+        <w:t>ю</w:t>
+      </w:r>
+      <w:r>
+        <w:rPr>
+          <w:rFonts w:cs="Times New Roman" w:ascii="Times New Roman" w:hAnsi="Times New Roman"/>
+          <w:b/>
+          <w:bCs/>
+          <w:sz w:val="28"/>
+          <w:szCs w:val="28"/>
+        </w:rPr>
+        <w:t>тся функции “</w:t>
       </w:r>
       <w:r>
         <w:rPr>
@@ -16360,59 +16534,17 @@
           <w:szCs w:val="28"/>
           <w:lang w:val="en-US"/>
         </w:rPr>
-        <w:t>sca</w:t>
-      </w:r>
-      <w:r>
-        <w:rPr>
-          <w:rFonts w:cs="Times New Roman" w:ascii="Times New Roman" w:hAnsi="Times New Roman"/>
-          <w:b/>
-          <w:bCs/>
-          <w:sz w:val="28"/>
-          <w:szCs w:val="28"/>
-          <w:lang w:val="en-US"/>
-        </w:rPr>
-        <w:t>n</w:t>
-      </w:r>
-      <w:r>
-        <w:rPr>
-          <w:rFonts w:cs="Times New Roman" w:ascii="Times New Roman" w:hAnsi="Times New Roman"/>
-          <w:b/>
-          <w:bCs/>
-          <w:sz w:val="28"/>
-          <w:szCs w:val="28"/>
-          <w:lang w:val="en-US"/>
-        </w:rPr>
-        <w:t>f</w:t>
-      </w:r>
-      <w:r>
-        <w:rPr>
-          <w:rFonts w:cs="Times New Roman" w:ascii="Times New Roman" w:hAnsi="Times New Roman"/>
-          <w:b/>
-          <w:bCs/>
-          <w:sz w:val="28"/>
-          <w:szCs w:val="28"/>
-        </w:rPr>
-        <w:t>”.  В языке C данные типа перечисление также хранятся в памяти как целочисленные значения, которы</w:t>
-      </w:r>
-      <w:r>
-        <w:rPr>
-          <w:rFonts w:cs="Times New Roman" w:ascii="Times New Roman" w:hAnsi="Times New Roman"/>
-          <w:b/>
-          <w:bCs/>
-          <w:sz w:val="28"/>
-          <w:szCs w:val="28"/>
-        </w:rPr>
-        <w:t>е</w:t>
-      </w:r>
-      <w:r>
-        <w:rPr>
-          <w:rFonts w:cs="Times New Roman" w:ascii="Times New Roman" w:hAnsi="Times New Roman"/>
-          <w:b/>
-          <w:bCs/>
-          <w:sz w:val="28"/>
-          <w:szCs w:val="28"/>
-        </w:rPr>
-        <w:t xml:space="preserve"> соответствуют порядковым номерам перечисленных элементов. Однако, в отличие от Pascal, в C нет гарантии, что каждый элемент будет иметь уникальное целое значение, поэтому в программах на C часто используются константные выражения для инициализации элементов перечисления соответствующими значениями.</w:t>
+        <w:t>scanf</w:t>
+      </w:r>
+      <w:r>
+        <w:rPr>
+          <w:rFonts w:cs="Times New Roman" w:ascii="Times New Roman" w:hAnsi="Times New Roman"/>
+          <w:b/>
+          <w:bCs/>
+          <w:sz w:val="28"/>
+          <w:szCs w:val="28"/>
+        </w:rPr>
+        <w:t>”.  В языке C данные типа перечисление также хранятся в памяти как целочисленные значения, которые соответствуют порядковым номерам перечисленных элементов. Однако, в отличие от Pascal, в C нет гарантии, что каждый элемент будет иметь уникальное целое значение, поэтому в программах на C часто используются константные выражения для инициализации элементов перечисления соответствующими значениями.</w:t>
       </w:r>
     </w:p>
     <w:p>
@@ -16797,18 +16929,7 @@
           <w:szCs w:val="28"/>
           <w:lang w:val="en-US"/>
         </w:rPr>
-        <w:t>-1</w:t>
-      </w:r>
-      <w:r>
-        <w:rPr>
-          <w:rFonts w:cs="Times New Roman" w:ascii="Times New Roman" w:hAnsi="Times New Roman"/>
-          <w:b/>
-          <w:bCs/>
-          <w:sz w:val="28"/>
-          <w:szCs w:val="28"/>
-          <w:lang w:val="en-US"/>
-        </w:rPr>
-        <w:t xml:space="preserve">] – </w:t>
+        <w:t xml:space="preserve">-1] – </w:t>
       </w:r>
       <w:r>
         <w:rPr>
@@ -17899,7 +18020,17 @@
           <w:szCs w:val="28"/>
           <w:lang w:val="en-US"/>
         </w:rPr>
-        <w:t>sca</w:t>
+        <w:t>scanf</w:t>
+      </w:r>
+      <w:r>
+        <w:rPr>
+          <w:rFonts w:cs="Times New Roman" w:ascii="Times New Roman" w:hAnsi="Times New Roman"/>
+          <w:b/>
+          <w:bCs/>
+          <w:sz w:val="28"/>
+          <w:szCs w:val="28"/>
+        </w:rPr>
+        <w:t>” для ввода значений и функция “</w:t>
       </w:r>
       <w:r>
         <w:rPr>
@@ -17910,81 +18041,7 @@
           <w:szCs w:val="28"/>
           <w:lang w:val="en-US"/>
         </w:rPr>
-        <w:t>n</w:t>
-      </w:r>
-      <w:r>
-        <w:rPr>
-          <w:rFonts w:cs="Times New Roman" w:ascii="Times New Roman" w:hAnsi="Times New Roman"/>
-          <w:b/>
-          <w:bCs/>
-          <w:sz w:val="28"/>
-          <w:szCs w:val="28"/>
-          <w:lang w:val="en-US"/>
-        </w:rPr>
-        <w:t>f</w:t>
-      </w:r>
-      <w:r>
-        <w:rPr>
-          <w:rFonts w:cs="Times New Roman" w:ascii="Times New Roman" w:hAnsi="Times New Roman"/>
-          <w:b/>
-          <w:bCs/>
-          <w:sz w:val="28"/>
-          <w:szCs w:val="28"/>
-        </w:rPr>
-        <w:t>” для ввода значен</w:t>
-      </w:r>
-      <w:r>
-        <w:rPr>
-          <w:rFonts w:cs="Times New Roman" w:ascii="Times New Roman" w:hAnsi="Times New Roman"/>
-          <w:b/>
-          <w:bCs/>
-          <w:sz w:val="28"/>
-          <w:szCs w:val="28"/>
-        </w:rPr>
-        <w:t>и</w:t>
-      </w:r>
-      <w:r>
-        <w:rPr>
-          <w:rFonts w:cs="Times New Roman" w:ascii="Times New Roman" w:hAnsi="Times New Roman"/>
-          <w:b/>
-          <w:bCs/>
-          <w:sz w:val="28"/>
-          <w:szCs w:val="28"/>
-        </w:rPr>
-        <w:t>й и функция “</w:t>
-      </w:r>
-      <w:r>
-        <w:rPr>
-          <w:rFonts w:cs="Times New Roman" w:ascii="Times New Roman" w:hAnsi="Times New Roman"/>
-          <w:b/>
-          <w:bCs/>
-          <w:sz w:val="28"/>
-          <w:szCs w:val="28"/>
-          <w:lang w:val="en-US"/>
-        </w:rPr>
-        <w:t>prin</w:t>
-      </w:r>
-      <w:r>
-        <w:rPr>
-          <w:rFonts w:cs="Times New Roman" w:ascii="Times New Roman" w:hAnsi="Times New Roman"/>
-          <w:b/>
-          <w:bCs/>
-          <w:sz w:val="28"/>
-          <w:szCs w:val="28"/>
-          <w:lang w:val="en-US"/>
-        </w:rPr>
-        <w:t>t</w:t>
-      </w:r>
-      <w:r>
-        <w:rPr>
-          <w:rFonts w:cs="Times New Roman" w:ascii="Times New Roman" w:hAnsi="Times New Roman"/>
-          <w:b/>
-          <w:bCs/>
-          <w:sz w:val="28"/>
-          <w:szCs w:val="28"/>
-          <w:lang w:val="en-US"/>
-        </w:rPr>
-        <w:t>f</w:t>
+        <w:t>printf</w:t>
       </w:r>
       <w:r>
         <w:rPr>
@@ -18141,27 +18198,7 @@
           <w:sz w:val="28"/>
           <w:szCs w:val="28"/>
         </w:rPr>
-        <w:t>: для типа данных «смесь» используется объединение, которое позволяет хранить различные тип</w:t>
-      </w:r>
-      <w:r>
-        <w:rPr>
-          <w:rFonts w:cs="Times New Roman" w:ascii="Times New Roman" w:hAnsi="Times New Roman"/>
-          <w:b/>
-          <w:bCs/>
-          <w:sz w:val="28"/>
-          <w:szCs w:val="28"/>
-        </w:rPr>
-        <w:t>ы</w:t>
-      </w:r>
-      <w:r>
-        <w:rPr>
-          <w:rFonts w:cs="Times New Roman" w:ascii="Times New Roman" w:hAnsi="Times New Roman"/>
-          <w:b/>
-          <w:bCs/>
-          <w:sz w:val="28"/>
-          <w:szCs w:val="28"/>
-        </w:rPr>
-        <w:t xml:space="preserve"> данных в одной общей области памяти. Доступ к значениям осуществляется по именам полей или путем явного приведения типа.</w:t>
+        <w:t>: для типа данных «смесь» используется объединение, которое позволяет хранить различные типы данных в одной общей области памяти. Доступ к значениям осуществляется по именам полей или путем явного приведения типа.</w:t>
         <w:br/>
         <w:br/>
       </w:r>
@@ -18630,29 +18667,7 @@
           <w:szCs w:val="28"/>
           <w:lang w:val="en-US"/>
         </w:rPr>
-        <w:t>f</w:t>
-      </w:r>
-      <w:r>
-        <w:rPr>
-          <w:rFonts w:cs="Times New Roman" w:ascii="Times New Roman" w:hAnsi="Times New Roman"/>
-          <w:b/>
-          <w:bCs/>
-          <w:sz w:val="28"/>
-          <w:szCs w:val="28"/>
-          <w:lang w:val="en-US"/>
-        </w:rPr>
-        <w:t>c</w:t>
-      </w:r>
-      <w:r>
-        <w:rPr>
-          <w:rFonts w:cs="Times New Roman" w:ascii="Times New Roman" w:hAnsi="Times New Roman"/>
-          <w:b/>
-          <w:bCs/>
-          <w:sz w:val="28"/>
-          <w:szCs w:val="28"/>
-          <w:lang w:val="en-US"/>
-        </w:rPr>
-        <w:t>lose</w:t>
+        <w:t>fclose</w:t>
       </w:r>
       <w:r>
         <w:rPr>
@@ -18713,17 +18728,7 @@
           <w:sz w:val="28"/>
           <w:szCs w:val="28"/>
         </w:rPr>
-        <w:t>: для представления значений в памяти в С также используются переменные</w:t>
-      </w:r>
-      <w:r>
-        <w:rPr>
-          <w:rFonts w:cs="Times New Roman" w:ascii="Times New Roman" w:hAnsi="Times New Roman"/>
-          <w:b/>
-          <w:bCs/>
-          <w:sz w:val="28"/>
-          <w:szCs w:val="28"/>
-        </w:rPr>
-        <w:t>, указатели, массивы и структуры данных, которые могут быть записаны в файл с помощью функций для ввода, вывода.</w:t>
+        <w:t>: для представления значений в памяти в С также используются переменные, указатели, массивы и структуры данных, которые могут быть записаны в файл с помощью функций для ввода, вывода.</w:t>
       </w:r>
     </w:p>
     <w:p>
@@ -20090,6 +20095,7 @@
     <w:qFormat/>
     <w:pPr>
       <w:widowControl/>
+      <w:suppressAutoHyphens w:val="true"/>
       <w:bidi w:val="0"/>
       <w:spacing w:lineRule="auto" w:line="259" w:before="0" w:after="160"/>
       <w:jc w:val="left"/>
